--- a/docs/27_안전점검_사고보고서.docx
+++ b/docs/27_안전점검_사고보고서.docx
@@ -11,7 +11,7 @@
         <w:rPr>
           <w:b w:val="0"/>
         </w:rPr>
-        <w:t>(교회명) 교회학교·청년부 행사 안전 관리 및 사고 보고 서식</w:t>
+        <w:t>(교회명) (부서명) 행사 안전 점검표 및 사고 보고서</w:t>
       </w:r>
     </w:p>
     <w:p>
@@ -22,15 +22,84 @@
         <w:rPr>
           <w:b w:val="0"/>
         </w:rPr>
-        <w:t>0. 성경적 근거</w:t>
+        <w:t>개요</w:t>
       </w:r>
     </w:p>
     <w:p>
+      <w:pPr>
+        <w:pStyle w:val="ListBullet"/>
+      </w:pPr>
       <w:r>
         <w:rPr>
           <w:b w:val="0"/>
         </w:rPr>
-        <w:t>시편 121:7-8</w:t>
+        <w:t>주제 : ________</w:t>
+      </w:r>
+    </w:p>
+    <w:p>
+      <w:pPr>
+        <w:pStyle w:val="ListBullet"/>
+      </w:pPr>
+      <w:r>
+        <w:rPr>
+          <w:b w:val="0"/>
+        </w:rPr>
+        <w:t>주제 말씀 : ________</w:t>
+      </w:r>
+    </w:p>
+    <w:p>
+      <w:pPr>
+        <w:pStyle w:val="ListBullet"/>
+      </w:pPr>
+      <w:r>
+        <w:rPr>
+          <w:b w:val="0"/>
+        </w:rPr>
+        <w:t>목적 : 행사 전 안전 점검 및 사고 발생 시 조치·기록</w:t>
+      </w:r>
+    </w:p>
+    <w:p>
+      <w:pPr>
+        <w:pStyle w:val="ListBullet"/>
+      </w:pPr>
+      <w:r>
+        <w:rPr>
+          <w:b w:val="0"/>
+        </w:rPr>
+        <w:t>장소 : ________</w:t>
+      </w:r>
+    </w:p>
+    <w:p>
+      <w:pPr>
+        <w:pStyle w:val="ListBullet"/>
+      </w:pPr>
+      <w:r>
+        <w:rPr>
+          <w:b w:val="0"/>
+        </w:rPr>
+        <w:t>일시 : ________</w:t>
+      </w:r>
+    </w:p>
+    <w:p>
+      <w:pPr>
+        <w:pStyle w:val="ListBullet"/>
+      </w:pPr>
+      <w:r>
+        <w:rPr>
+          <w:b w:val="0"/>
+        </w:rPr>
+        <w:t>담당 : ________</w:t>
+      </w:r>
+    </w:p>
+    <w:p>
+      <w:pPr>
+        <w:pStyle w:val="ListBullet"/>
+      </w:pPr>
+      <w:r>
+        <w:rPr>
+          <w:b w:val="0"/>
+        </w:rPr>
+        <w:t>대상 : (예상 인원 ________명: 학생 ________, 교사 ________)</w:t>
       </w:r>
     </w:p>
     <w:p>
@@ -41,7 +110,1302 @@
         <w:rPr>
           <w:b w:val="0"/>
         </w:rPr>
-        <w:t>1. 행사 개요</w:t>
+        <w:t>행사 전 안전 점검표</w:t>
+      </w:r>
+    </w:p>
+    <w:p>
+      <w:r>
+        <w:rPr>
+          <w:b w:val="0"/>
+        </w:rPr>
+        <w:t>점검일 : ________ / 점검자 : ________</w:t>
+      </w:r>
+    </w:p>
+    <w:p>
+      <w:r>
+        <w:rPr>
+          <w:b w:val="0"/>
+        </w:rPr>
+        <w:t>점검 결과는 해당 칸에 표시하고, 보완 사항은 행사 시작 전에 다시 확인합니다.</w:t>
+      </w:r>
+    </w:p>
+    <w:tbl>
+      <w:tblPr>
+        <w:tblStyle w:val="TableGrid"/>
+        <w:tblW w:type="auto" w:w="0"/>
+        <w:tblLook w:firstColumn="1" w:firstRow="1" w:lastColumn="0" w:lastRow="0" w:noHBand="0" w:noVBand="1" w:val="04A0"/>
+      </w:tblPr>
+      <w:tblGrid>
+        <w:gridCol w:w="1440"/>
+        <w:gridCol w:w="1440"/>
+        <w:gridCol w:w="1440"/>
+        <w:gridCol w:w="1440"/>
+        <w:gridCol w:w="1440"/>
+        <w:gridCol w:w="1440"/>
+      </w:tblGrid>
+      <w:tr>
+        <w:tc>
+          <w:tcPr>
+            <w:tcW w:type="dxa" w:w="1440"/>
+          </w:tcPr>
+          <w:p>
+            <w:r>
+              <w:rPr>
+                <w:b/>
+              </w:rPr>
+              <w:t>구분</w:t>
+            </w:r>
+          </w:p>
+        </w:tc>
+        <w:tc>
+          <w:tcPr>
+            <w:tcW w:type="dxa" w:w="1440"/>
+          </w:tcPr>
+          <w:p>
+            <w:r>
+              <w:rPr>
+                <w:b/>
+              </w:rPr>
+              <w:t>점검 사항</w:t>
+            </w:r>
+          </w:p>
+        </w:tc>
+        <w:tc>
+          <w:tcPr>
+            <w:tcW w:type="dxa" w:w="1440"/>
+          </w:tcPr>
+          <w:p>
+            <w:r>
+              <w:rPr>
+                <w:b/>
+              </w:rPr>
+              <w:t>양호</w:t>
+            </w:r>
+          </w:p>
+        </w:tc>
+        <w:tc>
+          <w:tcPr>
+            <w:tcW w:type="dxa" w:w="1440"/>
+          </w:tcPr>
+          <w:p>
+            <w:r>
+              <w:rPr>
+                <w:b/>
+              </w:rPr>
+              <w:t>보완 필요</w:t>
+            </w:r>
+          </w:p>
+        </w:tc>
+        <w:tc>
+          <w:tcPr>
+            <w:tcW w:type="dxa" w:w="1440"/>
+          </w:tcPr>
+          <w:p>
+            <w:r>
+              <w:rPr>
+                <w:b/>
+              </w:rPr>
+              <w:t>해당 없음</w:t>
+            </w:r>
+          </w:p>
+        </w:tc>
+        <w:tc>
+          <w:tcPr>
+            <w:tcW w:type="dxa" w:w="1440"/>
+          </w:tcPr>
+          <w:p>
+            <w:r>
+              <w:rPr>
+                <w:b/>
+              </w:rPr>
+              <w:t>보완 내용·담당</w:t>
+            </w:r>
+          </w:p>
+        </w:tc>
+      </w:tr>
+      <w:tr>
+        <w:tc>
+          <w:tcPr>
+            <w:tcW w:type="dxa" w:w="1440"/>
+          </w:tcPr>
+          <w:p>
+            <w:r>
+              <w:rPr>
+                <w:b w:val="0"/>
+              </w:rPr>
+              <w:t>시설</w:t>
+            </w:r>
+          </w:p>
+        </w:tc>
+        <w:tc>
+          <w:tcPr>
+            <w:tcW w:type="dxa" w:w="1440"/>
+          </w:tcPr>
+          <w:p>
+            <w:r>
+              <w:rPr>
+                <w:b w:val="0"/>
+              </w:rPr>
+              <w:t>출입구·비상구와 대피 통로가 확보되어 있다.</w:t>
+            </w:r>
+          </w:p>
+        </w:tc>
+        <w:tc>
+          <w:tcPr>
+            <w:tcW w:type="dxa" w:w="1440"/>
+          </w:tcPr>
+          <w:p>
+            <w:r>
+              <w:rPr>
+                <w:b w:val="0"/>
+              </w:rPr>
+              <w:t>□</w:t>
+            </w:r>
+          </w:p>
+        </w:tc>
+        <w:tc>
+          <w:tcPr>
+            <w:tcW w:type="dxa" w:w="1440"/>
+          </w:tcPr>
+          <w:p>
+            <w:r>
+              <w:rPr>
+                <w:b w:val="0"/>
+              </w:rPr>
+              <w:t>□</w:t>
+            </w:r>
+          </w:p>
+        </w:tc>
+        <w:tc>
+          <w:tcPr>
+            <w:tcW w:type="dxa" w:w="1440"/>
+          </w:tcPr>
+          <w:p>
+            <w:r>
+              <w:rPr>
+                <w:b w:val="0"/>
+              </w:rPr>
+              <w:t>□</w:t>
+            </w:r>
+          </w:p>
+        </w:tc>
+        <w:tc>
+          <w:tcPr>
+            <w:tcW w:type="dxa" w:w="1440"/>
+          </w:tcPr>
+          <w:p>
+            <w:r>
+              <w:rPr>
+                <w:b w:val="0"/>
+              </w:rPr>
+              <w:t>________</w:t>
+            </w:r>
+          </w:p>
+        </w:tc>
+      </w:tr>
+      <w:tr>
+        <w:tc>
+          <w:tcPr>
+            <w:tcW w:type="dxa" w:w="1440"/>
+          </w:tcPr>
+          <w:p>
+            <w:r>
+              <w:rPr>
+                <w:b w:val="0"/>
+              </w:rPr>
+              <w:t>시설</w:t>
+            </w:r>
+          </w:p>
+        </w:tc>
+        <w:tc>
+          <w:tcPr>
+            <w:tcW w:type="dxa" w:w="1440"/>
+          </w:tcPr>
+          <w:p>
+            <w:r>
+              <w:rPr>
+                <w:b w:val="0"/>
+              </w:rPr>
+              <w:t>소화기 위치와 사용 방법을 확인했다.</w:t>
+            </w:r>
+          </w:p>
+        </w:tc>
+        <w:tc>
+          <w:tcPr>
+            <w:tcW w:type="dxa" w:w="1440"/>
+          </w:tcPr>
+          <w:p>
+            <w:r>
+              <w:rPr>
+                <w:b w:val="0"/>
+              </w:rPr>
+              <w:t>□</w:t>
+            </w:r>
+          </w:p>
+        </w:tc>
+        <w:tc>
+          <w:tcPr>
+            <w:tcW w:type="dxa" w:w="1440"/>
+          </w:tcPr>
+          <w:p>
+            <w:r>
+              <w:rPr>
+                <w:b w:val="0"/>
+              </w:rPr>
+              <w:t>□</w:t>
+            </w:r>
+          </w:p>
+        </w:tc>
+        <w:tc>
+          <w:tcPr>
+            <w:tcW w:type="dxa" w:w="1440"/>
+          </w:tcPr>
+          <w:p>
+            <w:r>
+              <w:rPr>
+                <w:b w:val="0"/>
+              </w:rPr>
+              <w:t>□</w:t>
+            </w:r>
+          </w:p>
+        </w:tc>
+        <w:tc>
+          <w:tcPr>
+            <w:tcW w:type="dxa" w:w="1440"/>
+          </w:tcPr>
+          <w:p>
+            <w:r>
+              <w:rPr>
+                <w:b w:val="0"/>
+              </w:rPr>
+              <w:t>________</w:t>
+            </w:r>
+          </w:p>
+        </w:tc>
+      </w:tr>
+      <w:tr>
+        <w:tc>
+          <w:tcPr>
+            <w:tcW w:type="dxa" w:w="1440"/>
+          </w:tcPr>
+          <w:p>
+            <w:r>
+              <w:rPr>
+                <w:b w:val="0"/>
+              </w:rPr>
+              <w:t>시설</w:t>
+            </w:r>
+          </w:p>
+        </w:tc>
+        <w:tc>
+          <w:tcPr>
+            <w:tcW w:type="dxa" w:w="1440"/>
+          </w:tcPr>
+          <w:p>
+            <w:r>
+              <w:rPr>
+                <w:b w:val="0"/>
+              </w:rPr>
+              <w:t>계단·난간·바닥·전선·콘센트의 위험 요소를 확인했다.</w:t>
+            </w:r>
+          </w:p>
+        </w:tc>
+        <w:tc>
+          <w:tcPr>
+            <w:tcW w:type="dxa" w:w="1440"/>
+          </w:tcPr>
+          <w:p>
+            <w:r>
+              <w:rPr>
+                <w:b w:val="0"/>
+              </w:rPr>
+              <w:t>□</w:t>
+            </w:r>
+          </w:p>
+        </w:tc>
+        <w:tc>
+          <w:tcPr>
+            <w:tcW w:type="dxa" w:w="1440"/>
+          </w:tcPr>
+          <w:p>
+            <w:r>
+              <w:rPr>
+                <w:b w:val="0"/>
+              </w:rPr>
+              <w:t>□</w:t>
+            </w:r>
+          </w:p>
+        </w:tc>
+        <w:tc>
+          <w:tcPr>
+            <w:tcW w:type="dxa" w:w="1440"/>
+          </w:tcPr>
+          <w:p>
+            <w:r>
+              <w:rPr>
+                <w:b w:val="0"/>
+              </w:rPr>
+              <w:t>□</w:t>
+            </w:r>
+          </w:p>
+        </w:tc>
+        <w:tc>
+          <w:tcPr>
+            <w:tcW w:type="dxa" w:w="1440"/>
+          </w:tcPr>
+          <w:p>
+            <w:r>
+              <w:rPr>
+                <w:b w:val="0"/>
+              </w:rPr>
+              <w:t>________</w:t>
+            </w:r>
+          </w:p>
+        </w:tc>
+      </w:tr>
+      <w:tr>
+        <w:tc>
+          <w:tcPr>
+            <w:tcW w:type="dxa" w:w="1440"/>
+          </w:tcPr>
+          <w:p>
+            <w:r>
+              <w:rPr>
+                <w:b w:val="0"/>
+              </w:rPr>
+              <w:t>차량</w:t>
+            </w:r>
+          </w:p>
+        </w:tc>
+        <w:tc>
+          <w:tcPr>
+            <w:tcW w:type="dxa" w:w="1440"/>
+          </w:tcPr>
+          <w:p>
+            <w:r>
+              <w:rPr>
+                <w:b w:val="0"/>
+              </w:rPr>
+              <w:t>운전자·차량 상태·운행 경로·차량 보험을 확인했다.</w:t>
+            </w:r>
+          </w:p>
+        </w:tc>
+        <w:tc>
+          <w:tcPr>
+            <w:tcW w:type="dxa" w:w="1440"/>
+          </w:tcPr>
+          <w:p>
+            <w:r>
+              <w:rPr>
+                <w:b w:val="0"/>
+              </w:rPr>
+              <w:t>□</w:t>
+            </w:r>
+          </w:p>
+        </w:tc>
+        <w:tc>
+          <w:tcPr>
+            <w:tcW w:type="dxa" w:w="1440"/>
+          </w:tcPr>
+          <w:p>
+            <w:r>
+              <w:rPr>
+                <w:b w:val="0"/>
+              </w:rPr>
+              <w:t>□</w:t>
+            </w:r>
+          </w:p>
+        </w:tc>
+        <w:tc>
+          <w:tcPr>
+            <w:tcW w:type="dxa" w:w="1440"/>
+          </w:tcPr>
+          <w:p>
+            <w:r>
+              <w:rPr>
+                <w:b w:val="0"/>
+              </w:rPr>
+              <w:t>□</w:t>
+            </w:r>
+          </w:p>
+        </w:tc>
+        <w:tc>
+          <w:tcPr>
+            <w:tcW w:type="dxa" w:w="1440"/>
+          </w:tcPr>
+          <w:p>
+            <w:r>
+              <w:rPr>
+                <w:b w:val="0"/>
+              </w:rPr>
+              <w:t>________</w:t>
+            </w:r>
+          </w:p>
+        </w:tc>
+      </w:tr>
+      <w:tr>
+        <w:tc>
+          <w:tcPr>
+            <w:tcW w:type="dxa" w:w="1440"/>
+          </w:tcPr>
+          <w:p>
+            <w:r>
+              <w:rPr>
+                <w:b w:val="0"/>
+              </w:rPr>
+              <w:t>차량</w:t>
+            </w:r>
+          </w:p>
+        </w:tc>
+        <w:tc>
+          <w:tcPr>
+            <w:tcW w:type="dxa" w:w="1440"/>
+          </w:tcPr>
+          <w:p>
+            <w:r>
+              <w:rPr>
+                <w:b w:val="0"/>
+              </w:rPr>
+              <w:t>탑승 명단·좌석별 안전띠·승하차 인솔 담당을 확인했다.</w:t>
+            </w:r>
+          </w:p>
+        </w:tc>
+        <w:tc>
+          <w:tcPr>
+            <w:tcW w:type="dxa" w:w="1440"/>
+          </w:tcPr>
+          <w:p>
+            <w:r>
+              <w:rPr>
+                <w:b w:val="0"/>
+              </w:rPr>
+              <w:t>□</w:t>
+            </w:r>
+          </w:p>
+        </w:tc>
+        <w:tc>
+          <w:tcPr>
+            <w:tcW w:type="dxa" w:w="1440"/>
+          </w:tcPr>
+          <w:p>
+            <w:r>
+              <w:rPr>
+                <w:b w:val="0"/>
+              </w:rPr>
+              <w:t>□</w:t>
+            </w:r>
+          </w:p>
+        </w:tc>
+        <w:tc>
+          <w:tcPr>
+            <w:tcW w:type="dxa" w:w="1440"/>
+          </w:tcPr>
+          <w:p>
+            <w:r>
+              <w:rPr>
+                <w:b w:val="0"/>
+              </w:rPr>
+              <w:t>□</w:t>
+            </w:r>
+          </w:p>
+        </w:tc>
+        <w:tc>
+          <w:tcPr>
+            <w:tcW w:type="dxa" w:w="1440"/>
+          </w:tcPr>
+          <w:p>
+            <w:r>
+              <w:rPr>
+                <w:b w:val="0"/>
+              </w:rPr>
+              <w:t>________</w:t>
+            </w:r>
+          </w:p>
+        </w:tc>
+      </w:tr>
+      <w:tr>
+        <w:tc>
+          <w:tcPr>
+            <w:tcW w:type="dxa" w:w="1440"/>
+          </w:tcPr>
+          <w:p>
+            <w:r>
+              <w:rPr>
+                <w:b w:val="0"/>
+              </w:rPr>
+              <w:t>식사</w:t>
+            </w:r>
+          </w:p>
+        </w:tc>
+        <w:tc>
+          <w:tcPr>
+            <w:tcW w:type="dxa" w:w="1440"/>
+          </w:tcPr>
+          <w:p>
+            <w:r>
+              <w:rPr>
+                <w:b w:val="0"/>
+              </w:rPr>
+              <w:t>식품 보관·조리 위생·식수 상태를 확인했다.</w:t>
+            </w:r>
+          </w:p>
+        </w:tc>
+        <w:tc>
+          <w:tcPr>
+            <w:tcW w:type="dxa" w:w="1440"/>
+          </w:tcPr>
+          <w:p>
+            <w:r>
+              <w:rPr>
+                <w:b w:val="0"/>
+              </w:rPr>
+              <w:t>□</w:t>
+            </w:r>
+          </w:p>
+        </w:tc>
+        <w:tc>
+          <w:tcPr>
+            <w:tcW w:type="dxa" w:w="1440"/>
+          </w:tcPr>
+          <w:p>
+            <w:r>
+              <w:rPr>
+                <w:b w:val="0"/>
+              </w:rPr>
+              <w:t>□</w:t>
+            </w:r>
+          </w:p>
+        </w:tc>
+        <w:tc>
+          <w:tcPr>
+            <w:tcW w:type="dxa" w:w="1440"/>
+          </w:tcPr>
+          <w:p>
+            <w:r>
+              <w:rPr>
+                <w:b w:val="0"/>
+              </w:rPr>
+              <w:t>□</w:t>
+            </w:r>
+          </w:p>
+        </w:tc>
+        <w:tc>
+          <w:tcPr>
+            <w:tcW w:type="dxa" w:w="1440"/>
+          </w:tcPr>
+          <w:p>
+            <w:r>
+              <w:rPr>
+                <w:b w:val="0"/>
+              </w:rPr>
+              <w:t>________</w:t>
+            </w:r>
+          </w:p>
+        </w:tc>
+      </w:tr>
+      <w:tr>
+        <w:tc>
+          <w:tcPr>
+            <w:tcW w:type="dxa" w:w="1440"/>
+          </w:tcPr>
+          <w:p>
+            <w:r>
+              <w:rPr>
+                <w:b w:val="0"/>
+              </w:rPr>
+              <w:t>식사</w:t>
+            </w:r>
+          </w:p>
+        </w:tc>
+        <w:tc>
+          <w:tcPr>
+            <w:tcW w:type="dxa" w:w="1440"/>
+          </w:tcPr>
+          <w:p>
+            <w:r>
+              <w:rPr>
+                <w:b w:val="0"/>
+              </w:rPr>
+              <w:t>음식 알레르기와 식사 주의 사항을 확인해 담당자에게 전달했다.</w:t>
+            </w:r>
+          </w:p>
+        </w:tc>
+        <w:tc>
+          <w:tcPr>
+            <w:tcW w:type="dxa" w:w="1440"/>
+          </w:tcPr>
+          <w:p>
+            <w:r>
+              <w:rPr>
+                <w:b w:val="0"/>
+              </w:rPr>
+              <w:t>□</w:t>
+            </w:r>
+          </w:p>
+        </w:tc>
+        <w:tc>
+          <w:tcPr>
+            <w:tcW w:type="dxa" w:w="1440"/>
+          </w:tcPr>
+          <w:p>
+            <w:r>
+              <w:rPr>
+                <w:b w:val="0"/>
+              </w:rPr>
+              <w:t>□</w:t>
+            </w:r>
+          </w:p>
+        </w:tc>
+        <w:tc>
+          <w:tcPr>
+            <w:tcW w:type="dxa" w:w="1440"/>
+          </w:tcPr>
+          <w:p>
+            <w:r>
+              <w:rPr>
+                <w:b w:val="0"/>
+              </w:rPr>
+              <w:t>□</w:t>
+            </w:r>
+          </w:p>
+        </w:tc>
+        <w:tc>
+          <w:tcPr>
+            <w:tcW w:type="dxa" w:w="1440"/>
+          </w:tcPr>
+          <w:p>
+            <w:r>
+              <w:rPr>
+                <w:b w:val="0"/>
+              </w:rPr>
+              <w:t>________</w:t>
+            </w:r>
+          </w:p>
+        </w:tc>
+      </w:tr>
+      <w:tr>
+        <w:tc>
+          <w:tcPr>
+            <w:tcW w:type="dxa" w:w="1440"/>
+          </w:tcPr>
+          <w:p>
+            <w:r>
+              <w:rPr>
+                <w:b w:val="0"/>
+              </w:rPr>
+              <w:t>응급약</w:t>
+            </w:r>
+          </w:p>
+        </w:tc>
+        <w:tc>
+          <w:tcPr>
+            <w:tcW w:type="dxa" w:w="1440"/>
+          </w:tcPr>
+          <w:p>
+            <w:r>
+              <w:rPr>
+                <w:b w:val="0"/>
+              </w:rPr>
+              <w:t>구급함의 내용물·유효기간·보관 위치를 확인했다.</w:t>
+            </w:r>
+          </w:p>
+        </w:tc>
+        <w:tc>
+          <w:tcPr>
+            <w:tcW w:type="dxa" w:w="1440"/>
+          </w:tcPr>
+          <w:p>
+            <w:r>
+              <w:rPr>
+                <w:b w:val="0"/>
+              </w:rPr>
+              <w:t>□</w:t>
+            </w:r>
+          </w:p>
+        </w:tc>
+        <w:tc>
+          <w:tcPr>
+            <w:tcW w:type="dxa" w:w="1440"/>
+          </w:tcPr>
+          <w:p>
+            <w:r>
+              <w:rPr>
+                <w:b w:val="0"/>
+              </w:rPr>
+              <w:t>□</w:t>
+            </w:r>
+          </w:p>
+        </w:tc>
+        <w:tc>
+          <w:tcPr>
+            <w:tcW w:type="dxa" w:w="1440"/>
+          </w:tcPr>
+          <w:p>
+            <w:r>
+              <w:rPr>
+                <w:b w:val="0"/>
+              </w:rPr>
+              <w:t>□</w:t>
+            </w:r>
+          </w:p>
+        </w:tc>
+        <w:tc>
+          <w:tcPr>
+            <w:tcW w:type="dxa" w:w="1440"/>
+          </w:tcPr>
+          <w:p>
+            <w:r>
+              <w:rPr>
+                <w:b w:val="0"/>
+              </w:rPr>
+              <w:t>________</w:t>
+            </w:r>
+          </w:p>
+        </w:tc>
+      </w:tr>
+      <w:tr>
+        <w:tc>
+          <w:tcPr>
+            <w:tcW w:type="dxa" w:w="1440"/>
+          </w:tcPr>
+          <w:p>
+            <w:r>
+              <w:rPr>
+                <w:b w:val="0"/>
+              </w:rPr>
+              <w:t>응급약</w:t>
+            </w:r>
+          </w:p>
+        </w:tc>
+        <w:tc>
+          <w:tcPr>
+            <w:tcW w:type="dxa" w:w="1440"/>
+          </w:tcPr>
+          <w:p>
+            <w:r>
+              <w:rPr>
+                <w:b w:val="0"/>
+              </w:rPr>
+              <w:t>개인 복용약과 보호자의 복용 안내·동의 여부를 확인했다.</w:t>
+            </w:r>
+          </w:p>
+        </w:tc>
+        <w:tc>
+          <w:tcPr>
+            <w:tcW w:type="dxa" w:w="1440"/>
+          </w:tcPr>
+          <w:p>
+            <w:r>
+              <w:rPr>
+                <w:b w:val="0"/>
+              </w:rPr>
+              <w:t>□</w:t>
+            </w:r>
+          </w:p>
+        </w:tc>
+        <w:tc>
+          <w:tcPr>
+            <w:tcW w:type="dxa" w:w="1440"/>
+          </w:tcPr>
+          <w:p>
+            <w:r>
+              <w:rPr>
+                <w:b w:val="0"/>
+              </w:rPr>
+              <w:t>□</w:t>
+            </w:r>
+          </w:p>
+        </w:tc>
+        <w:tc>
+          <w:tcPr>
+            <w:tcW w:type="dxa" w:w="1440"/>
+          </w:tcPr>
+          <w:p>
+            <w:r>
+              <w:rPr>
+                <w:b w:val="0"/>
+              </w:rPr>
+              <w:t>□</w:t>
+            </w:r>
+          </w:p>
+        </w:tc>
+        <w:tc>
+          <w:tcPr>
+            <w:tcW w:type="dxa" w:w="1440"/>
+          </w:tcPr>
+          <w:p>
+            <w:r>
+              <w:rPr>
+                <w:b w:val="0"/>
+              </w:rPr>
+              <w:t>________</w:t>
+            </w:r>
+          </w:p>
+        </w:tc>
+      </w:tr>
+      <w:tr>
+        <w:tc>
+          <w:tcPr>
+            <w:tcW w:type="dxa" w:w="1440"/>
+          </w:tcPr>
+          <w:p>
+            <w:r>
+              <w:rPr>
+                <w:b w:val="0"/>
+              </w:rPr>
+              <w:t>비상연락</w:t>
+            </w:r>
+          </w:p>
+        </w:tc>
+        <w:tc>
+          <w:tcPr>
+            <w:tcW w:type="dxa" w:w="1440"/>
+          </w:tcPr>
+          <w:p>
+            <w:r>
+              <w:rPr>
+                <w:b w:val="0"/>
+              </w:rPr>
+              <w:t>보호자 연락처와 인솔자 간 비상연락망을 확인했다.</w:t>
+            </w:r>
+          </w:p>
+        </w:tc>
+        <w:tc>
+          <w:tcPr>
+            <w:tcW w:type="dxa" w:w="1440"/>
+          </w:tcPr>
+          <w:p>
+            <w:r>
+              <w:rPr>
+                <w:b w:val="0"/>
+              </w:rPr>
+              <w:t>□</w:t>
+            </w:r>
+          </w:p>
+        </w:tc>
+        <w:tc>
+          <w:tcPr>
+            <w:tcW w:type="dxa" w:w="1440"/>
+          </w:tcPr>
+          <w:p>
+            <w:r>
+              <w:rPr>
+                <w:b w:val="0"/>
+              </w:rPr>
+              <w:t>□</w:t>
+            </w:r>
+          </w:p>
+        </w:tc>
+        <w:tc>
+          <w:tcPr>
+            <w:tcW w:type="dxa" w:w="1440"/>
+          </w:tcPr>
+          <w:p>
+            <w:r>
+              <w:rPr>
+                <w:b w:val="0"/>
+              </w:rPr>
+              <w:t>□</w:t>
+            </w:r>
+          </w:p>
+        </w:tc>
+        <w:tc>
+          <w:tcPr>
+            <w:tcW w:type="dxa" w:w="1440"/>
+          </w:tcPr>
+          <w:p>
+            <w:r>
+              <w:rPr>
+                <w:b w:val="0"/>
+              </w:rPr>
+              <w:t>________</w:t>
+            </w:r>
+          </w:p>
+        </w:tc>
+      </w:tr>
+      <w:tr>
+        <w:tc>
+          <w:tcPr>
+            <w:tcW w:type="dxa" w:w="1440"/>
+          </w:tcPr>
+          <w:p>
+            <w:r>
+              <w:rPr>
+                <w:b w:val="0"/>
+              </w:rPr>
+              <w:t>비상연락</w:t>
+            </w:r>
+          </w:p>
+        </w:tc>
+        <w:tc>
+          <w:tcPr>
+            <w:tcW w:type="dxa" w:w="1440"/>
+          </w:tcPr>
+          <w:p>
+            <w:r>
+              <w:rPr>
+                <w:b w:val="0"/>
+              </w:rPr>
+              <w:t>가까운 응급의료기관·이동 경로·신고 담당을 확인했다.</w:t>
+            </w:r>
+          </w:p>
+        </w:tc>
+        <w:tc>
+          <w:tcPr>
+            <w:tcW w:type="dxa" w:w="1440"/>
+          </w:tcPr>
+          <w:p>
+            <w:r>
+              <w:rPr>
+                <w:b w:val="0"/>
+              </w:rPr>
+              <w:t>□</w:t>
+            </w:r>
+          </w:p>
+        </w:tc>
+        <w:tc>
+          <w:tcPr>
+            <w:tcW w:type="dxa" w:w="1440"/>
+          </w:tcPr>
+          <w:p>
+            <w:r>
+              <w:rPr>
+                <w:b w:val="0"/>
+              </w:rPr>
+              <w:t>□</w:t>
+            </w:r>
+          </w:p>
+        </w:tc>
+        <w:tc>
+          <w:tcPr>
+            <w:tcW w:type="dxa" w:w="1440"/>
+          </w:tcPr>
+          <w:p>
+            <w:r>
+              <w:rPr>
+                <w:b w:val="0"/>
+              </w:rPr>
+              <w:t>□</w:t>
+            </w:r>
+          </w:p>
+        </w:tc>
+        <w:tc>
+          <w:tcPr>
+            <w:tcW w:type="dxa" w:w="1440"/>
+          </w:tcPr>
+          <w:p>
+            <w:r>
+              <w:rPr>
+                <w:b w:val="0"/>
+              </w:rPr>
+              <w:t>________</w:t>
+            </w:r>
+          </w:p>
+        </w:tc>
+      </w:tr>
+      <w:tr>
+        <w:tc>
+          <w:tcPr>
+            <w:tcW w:type="dxa" w:w="1440"/>
+          </w:tcPr>
+          <w:p>
+            <w:r>
+              <w:rPr>
+                <w:b w:val="0"/>
+              </w:rPr>
+              <w:t>보험</w:t>
+            </w:r>
+          </w:p>
+        </w:tc>
+        <w:tc>
+          <w:tcPr>
+            <w:tcW w:type="dxa" w:w="1440"/>
+          </w:tcPr>
+          <w:p>
+            <w:r>
+              <w:rPr>
+                <w:b w:val="0"/>
+              </w:rPr>
+              <w:t>행사·참가자·활동의 보장 여부와 보장 기간을 확인했다.</w:t>
+            </w:r>
+          </w:p>
+        </w:tc>
+        <w:tc>
+          <w:tcPr>
+            <w:tcW w:type="dxa" w:w="1440"/>
+          </w:tcPr>
+          <w:p>
+            <w:r>
+              <w:rPr>
+                <w:b w:val="0"/>
+              </w:rPr>
+              <w:t>□</w:t>
+            </w:r>
+          </w:p>
+        </w:tc>
+        <w:tc>
+          <w:tcPr>
+            <w:tcW w:type="dxa" w:w="1440"/>
+          </w:tcPr>
+          <w:p>
+            <w:r>
+              <w:rPr>
+                <w:b w:val="0"/>
+              </w:rPr>
+              <w:t>□</w:t>
+            </w:r>
+          </w:p>
+        </w:tc>
+        <w:tc>
+          <w:tcPr>
+            <w:tcW w:type="dxa" w:w="1440"/>
+          </w:tcPr>
+          <w:p>
+            <w:r>
+              <w:rPr>
+                <w:b w:val="0"/>
+              </w:rPr>
+              <w:t>□</w:t>
+            </w:r>
+          </w:p>
+        </w:tc>
+        <w:tc>
+          <w:tcPr>
+            <w:tcW w:type="dxa" w:w="1440"/>
+          </w:tcPr>
+          <w:p>
+            <w:r>
+              <w:rPr>
+                <w:b w:val="0"/>
+              </w:rPr>
+              <w:t>________</w:t>
+            </w:r>
+          </w:p>
+        </w:tc>
+      </w:tr>
+      <w:tr>
+        <w:tc>
+          <w:tcPr>
+            <w:tcW w:type="dxa" w:w="1440"/>
+          </w:tcPr>
+          <w:p>
+            <w:r>
+              <w:rPr>
+                <w:b w:val="0"/>
+              </w:rPr>
+              <w:t>보험</w:t>
+            </w:r>
+          </w:p>
+        </w:tc>
+        <w:tc>
+          <w:tcPr>
+            <w:tcW w:type="dxa" w:w="1440"/>
+          </w:tcPr>
+          <w:p>
+            <w:r>
+              <w:rPr>
+                <w:b w:val="0"/>
+              </w:rPr>
+              <w:t>보험사 사고 접수 방법과 필요 서류를 확인했다.</w:t>
+            </w:r>
+          </w:p>
+        </w:tc>
+        <w:tc>
+          <w:tcPr>
+            <w:tcW w:type="dxa" w:w="1440"/>
+          </w:tcPr>
+          <w:p>
+            <w:r>
+              <w:rPr>
+                <w:b w:val="0"/>
+              </w:rPr>
+              <w:t>□</w:t>
+            </w:r>
+          </w:p>
+        </w:tc>
+        <w:tc>
+          <w:tcPr>
+            <w:tcW w:type="dxa" w:w="1440"/>
+          </w:tcPr>
+          <w:p>
+            <w:r>
+              <w:rPr>
+                <w:b w:val="0"/>
+              </w:rPr>
+              <w:t>□</w:t>
+            </w:r>
+          </w:p>
+        </w:tc>
+        <w:tc>
+          <w:tcPr>
+            <w:tcW w:type="dxa" w:w="1440"/>
+          </w:tcPr>
+          <w:p>
+            <w:r>
+              <w:rPr>
+                <w:b w:val="0"/>
+              </w:rPr>
+              <w:t>□</w:t>
+            </w:r>
+          </w:p>
+        </w:tc>
+        <w:tc>
+          <w:tcPr>
+            <w:tcW w:type="dxa" w:w="1440"/>
+          </w:tcPr>
+          <w:p>
+            <w:r>
+              <w:rPr>
+                <w:b w:val="0"/>
+              </w:rPr>
+              <w:t>________</w:t>
+            </w:r>
+          </w:p>
+        </w:tc>
+      </w:tr>
+    </w:tbl>
+    <w:p/>
+    <w:tbl>
+      <w:tblPr>
+        <w:tblStyle w:val="TableGrid"/>
+        <w:tblW w:type="auto" w:w="0"/>
+        <w:tblLook w:firstColumn="1" w:firstRow="1" w:lastColumn="0" w:lastRow="0" w:noHBand="0" w:noVBand="1" w:val="04A0"/>
+      </w:tblPr>
+      <w:tblGrid>
+        <w:gridCol w:w="4320"/>
+        <w:gridCol w:w="4320"/>
+      </w:tblGrid>
+      <w:tr>
+        <w:tc>
+          <w:tcPr>
+            <w:tcW w:type="dxa" w:w="4320"/>
+          </w:tcPr>
+          <w:p>
+            <w:r>
+              <w:rPr>
+                <w:b/>
+              </w:rPr>
+              <w:t>최종 확인 사항</w:t>
+            </w:r>
+          </w:p>
+        </w:tc>
+        <w:tc>
+          <w:tcPr>
+            <w:tcW w:type="dxa" w:w="4320"/>
+          </w:tcPr>
+          <w:p>
+            <w:r>
+              <w:rPr>
+                <w:b/>
+              </w:rPr>
+              <w:t>내용</w:t>
+            </w:r>
+          </w:p>
+        </w:tc>
+      </w:tr>
+      <w:tr>
+        <w:tc>
+          <w:tcPr>
+            <w:tcW w:type="dxa" w:w="4320"/>
+          </w:tcPr>
+          <w:p>
+            <w:r>
+              <w:rPr>
+                <w:b w:val="0"/>
+              </w:rPr>
+              <w:t>미완료 보완 사항·완료 예정 시각</w:t>
+            </w:r>
+          </w:p>
+        </w:tc>
+        <w:tc>
+          <w:tcPr>
+            <w:tcW w:type="dxa" w:w="4320"/>
+          </w:tcPr>
+          <w:p>
+            <w:r>
+              <w:rPr>
+                <w:b w:val="0"/>
+              </w:rPr>
+              <w:t>________</w:t>
+            </w:r>
+          </w:p>
+        </w:tc>
+      </w:tr>
+      <w:tr>
+        <w:tc>
+          <w:tcPr>
+            <w:tcW w:type="dxa" w:w="4320"/>
+          </w:tcPr>
+          <w:p>
+            <w:r>
+              <w:rPr>
+                <w:b w:val="0"/>
+              </w:rPr>
+              <w:t>보완 완료 확인·확인 시각</w:t>
+            </w:r>
+          </w:p>
+        </w:tc>
+        <w:tc>
+          <w:tcPr>
+            <w:tcW w:type="dxa" w:w="4320"/>
+          </w:tcPr>
+          <w:p>
+            <w:r>
+              <w:rPr>
+                <w:b w:val="0"/>
+              </w:rPr>
+              <w:t>________</w:t>
+            </w:r>
+          </w:p>
+        </w:tc>
+      </w:tr>
+      <w:tr>
+        <w:tc>
+          <w:tcPr>
+            <w:tcW w:type="dxa" w:w="4320"/>
+          </w:tcPr>
+          <w:p>
+            <w:r>
+              <w:rPr>
+                <w:b w:val="0"/>
+              </w:rPr>
+              <w:t>안전상 변경·중단할 활동</w:t>
+            </w:r>
+          </w:p>
+        </w:tc>
+        <w:tc>
+          <w:tcPr>
+            <w:tcW w:type="dxa" w:w="4320"/>
+          </w:tcPr>
+          <w:p>
+            <w:r>
+              <w:rPr>
+                <w:b w:val="0"/>
+              </w:rPr>
+              <w:t>________</w:t>
+            </w:r>
+          </w:p>
+        </w:tc>
+      </w:tr>
+    </w:tbl>
+    <w:p/>
+    <w:p>
+      <w:pPr>
+        <w:pStyle w:val="Heading2"/>
+      </w:pPr>
+      <w:r>
+        <w:rPr>
+          <w:b w:val="0"/>
+        </w:rPr>
+        <w:t>사고 보고서</w:t>
+      </w:r>
+    </w:p>
+    <w:p>
+      <w:r>
+        <w:rPr>
+          <w:b w:val="0"/>
+        </w:rPr>
+        <w:t>사고가 발생하면 안전 확보와 응급조치를 우선하고, 확인된 사실을 중심으로 기록합니다. 확인되지 않은 내용은 ‘(확인 필요)’로 표시합니다.</w:t>
       </w:r>
     </w:p>
     <w:tbl>
@@ -77,7 +1441,7 @@
               <w:rPr>
                 <w:b/>
               </w:rPr>
-              <w:t>내용</w:t>
+              <w:t>기록 내용</w:t>
             </w:r>
           </w:p>
         </w:tc>
@@ -92,7 +1456,7 @@
               <w:rPr>
                 <w:b w:val="0"/>
               </w:rPr>
-              <w:t>행사명</w:t>
+              <w:t>사고 일시</w:t>
             </w:r>
           </w:p>
         </w:tc>
@@ -105,1403 +1469,7 @@
               <w:rPr>
                 <w:b w:val="0"/>
               </w:rPr>
-              <w:t>________________________________</w:t>
-            </w:r>
-          </w:p>
-        </w:tc>
-      </w:tr>
-      <w:tr>
-        <w:tc>
-          <w:tcPr>
-            <w:tcW w:type="dxa" w:w="4320"/>
-          </w:tcPr>
-          <w:p>
-            <w:r>
-              <w:rPr>
-                <w:b w:val="0"/>
-              </w:rPr>
-              <w:t>일시</w:t>
-            </w:r>
-          </w:p>
-        </w:tc>
-        <w:tc>
-          <w:tcPr>
-            <w:tcW w:type="dxa" w:w="4320"/>
-          </w:tcPr>
-          <w:p>
-            <w:r>
-              <w:rPr>
-                <w:b w:val="0"/>
-              </w:rPr>
-              <w:t>20____년 ____월 ____일 ~ ____월 ____일</w:t>
-            </w:r>
-          </w:p>
-        </w:tc>
-      </w:tr>
-      <w:tr>
-        <w:tc>
-          <w:tcPr>
-            <w:tcW w:type="dxa" w:w="4320"/>
-          </w:tcPr>
-          <w:p>
-            <w:r>
-              <w:rPr>
-                <w:b w:val="0"/>
-              </w:rPr>
-              <w:t>장소</w:t>
-            </w:r>
-          </w:p>
-        </w:tc>
-        <w:tc>
-          <w:tcPr>
-            <w:tcW w:type="dxa" w:w="4320"/>
-          </w:tcPr>
-          <w:p>
-            <w:r>
-              <w:rPr>
-                <w:b w:val="0"/>
-              </w:rPr>
-              <w:t>________________________________</w:t>
-            </w:r>
-          </w:p>
-        </w:tc>
-      </w:tr>
-      <w:tr>
-        <w:tc>
-          <w:tcPr>
-            <w:tcW w:type="dxa" w:w="4320"/>
-          </w:tcPr>
-          <w:p>
-            <w:r>
-              <w:rPr>
-                <w:b w:val="0"/>
-              </w:rPr>
-              <w:t>대상 및 인원</w:t>
-            </w:r>
-          </w:p>
-        </w:tc>
-        <w:tc>
-          <w:tcPr>
-            <w:tcW w:type="dxa" w:w="4320"/>
-          </w:tcPr>
-          <w:p>
-            <w:r>
-              <w:rPr>
-                <w:b w:val="0"/>
-              </w:rPr>
-              <w:t>________________ (약 ____명)</w:t>
-            </w:r>
-          </w:p>
-        </w:tc>
-      </w:tr>
-      <w:tr>
-        <w:tc>
-          <w:tcPr>
-            <w:tcW w:type="dxa" w:w="4320"/>
-          </w:tcPr>
-          <w:p>
-            <w:r>
-              <w:rPr>
-                <w:b w:val="0"/>
-              </w:rPr>
-              <w:t>책임 사역자/리더</w:t>
-            </w:r>
-          </w:p>
-        </w:tc>
-        <w:tc>
-          <w:tcPr>
-            <w:tcW w:type="dxa" w:w="4320"/>
-          </w:tcPr>
-          <w:p>
-            <w:r>
-              <w:rPr>
-                <w:b w:val="0"/>
-              </w:rPr>
-              <w:t>________________ (연락처: ________________)</w:t>
-            </w:r>
-          </w:p>
-        </w:tc>
-      </w:tr>
-    </w:tbl>
-    <w:p/>
-    <w:p>
-      <w:pPr>
-        <w:pStyle w:val="Heading2"/>
-      </w:pPr>
-      <w:r>
-        <w:rPr>
-          <w:b w:val="0"/>
-        </w:rPr>
-        <w:t>2. 행사 전 안전 점검 체크리스트</w:t>
-      </w:r>
-    </w:p>
-    <w:p>
-      <w:pPr>
-        <w:pStyle w:val="Heading3"/>
-      </w:pPr>
-      <w:r>
-        <w:rPr>
-          <w:b w:val="0"/>
-        </w:rPr>
-        <w:t>2.1. 시설 및 환경 안전</w:t>
-      </w:r>
-    </w:p>
-    <w:tbl>
-      <w:tblPr>
-        <w:tblStyle w:val="TableGrid"/>
-        <w:tblW w:type="auto" w:w="0"/>
-        <w:tblLook w:firstColumn="1" w:firstRow="1" w:lastColumn="0" w:lastRow="0" w:noHBand="0" w:noVBand="1" w:val="04A0"/>
-      </w:tblPr>
-      <w:tblGrid>
-        <w:gridCol w:w="2880"/>
-        <w:gridCol w:w="2880"/>
-        <w:gridCol w:w="2880"/>
-      </w:tblGrid>
-      <w:tr>
-        <w:tc>
-          <w:tcPr>
-            <w:tcW w:type="dxa" w:w="2880"/>
-          </w:tcPr>
-          <w:p>
-            <w:r>
-              <w:rPr>
-                <w:b/>
-              </w:rPr>
-              <w:t>점검 항목</w:t>
-            </w:r>
-          </w:p>
-        </w:tc>
-        <w:tc>
-          <w:tcPr>
-            <w:tcW w:type="dxa" w:w="2880"/>
-          </w:tcPr>
-          <w:p>
-            <w:r>
-              <w:rPr>
-                <w:b/>
-              </w:rPr>
-              <w:t>점검 결과 (O/X)</w:t>
-            </w:r>
-          </w:p>
-        </w:tc>
-        <w:tc>
-          <w:tcPr>
-            <w:tcW w:type="dxa" w:w="2880"/>
-          </w:tcPr>
-          <w:p>
-            <w:r>
-              <w:rPr>
-                <w:b/>
-              </w:rPr>
-              <w:t>비고(조치 사항)</w:t>
-            </w:r>
-          </w:p>
-        </w:tc>
-      </w:tr>
-      <w:tr>
-        <w:tc>
-          <w:tcPr>
-            <w:tcW w:type="dxa" w:w="2880"/>
-          </w:tcPr>
-          <w:p>
-            <w:r>
-              <w:rPr>
-                <w:b w:val="0"/>
-              </w:rPr>
-              <w:t>소화기 비치 및 작동 여부(압력계 확인)</w:t>
-            </w:r>
-          </w:p>
-        </w:tc>
-        <w:tc>
-          <w:tcPr>
-            <w:tcW w:type="dxa" w:w="2880"/>
-          </w:tcPr>
-          <w:p>
-            <w:r>
-              <w:rPr>
-                <w:b w:val="0"/>
-              </w:rPr>
-              <w:t>________</w:t>
-            </w:r>
-          </w:p>
-        </w:tc>
-        <w:tc>
-          <w:tcPr>
-            <w:tcW w:type="dxa" w:w="2880"/>
-          </w:tcPr>
-          <w:p/>
-        </w:tc>
-      </w:tr>
-      <w:tr>
-        <w:tc>
-          <w:tcPr>
-            <w:tcW w:type="dxa" w:w="2880"/>
-          </w:tcPr>
-          <w:p>
-            <w:r>
-              <w:rPr>
-                <w:b w:val="0"/>
-              </w:rPr>
-              <w:t>비상구 확보 및 적치물 제거 상태</w:t>
-            </w:r>
-          </w:p>
-        </w:tc>
-        <w:tc>
-          <w:tcPr>
-            <w:tcW w:type="dxa" w:w="2880"/>
-          </w:tcPr>
-          <w:p>
-            <w:r>
-              <w:rPr>
-                <w:b w:val="0"/>
-              </w:rPr>
-              <w:t>________</w:t>
-            </w:r>
-          </w:p>
-        </w:tc>
-        <w:tc>
-          <w:tcPr>
-            <w:tcW w:type="dxa" w:w="2880"/>
-          </w:tcPr>
-          <w:p/>
-        </w:tc>
-      </w:tr>
-      <w:tr>
-        <w:tc>
-          <w:tcPr>
-            <w:tcW w:type="dxa" w:w="2880"/>
-          </w:tcPr>
-          <w:p>
-            <w:r>
-              <w:rPr>
-                <w:b w:val="0"/>
-              </w:rPr>
-              <w:t>냉난방기기 전선 피복 및 가스 누출 여부</w:t>
-            </w:r>
-          </w:p>
-        </w:tc>
-        <w:tc>
-          <w:tcPr>
-            <w:tcW w:type="dxa" w:w="2880"/>
-          </w:tcPr>
-          <w:p>
-            <w:r>
-              <w:rPr>
-                <w:b w:val="0"/>
-              </w:rPr>
-              <w:t>________</w:t>
-            </w:r>
-          </w:p>
-        </w:tc>
-        <w:tc>
-          <w:tcPr>
-            <w:tcW w:type="dxa" w:w="2880"/>
-          </w:tcPr>
-          <w:p/>
-        </w:tc>
-      </w:tr>
-      <w:tr>
-        <w:tc>
-          <w:tcPr>
-            <w:tcW w:type="dxa" w:w="2880"/>
-          </w:tcPr>
-          <w:p>
-            <w:r>
-              <w:rPr>
-                <w:b w:val="0"/>
-              </w:rPr>
-              <w:t>계단 논슬립 설치 및 난간 흔들림 여부</w:t>
-            </w:r>
-          </w:p>
-        </w:tc>
-        <w:tc>
-          <w:tcPr>
-            <w:tcW w:type="dxa" w:w="2880"/>
-          </w:tcPr>
-          <w:p>
-            <w:r>
-              <w:rPr>
-                <w:b w:val="0"/>
-              </w:rPr>
-              <w:t>________</w:t>
-            </w:r>
-          </w:p>
-        </w:tc>
-        <w:tc>
-          <w:tcPr>
-            <w:tcW w:type="dxa" w:w="2880"/>
-          </w:tcPr>
-          <w:p/>
-        </w:tc>
-      </w:tr>
-      <w:tr>
-        <w:tc>
-          <w:tcPr>
-            <w:tcW w:type="dxa" w:w="2880"/>
-          </w:tcPr>
-          <w:p>
-            <w:r>
-              <w:rPr>
-                <w:b w:val="0"/>
-              </w:rPr>
-              <w:t>야외 활동 시 주변 위험 요소(낭떠러지, 벌집 등)</w:t>
-            </w:r>
-          </w:p>
-        </w:tc>
-        <w:tc>
-          <w:tcPr>
-            <w:tcW w:type="dxa" w:w="2880"/>
-          </w:tcPr>
-          <w:p>
-            <w:r>
-              <w:rPr>
-                <w:b w:val="0"/>
-              </w:rPr>
-              <w:t>________</w:t>
-            </w:r>
-          </w:p>
-        </w:tc>
-        <w:tc>
-          <w:tcPr>
-            <w:tcW w:type="dxa" w:w="2880"/>
-          </w:tcPr>
-          <w:p/>
-        </w:tc>
-      </w:tr>
-    </w:tbl>
-    <w:p/>
-    <w:p>
-      <w:pPr>
-        <w:pStyle w:val="Heading3"/>
-      </w:pPr>
-      <w:r>
-        <w:rPr>
-          <w:b w:val="0"/>
-        </w:rPr>
-        <w:t>2.2. 차량 및 이동 안전</w:t>
-      </w:r>
-    </w:p>
-    <w:tbl>
-      <w:tblPr>
-        <w:tblStyle w:val="TableGrid"/>
-        <w:tblW w:type="auto" w:w="0"/>
-        <w:tblLook w:firstColumn="1" w:firstRow="1" w:lastColumn="0" w:lastRow="0" w:noHBand="0" w:noVBand="1" w:val="04A0"/>
-      </w:tblPr>
-      <w:tblGrid>
-        <w:gridCol w:w="2880"/>
-        <w:gridCol w:w="2880"/>
-        <w:gridCol w:w="2880"/>
-      </w:tblGrid>
-      <w:tr>
-        <w:tc>
-          <w:tcPr>
-            <w:tcW w:type="dxa" w:w="2880"/>
-          </w:tcPr>
-          <w:p>
-            <w:r>
-              <w:rPr>
-                <w:b/>
-              </w:rPr>
-              <w:t>점검 항목</w:t>
-            </w:r>
-          </w:p>
-        </w:tc>
-        <w:tc>
-          <w:tcPr>
-            <w:tcW w:type="dxa" w:w="2880"/>
-          </w:tcPr>
-          <w:p>
-            <w:r>
-              <w:rPr>
-                <w:b/>
-              </w:rPr>
-              <w:t>점검 결과 (O/X)</w:t>
-            </w:r>
-          </w:p>
-        </w:tc>
-        <w:tc>
-          <w:tcPr>
-            <w:tcW w:type="dxa" w:w="2880"/>
-          </w:tcPr>
-          <w:p>
-            <w:r>
-              <w:rPr>
-                <w:b/>
-              </w:rPr>
-              <w:t>비고(조치 사항)</w:t>
-            </w:r>
-          </w:p>
-        </w:tc>
-      </w:tr>
-      <w:tr>
-        <w:tc>
-          <w:tcPr>
-            <w:tcW w:type="dxa" w:w="2880"/>
-          </w:tcPr>
-          <w:p>
-            <w:r>
-              <w:rPr>
-                <w:b w:val="0"/>
-              </w:rPr>
-              <w:t>전 차량 자동차 보험 가입 및 만기 확인</w:t>
-            </w:r>
-          </w:p>
-        </w:tc>
-        <w:tc>
-          <w:tcPr>
-            <w:tcW w:type="dxa" w:w="2880"/>
-          </w:tcPr>
-          <w:p>
-            <w:r>
-              <w:rPr>
-                <w:b w:val="0"/>
-              </w:rPr>
-              <w:t>________</w:t>
-            </w:r>
-          </w:p>
-        </w:tc>
-        <w:tc>
-          <w:tcPr>
-            <w:tcW w:type="dxa" w:w="2880"/>
-          </w:tcPr>
-          <w:p/>
-        </w:tc>
-      </w:tr>
-      <w:tr>
-        <w:tc>
-          <w:tcPr>
-            <w:tcW w:type="dxa" w:w="2880"/>
-          </w:tcPr>
-          <w:p>
-            <w:r>
-              <w:rPr>
-                <w:b w:val="0"/>
-              </w:rPr>
-              <w:t>운전자 음주 여부 및 컨디션(수면 시간)</w:t>
-            </w:r>
-          </w:p>
-        </w:tc>
-        <w:tc>
-          <w:tcPr>
-            <w:tcW w:type="dxa" w:w="2880"/>
-          </w:tcPr>
-          <w:p>
-            <w:r>
-              <w:rPr>
-                <w:b w:val="0"/>
-              </w:rPr>
-              <w:t>________</w:t>
-            </w:r>
-          </w:p>
-        </w:tc>
-        <w:tc>
-          <w:tcPr>
-            <w:tcW w:type="dxa" w:w="2880"/>
-          </w:tcPr>
-          <w:p/>
-        </w:tc>
-      </w:tr>
-      <w:tr>
-        <w:tc>
-          <w:tcPr>
-            <w:tcW w:type="dxa" w:w="2880"/>
-          </w:tcPr>
-          <w:p>
-            <w:r>
-              <w:rPr>
-                <w:b w:val="0"/>
-              </w:rPr>
-              <w:t>차량 타이어 마모 및 공기압 상태</w:t>
-            </w:r>
-          </w:p>
-        </w:tc>
-        <w:tc>
-          <w:tcPr>
-            <w:tcW w:type="dxa" w:w="2880"/>
-          </w:tcPr>
-          <w:p>
-            <w:r>
-              <w:rPr>
-                <w:b w:val="0"/>
-              </w:rPr>
-              <w:t>________</w:t>
-            </w:r>
-          </w:p>
-        </w:tc>
-        <w:tc>
-          <w:tcPr>
-            <w:tcW w:type="dxa" w:w="2880"/>
-          </w:tcPr>
-          <w:p/>
-        </w:tc>
-      </w:tr>
-      <w:tr>
-        <w:tc>
-          <w:tcPr>
-            <w:tcW w:type="dxa" w:w="2880"/>
-          </w:tcPr>
-          <w:p>
-            <w:r>
-              <w:rPr>
-                <w:b w:val="0"/>
-              </w:rPr>
-              <w:t>전 좌석 안전벨트 작동 및 착용 교육 여부</w:t>
-            </w:r>
-          </w:p>
-        </w:tc>
-        <w:tc>
-          <w:tcPr>
-            <w:tcW w:type="dxa" w:w="2880"/>
-          </w:tcPr>
-          <w:p>
-            <w:r>
-              <w:rPr>
-                <w:b w:val="0"/>
-              </w:rPr>
-              <w:t>________</w:t>
-            </w:r>
-          </w:p>
-        </w:tc>
-        <w:tc>
-          <w:tcPr>
-            <w:tcW w:type="dxa" w:w="2880"/>
-          </w:tcPr>
-          <w:p/>
-        </w:tc>
-      </w:tr>
-      <w:tr>
-        <w:tc>
-          <w:tcPr>
-            <w:tcW w:type="dxa" w:w="2880"/>
-          </w:tcPr>
-          <w:p>
-            <w:r>
-              <w:rPr>
-                <w:b w:val="0"/>
-              </w:rPr>
-              <w:t>카시트(영유아부의 경우) 장착 여부</w:t>
-            </w:r>
-          </w:p>
-        </w:tc>
-        <w:tc>
-          <w:tcPr>
-            <w:tcW w:type="dxa" w:w="2880"/>
-          </w:tcPr>
-          <w:p>
-            <w:r>
-              <w:rPr>
-                <w:b w:val="0"/>
-              </w:rPr>
-              <w:t>________</w:t>
-            </w:r>
-          </w:p>
-        </w:tc>
-        <w:tc>
-          <w:tcPr>
-            <w:tcW w:type="dxa" w:w="2880"/>
-          </w:tcPr>
-          <w:p/>
-        </w:tc>
-      </w:tr>
-    </w:tbl>
-    <w:p/>
-    <w:p>
-      <w:pPr>
-        <w:pStyle w:val="Heading3"/>
-      </w:pPr>
-      <w:r>
-        <w:rPr>
-          <w:b w:val="0"/>
-        </w:rPr>
-        <w:t>2.3. 식사 및 위생 관리</w:t>
-      </w:r>
-    </w:p>
-    <w:tbl>
-      <w:tblPr>
-        <w:tblStyle w:val="TableGrid"/>
-        <w:tblW w:type="auto" w:w="0"/>
-        <w:tblLook w:firstColumn="1" w:firstRow="1" w:lastColumn="0" w:lastRow="0" w:noHBand="0" w:noVBand="1" w:val="04A0"/>
-      </w:tblPr>
-      <w:tblGrid>
-        <w:gridCol w:w="2880"/>
-        <w:gridCol w:w="2880"/>
-        <w:gridCol w:w="2880"/>
-      </w:tblGrid>
-      <w:tr>
-        <w:tc>
-          <w:tcPr>
-            <w:tcW w:type="dxa" w:w="2880"/>
-          </w:tcPr>
-          <w:p>
-            <w:r>
-              <w:rPr>
-                <w:b/>
-              </w:rPr>
-              <w:t>점검 항목</w:t>
-            </w:r>
-          </w:p>
-        </w:tc>
-        <w:tc>
-          <w:tcPr>
-            <w:tcW w:type="dxa" w:w="2880"/>
-          </w:tcPr>
-          <w:p>
-            <w:r>
-              <w:rPr>
-                <w:b/>
-              </w:rPr>
-              <w:t>점검 결과 (O/X)</w:t>
-            </w:r>
-          </w:p>
-        </w:tc>
-        <w:tc>
-          <w:tcPr>
-            <w:tcW w:type="dxa" w:w="2880"/>
-          </w:tcPr>
-          <w:p>
-            <w:r>
-              <w:rPr>
-                <w:b/>
-              </w:rPr>
-              <w:t>비고(조치 사항)</w:t>
-            </w:r>
-          </w:p>
-        </w:tc>
-      </w:tr>
-      <w:tr>
-        <w:tc>
-          <w:tcPr>
-            <w:tcW w:type="dxa" w:w="2880"/>
-          </w:tcPr>
-          <w:p>
-            <w:r>
-              <w:rPr>
-                <w:b w:val="0"/>
-              </w:rPr>
-              <w:t>식재료 유통기한 및 보관 상태 확인</w:t>
-            </w:r>
-          </w:p>
-        </w:tc>
-        <w:tc>
-          <w:tcPr>
-            <w:tcW w:type="dxa" w:w="2880"/>
-          </w:tcPr>
-          <w:p>
-            <w:r>
-              <w:rPr>
-                <w:b w:val="0"/>
-              </w:rPr>
-              <w:t>________</w:t>
-            </w:r>
-          </w:p>
-        </w:tc>
-        <w:tc>
-          <w:tcPr>
-            <w:tcW w:type="dxa" w:w="2880"/>
-          </w:tcPr>
-          <w:p/>
-        </w:tc>
-      </w:tr>
-      <w:tr>
-        <w:tc>
-          <w:tcPr>
-            <w:tcW w:type="dxa" w:w="2880"/>
-          </w:tcPr>
-          <w:p>
-            <w:r>
-              <w:rPr>
-                <w:b w:val="0"/>
-              </w:rPr>
-              <w:t>조리 기구 및 식기 살균 소독 여부</w:t>
-            </w:r>
-          </w:p>
-        </w:tc>
-        <w:tc>
-          <w:tcPr>
-            <w:tcW w:type="dxa" w:w="2880"/>
-          </w:tcPr>
-          <w:p>
-            <w:r>
-              <w:rPr>
-                <w:b w:val="0"/>
-              </w:rPr>
-              <w:t>________</w:t>
-            </w:r>
-          </w:p>
-        </w:tc>
-        <w:tc>
-          <w:tcPr>
-            <w:tcW w:type="dxa" w:w="2880"/>
-          </w:tcPr>
-          <w:p/>
-        </w:tc>
-      </w:tr>
-      <w:tr>
-        <w:tc>
-          <w:tcPr>
-            <w:tcW w:type="dxa" w:w="2880"/>
-          </w:tcPr>
-          <w:p>
-            <w:r>
-              <w:rPr>
-                <w:b w:val="0"/>
-              </w:rPr>
-              <w:t>참여 학생별 식품 알레르기 사전 조사 완료</w:t>
-            </w:r>
-          </w:p>
-        </w:tc>
-        <w:tc>
-          <w:tcPr>
-            <w:tcW w:type="dxa" w:w="2880"/>
-          </w:tcPr>
-          <w:p>
-            <w:r>
-              <w:rPr>
-                <w:b w:val="0"/>
-              </w:rPr>
-              <w:t>________</w:t>
-            </w:r>
-          </w:p>
-        </w:tc>
-        <w:tc>
-          <w:tcPr>
-            <w:tcW w:type="dxa" w:w="2880"/>
-          </w:tcPr>
-          <w:p/>
-        </w:tc>
-      </w:tr>
-      <w:tr>
-        <w:tc>
-          <w:tcPr>
-            <w:tcW w:type="dxa" w:w="2880"/>
-          </w:tcPr>
-          <w:p>
-            <w:r>
-              <w:rPr>
-                <w:b w:val="0"/>
-              </w:rPr>
-              <w:t>식수(생수) 충분한 확보 및 정수기 상태</w:t>
-            </w:r>
-          </w:p>
-        </w:tc>
-        <w:tc>
-          <w:tcPr>
-            <w:tcW w:type="dxa" w:w="2880"/>
-          </w:tcPr>
-          <w:p>
-            <w:r>
-              <w:rPr>
-                <w:b w:val="0"/>
-              </w:rPr>
-              <w:t>________</w:t>
-            </w:r>
-          </w:p>
-        </w:tc>
-        <w:tc>
-          <w:tcPr>
-            <w:tcW w:type="dxa" w:w="2880"/>
-          </w:tcPr>
-          <w:p/>
-        </w:tc>
-      </w:tr>
-      <w:tr>
-        <w:tc>
-          <w:tcPr>
-            <w:tcW w:type="dxa" w:w="2880"/>
-          </w:tcPr>
-          <w:p>
-            <w:r>
-              <w:rPr>
-                <w:b w:val="0"/>
-              </w:rPr>
-              <w:t>조리자 손 씻기 및 위생 장갑 착용 여부</w:t>
-            </w:r>
-          </w:p>
-        </w:tc>
-        <w:tc>
-          <w:tcPr>
-            <w:tcW w:type="dxa" w:w="2880"/>
-          </w:tcPr>
-          <w:p>
-            <w:r>
-              <w:rPr>
-                <w:b w:val="0"/>
-              </w:rPr>
-              <w:t>________</w:t>
-            </w:r>
-          </w:p>
-        </w:tc>
-        <w:tc>
-          <w:tcPr>
-            <w:tcW w:type="dxa" w:w="2880"/>
-          </w:tcPr>
-          <w:p/>
-        </w:tc>
-      </w:tr>
-    </w:tbl>
-    <w:p/>
-    <w:p>
-      <w:pPr>
-        <w:pStyle w:val="Heading3"/>
-      </w:pPr>
-      <w:r>
-        <w:rPr>
-          <w:b w:val="0"/>
-        </w:rPr>
-        <w:t>2.4. 응급 처치 및 보험</w:t>
-      </w:r>
-    </w:p>
-    <w:tbl>
-      <w:tblPr>
-        <w:tblStyle w:val="TableGrid"/>
-        <w:tblW w:type="auto" w:w="0"/>
-        <w:tblLook w:firstColumn="1" w:firstRow="1" w:lastColumn="0" w:lastRow="0" w:noHBand="0" w:noVBand="1" w:val="04A0"/>
-      </w:tblPr>
-      <w:tblGrid>
-        <w:gridCol w:w="2880"/>
-        <w:gridCol w:w="2880"/>
-        <w:gridCol w:w="2880"/>
-      </w:tblGrid>
-      <w:tr>
-        <w:tc>
-          <w:tcPr>
-            <w:tcW w:type="dxa" w:w="2880"/>
-          </w:tcPr>
-          <w:p>
-            <w:r>
-              <w:rPr>
-                <w:b/>
-              </w:rPr>
-              <w:t>점검 항목</w:t>
-            </w:r>
-          </w:p>
-        </w:tc>
-        <w:tc>
-          <w:tcPr>
-            <w:tcW w:type="dxa" w:w="2880"/>
-          </w:tcPr>
-          <w:p>
-            <w:r>
-              <w:rPr>
-                <w:b/>
-              </w:rPr>
-              <w:t>점검 결과 (O/X)</w:t>
-            </w:r>
-          </w:p>
-        </w:tc>
-        <w:tc>
-          <w:tcPr>
-            <w:tcW w:type="dxa" w:w="2880"/>
-          </w:tcPr>
-          <w:p>
-            <w:r>
-              <w:rPr>
-                <w:b/>
-              </w:rPr>
-              <w:t>비고(조치 사항)</w:t>
-            </w:r>
-          </w:p>
-        </w:tc>
-      </w:tr>
-      <w:tr>
-        <w:tc>
-          <w:tcPr>
-            <w:tcW w:type="dxa" w:w="2880"/>
-          </w:tcPr>
-          <w:p>
-            <w:r>
-              <w:rPr>
-                <w:b w:val="0"/>
-              </w:rPr>
-              <w:t>교회 단체 여행자 보험 가입 완료</w:t>
-            </w:r>
-          </w:p>
-        </w:tc>
-        <w:tc>
-          <w:tcPr>
-            <w:tcW w:type="dxa" w:w="2880"/>
-          </w:tcPr>
-          <w:p>
-            <w:r>
-              <w:rPr>
-                <w:b w:val="0"/>
-              </w:rPr>
-              <w:t>________</w:t>
-            </w:r>
-          </w:p>
-        </w:tc>
-        <w:tc>
-          <w:tcPr>
-            <w:tcW w:type="dxa" w:w="2880"/>
-          </w:tcPr>
-          <w:p/>
-        </w:tc>
-      </w:tr>
-      <w:tr>
-        <w:tc>
-          <w:tcPr>
-            <w:tcW w:type="dxa" w:w="2880"/>
-          </w:tcPr>
-          <w:p>
-            <w:r>
-              <w:rPr>
-                <w:b w:val="0"/>
-              </w:rPr>
-              <w:t>구급함 비치(해열제, 소독약, 밴드, 화상연고 등)</w:t>
-            </w:r>
-          </w:p>
-        </w:tc>
-        <w:tc>
-          <w:tcPr>
-            <w:tcW w:type="dxa" w:w="2880"/>
-          </w:tcPr>
-          <w:p>
-            <w:r>
-              <w:rPr>
-                <w:b w:val="0"/>
-              </w:rPr>
-              <w:t>________</w:t>
-            </w:r>
-          </w:p>
-        </w:tc>
-        <w:tc>
-          <w:tcPr>
-            <w:tcW w:type="dxa" w:w="2880"/>
-          </w:tcPr>
-          <w:p/>
-        </w:tc>
-      </w:tr>
-      <w:tr>
-        <w:tc>
-          <w:tcPr>
-            <w:tcW w:type="dxa" w:w="2880"/>
-          </w:tcPr>
-          <w:p>
-            <w:r>
-              <w:rPr>
-                <w:b w:val="0"/>
-              </w:rPr>
-              <w:t>인근 응급 의료기관 위치 및 연락처 파악</w:t>
-            </w:r>
-          </w:p>
-        </w:tc>
-        <w:tc>
-          <w:tcPr>
-            <w:tcW w:type="dxa" w:w="2880"/>
-          </w:tcPr>
-          <w:p>
-            <w:r>
-              <w:rPr>
-                <w:b w:val="0"/>
-              </w:rPr>
-              <w:t>________</w:t>
-            </w:r>
-          </w:p>
-        </w:tc>
-        <w:tc>
-          <w:tcPr>
-            <w:tcW w:type="dxa" w:w="2880"/>
-          </w:tcPr>
-          <w:p>
-            <w:r>
-              <w:rPr>
-                <w:b w:val="0"/>
-              </w:rPr>
-              <w:t>(확인 필요)</w:t>
-            </w:r>
-          </w:p>
-        </w:tc>
-      </w:tr>
-      <w:tr>
-        <w:tc>
-          <w:tcPr>
-            <w:tcW w:type="dxa" w:w="2880"/>
-          </w:tcPr>
-          <w:p>
-            <w:r>
-              <w:rPr>
-                <w:b w:val="0"/>
-              </w:rPr>
-              <w:t>개인별 상시 복용 약물 확인 및 수거</w:t>
-            </w:r>
-          </w:p>
-        </w:tc>
-        <w:tc>
-          <w:tcPr>
-            <w:tcW w:type="dxa" w:w="2880"/>
-          </w:tcPr>
-          <w:p>
-            <w:r>
-              <w:rPr>
-                <w:b w:val="0"/>
-              </w:rPr>
-              <w:t>________</w:t>
-            </w:r>
-          </w:p>
-        </w:tc>
-        <w:tc>
-          <w:tcPr>
-            <w:tcW w:type="dxa" w:w="2880"/>
-          </w:tcPr>
-          <w:p/>
-        </w:tc>
-      </w:tr>
-    </w:tbl>
-    <w:p/>
-    <w:p>
-      <w:pPr>
-        <w:pStyle w:val="Heading2"/>
-      </w:pPr>
-      <w:r>
-        <w:rPr>
-          <w:b w:val="0"/>
-        </w:rPr>
-        <w:t>3. 비상 연락망</w:t>
-      </w:r>
-    </w:p>
-    <w:tbl>
-      <w:tblPr>
-        <w:tblStyle w:val="TableGrid"/>
-        <w:tblW w:type="auto" w:w="0"/>
-        <w:tblLook w:firstColumn="1" w:firstRow="1" w:lastColumn="0" w:lastRow="0" w:noHBand="0" w:noVBand="1" w:val="04A0"/>
-      </w:tblPr>
-      <w:tblGrid>
-        <w:gridCol w:w="2880"/>
-        <w:gridCol w:w="2880"/>
-        <w:gridCol w:w="2880"/>
-      </w:tblGrid>
-      <w:tr>
-        <w:tc>
-          <w:tcPr>
-            <w:tcW w:type="dxa" w:w="2880"/>
-          </w:tcPr>
-          <w:p>
-            <w:r>
-              <w:rPr>
-                <w:b/>
-              </w:rPr>
-              <w:t>구분</w:t>
-            </w:r>
-          </w:p>
-        </w:tc>
-        <w:tc>
-          <w:tcPr>
-            <w:tcW w:type="dxa" w:w="2880"/>
-          </w:tcPr>
-          <w:p>
-            <w:r>
-              <w:rPr>
-                <w:b/>
-              </w:rPr>
-              <w:t>성함/기관명</w:t>
-            </w:r>
-          </w:p>
-        </w:tc>
-        <w:tc>
-          <w:tcPr>
-            <w:tcW w:type="dxa" w:w="2880"/>
-          </w:tcPr>
-          <w:p>
-            <w:r>
-              <w:rPr>
-                <w:b/>
-              </w:rPr>
-              <w:t>연락처</w:t>
-            </w:r>
-          </w:p>
-        </w:tc>
-      </w:tr>
-      <w:tr>
-        <w:tc>
-          <w:tcPr>
-            <w:tcW w:type="dxa" w:w="2880"/>
-          </w:tcPr>
-          <w:p>
-            <w:r>
-              <w:rPr>
-                <w:b w:val="0"/>
-              </w:rPr>
-              <w:t>행사 총괄 책임자</w:t>
-            </w:r>
-          </w:p>
-        </w:tc>
-        <w:tc>
-          <w:tcPr>
-            <w:tcW w:type="dxa" w:w="2880"/>
-          </w:tcPr>
-          <w:p>
-            <w:r>
-              <w:rPr>
-                <w:b w:val="0"/>
-              </w:rPr>
-              <w:t>________________</w:t>
-            </w:r>
-          </w:p>
-        </w:tc>
-        <w:tc>
-          <w:tcPr>
-            <w:tcW w:type="dxa" w:w="2880"/>
-          </w:tcPr>
-          <w:p>
-            <w:r>
-              <w:rPr>
-                <w:b w:val="0"/>
-              </w:rPr>
-              <w:t>________________</w:t>
-            </w:r>
-          </w:p>
-        </w:tc>
-      </w:tr>
-      <w:tr>
-        <w:tc>
-          <w:tcPr>
-            <w:tcW w:type="dxa" w:w="2880"/>
-          </w:tcPr>
-          <w:p>
-            <w:r>
-              <w:rPr>
-                <w:b w:val="0"/>
-              </w:rPr>
-              <w:t>인근 병원(응급실)</w:t>
-            </w:r>
-          </w:p>
-        </w:tc>
-        <w:tc>
-          <w:tcPr>
-            <w:tcW w:type="dxa" w:w="2880"/>
-          </w:tcPr>
-          <w:p>
-            <w:r>
-              <w:rPr>
-                <w:b w:val="0"/>
-              </w:rPr>
-              <w:t>________________</w:t>
-            </w:r>
-          </w:p>
-        </w:tc>
-        <w:tc>
-          <w:tcPr>
-            <w:tcW w:type="dxa" w:w="2880"/>
-          </w:tcPr>
-          <w:p>
-            <w:r>
-              <w:rPr>
-                <w:b w:val="0"/>
-              </w:rPr>
-              <w:t>________________</w:t>
-            </w:r>
-          </w:p>
-        </w:tc>
-      </w:tr>
-      <w:tr>
-        <w:tc>
-          <w:tcPr>
-            <w:tcW w:type="dxa" w:w="2880"/>
-          </w:tcPr>
-          <w:p>
-            <w:r>
-              <w:rPr>
-                <w:b w:val="0"/>
-              </w:rPr>
-              <w:t>인근 소방서</w:t>
-            </w:r>
-          </w:p>
-        </w:tc>
-        <w:tc>
-          <w:tcPr>
-            <w:tcW w:type="dxa" w:w="2880"/>
-          </w:tcPr>
-          <w:p>
-            <w:r>
-              <w:rPr>
-                <w:b w:val="0"/>
-              </w:rPr>
-              <w:t>________________</w:t>
-            </w:r>
-          </w:p>
-        </w:tc>
-        <w:tc>
-          <w:tcPr>
-            <w:tcW w:type="dxa" w:w="2880"/>
-          </w:tcPr>
-          <w:p>
-            <w:r>
-              <w:rPr>
-                <w:b w:val="0"/>
-              </w:rPr>
-              <w:t>119</w:t>
-            </w:r>
-          </w:p>
-        </w:tc>
-      </w:tr>
-      <w:tr>
-        <w:tc>
-          <w:tcPr>
-            <w:tcW w:type="dxa" w:w="2880"/>
-          </w:tcPr>
-          <w:p>
-            <w:r>
-              <w:rPr>
-                <w:b w:val="0"/>
-              </w:rPr>
-              <w:t>인근 경찰서</w:t>
-            </w:r>
-          </w:p>
-        </w:tc>
-        <w:tc>
-          <w:tcPr>
-            <w:tcW w:type="dxa" w:w="2880"/>
-          </w:tcPr>
-          <w:p>
-            <w:r>
-              <w:rPr>
-                <w:b w:val="0"/>
-              </w:rPr>
-              <w:t>________________</w:t>
-            </w:r>
-          </w:p>
-        </w:tc>
-        <w:tc>
-          <w:tcPr>
-            <w:tcW w:type="dxa" w:w="2880"/>
-          </w:tcPr>
-          <w:p>
-            <w:r>
-              <w:rPr>
-                <w:b w:val="0"/>
-              </w:rPr>
-              <w:t>112</w:t>
-            </w:r>
-          </w:p>
-        </w:tc>
-      </w:tr>
-      <w:tr>
-        <w:tc>
-          <w:tcPr>
-            <w:tcW w:type="dxa" w:w="2880"/>
-          </w:tcPr>
-          <w:p>
-            <w:r>
-              <w:rPr>
-                <w:b w:val="0"/>
-              </w:rPr>
-              <w:t>보험사 담당자</w:t>
-            </w:r>
-          </w:p>
-        </w:tc>
-        <w:tc>
-          <w:tcPr>
-            <w:tcW w:type="dxa" w:w="2880"/>
-          </w:tcPr>
-          <w:p>
-            <w:r>
-              <w:rPr>
-                <w:b w:val="0"/>
-              </w:rPr>
-              <w:t>________________</w:t>
-            </w:r>
-          </w:p>
-        </w:tc>
-        <w:tc>
-          <w:tcPr>
-            <w:tcW w:type="dxa" w:w="2880"/>
-          </w:tcPr>
-          <w:p>
-            <w:r>
-              <w:rPr>
-                <w:b w:val="0"/>
-              </w:rPr>
-              <w:t>________________</w:t>
-            </w:r>
-          </w:p>
-        </w:tc>
-      </w:tr>
-    </w:tbl>
-    <w:p/>
-    <w:p>
-      <w:pPr>
-        <w:pStyle w:val="Heading2"/>
-      </w:pPr>
-      <w:r>
-        <w:rPr>
-          <w:b w:val="0"/>
-        </w:rPr>
-        <w:t>4. 사고 보고서 (사고 발생 시 작성)</w:t>
-      </w:r>
-    </w:p>
-    <w:p>
-      <w:pPr>
-        <w:pStyle w:val="Heading3"/>
-      </w:pPr>
-      <w:r>
-        <w:rPr>
-          <w:b w:val="0"/>
-        </w:rPr>
-        <w:t>4.1. 사고 기본 정보</w:t>
-      </w:r>
-    </w:p>
-    <w:tbl>
-      <w:tblPr>
-        <w:tblStyle w:val="TableGrid"/>
-        <w:tblW w:type="auto" w:w="0"/>
-        <w:tblLook w:firstColumn="1" w:firstRow="1" w:lastColumn="0" w:lastRow="0" w:noHBand="0" w:noVBand="1" w:val="04A0"/>
-      </w:tblPr>
-      <w:tblGrid>
-        <w:gridCol w:w="4320"/>
-        <w:gridCol w:w="4320"/>
-      </w:tblGrid>
-      <w:tr>
-        <w:tc>
-          <w:tcPr>
-            <w:tcW w:type="dxa" w:w="4320"/>
-          </w:tcPr>
-          <w:p>
-            <w:r>
-              <w:rPr>
-                <w:b/>
-              </w:rPr>
-              <w:t>항목</w:t>
-            </w:r>
-          </w:p>
-        </w:tc>
-        <w:tc>
-          <w:tcPr>
-            <w:tcW w:type="dxa" w:w="4320"/>
-          </w:tcPr>
-          <w:p>
-            <w:r>
-              <w:rPr>
-                <w:b/>
-              </w:rPr>
-              <w:t>내용</w:t>
-            </w:r>
-          </w:p>
-        </w:tc>
-      </w:tr>
-      <w:tr>
-        <w:tc>
-          <w:tcPr>
-            <w:tcW w:type="dxa" w:w="4320"/>
-          </w:tcPr>
-          <w:p>
-            <w:r>
-              <w:rPr>
-                <w:b w:val="0"/>
-              </w:rPr>
-              <w:t>사고 발생 일시</w:t>
-            </w:r>
-          </w:p>
-        </w:tc>
-        <w:tc>
-          <w:tcPr>
-            <w:tcW w:type="dxa" w:w="4320"/>
-          </w:tcPr>
-          <w:p>
-            <w:r>
-              <w:rPr>
-                <w:b w:val="0"/>
-              </w:rPr>
-              <w:t>20____년 ____월 ____일 ____시 ____분</w:t>
+              <w:t>________년 ________월 ________일 ________시 ________분</w:t>
             </w:r>
           </w:p>
         </w:tc>
@@ -1529,7 +1497,7 @@
               <w:rPr>
                 <w:b w:val="0"/>
               </w:rPr>
-              <w:t>________________________________</w:t>
+              <w:t>________</w:t>
             </w:r>
           </w:p>
         </w:tc>
@@ -1544,7 +1512,7 @@
               <w:rPr>
                 <w:b w:val="0"/>
               </w:rPr>
-              <w:t>피해 대상자</w:t>
+              <w:t>사고 당사자</w:t>
             </w:r>
           </w:p>
         </w:tc>
@@ -1557,7 +1525,7 @@
               <w:rPr>
                 <w:b w:val="0"/>
               </w:rPr>
-              <w:t>성명: ________ (직분: ________ / 연령: ________)</w:t>
+              <w:t>이름 ________ / 소속 ________</w:t>
             </w:r>
           </w:p>
         </w:tc>
@@ -1572,7 +1540,7 @@
               <w:rPr>
                 <w:b w:val="0"/>
               </w:rPr>
-              <w:t>목격자</w:t>
+              <w:t>최초 발견자·발견 시각</w:t>
             </w:r>
           </w:p>
         </w:tc>
@@ -1585,58 +1553,7 @@
               <w:rPr>
                 <w:b w:val="0"/>
               </w:rPr>
-              <w:t>성명: ________ (연락처: ________________)</w:t>
-            </w:r>
-          </w:p>
-        </w:tc>
-      </w:tr>
-    </w:tbl>
-    <w:p/>
-    <w:p>
-      <w:pPr>
-        <w:pStyle w:val="Heading3"/>
-      </w:pPr>
-      <w:r>
-        <w:rPr>
-          <w:b w:val="0"/>
-        </w:rPr>
-        <w:t>4.2. 사고 경위 및 조치 내용</w:t>
-      </w:r>
-    </w:p>
-    <w:tbl>
-      <w:tblPr>
-        <w:tblStyle w:val="TableGrid"/>
-        <w:tblW w:type="auto" w:w="0"/>
-        <w:tblLook w:firstColumn="1" w:firstRow="1" w:lastColumn="0" w:lastRow="0" w:noHBand="0" w:noVBand="1" w:val="04A0"/>
-      </w:tblPr>
-      <w:tblGrid>
-        <w:gridCol w:w="4320"/>
-        <w:gridCol w:w="4320"/>
-      </w:tblGrid>
-      <w:tr>
-        <w:tc>
-          <w:tcPr>
-            <w:tcW w:type="dxa" w:w="4320"/>
-          </w:tcPr>
-          <w:p>
-            <w:r>
-              <w:rPr>
-                <w:b/>
-              </w:rPr>
-              <w:t>구분</w:t>
-            </w:r>
-          </w:p>
-        </w:tc>
-        <w:tc>
-          <w:tcPr>
-            <w:tcW w:type="dxa" w:w="4320"/>
-          </w:tcPr>
-          <w:p>
-            <w:r>
-              <w:rPr>
-                <w:b/>
-              </w:rPr>
-              <w:t>상세 내용 (육하원칙에 의거하여 작성)</w:t>
+              <w:t>________ / ________</w:t>
             </w:r>
           </w:p>
         </w:tc>
@@ -1651,7 +1568,7 @@
               <w:rPr>
                 <w:b w:val="0"/>
               </w:rPr>
-              <w:t>사고 발생 경위</w:t>
+              <w:t>사고 경위</w:t>
             </w:r>
           </w:p>
         </w:tc>
@@ -1664,7 +1581,7 @@
               <w:rPr>
                 <w:b w:val="0"/>
               </w:rPr>
-              <w:t>________________________________________________________________&lt;br&gt;________________________________________________________________&lt;br&gt;________________________________________________________________</w:t>
+              <w:t>사고 전 활동, 발생 상황, 발견 당시 상태: ________</w:t>
             </w:r>
           </w:p>
         </w:tc>
@@ -1679,7 +1596,7 @@
               <w:rPr>
                 <w:b w:val="0"/>
               </w:rPr>
-              <w:t>피해 상황</w:t>
+              <w:t>부상·피해 상태</w:t>
             </w:r>
           </w:p>
         </w:tc>
@@ -1692,7 +1609,7 @@
               <w:rPr>
                 <w:b w:val="0"/>
               </w:rPr>
-              <w:t>________________________________________________________________&lt;br&gt;________________________________________________________________</w:t>
+              <w:t>관찰된 증상과 피해 내용: ________</w:t>
             </w:r>
           </w:p>
         </w:tc>
@@ -1707,7 +1624,7 @@
               <w:rPr>
                 <w:b w:val="0"/>
               </w:rPr>
-              <w:t>현장 응급 조치</w:t>
+              <w:t>현장 조치</w:t>
             </w:r>
           </w:p>
         </w:tc>
@@ -1720,7 +1637,7 @@
               <w:rPr>
                 <w:b w:val="0"/>
               </w:rPr>
-              <w:t>________________________________________________________________&lt;br&gt;________________________________________________________________</w:t>
+              <w:t>조치 시각 ________ / 조치 내용 ________ / 담당 ________</w:t>
             </w:r>
           </w:p>
         </w:tc>
@@ -1735,7 +1652,7 @@
               <w:rPr>
                 <w:b w:val="0"/>
               </w:rPr>
-              <w:t>의료기관 이송 현황</w:t>
+              <w:t>신고·의료기관 이동</w:t>
             </w:r>
           </w:p>
         </w:tc>
@@ -1748,58 +1665,7 @@
               <w:rPr>
                 <w:b w:val="0"/>
               </w:rPr>
-              <w:t>병원명: ________________ (진단명: ________________)</w:t>
-            </w:r>
-          </w:p>
-        </w:tc>
-      </w:tr>
-    </w:tbl>
-    <w:p/>
-    <w:p>
-      <w:pPr>
-        <w:pStyle w:val="Heading3"/>
-      </w:pPr>
-      <w:r>
-        <w:rPr>
-          <w:b w:val="0"/>
-        </w:rPr>
-        <w:t>4.3. 보호자 연락 및 후속 관리</w:t>
-      </w:r>
-    </w:p>
-    <w:tbl>
-      <w:tblPr>
-        <w:tblStyle w:val="TableGrid"/>
-        <w:tblW w:type="auto" w:w="0"/>
-        <w:tblLook w:firstColumn="1" w:firstRow="1" w:lastColumn="0" w:lastRow="0" w:noHBand="0" w:noVBand="1" w:val="04A0"/>
-      </w:tblPr>
-      <w:tblGrid>
-        <w:gridCol w:w="4320"/>
-        <w:gridCol w:w="4320"/>
-      </w:tblGrid>
-      <w:tr>
-        <w:tc>
-          <w:tcPr>
-            <w:tcW w:type="dxa" w:w="4320"/>
-          </w:tcPr>
-          <w:p>
-            <w:r>
-              <w:rPr>
-                <w:b/>
-              </w:rPr>
-              <w:t>항목</w:t>
-            </w:r>
-          </w:p>
-        </w:tc>
-        <w:tc>
-          <w:tcPr>
-            <w:tcW w:type="dxa" w:w="4320"/>
-          </w:tcPr>
-          <w:p>
-            <w:r>
-              <w:rPr>
-                <w:b/>
-              </w:rPr>
-              <w:t>내용</w:t>
+              <w:t>신고 시각 ________ / 이동 시각 ________ / 의료기관 ________ / 동행자 ________</w:t>
             </w:r>
           </w:p>
         </w:tc>
@@ -1814,7 +1680,7 @@
               <w:rPr>
                 <w:b w:val="0"/>
               </w:rPr>
-              <w:t>보호자 연락 일시</w:t>
+              <w:t>보호자 연락</w:t>
             </w:r>
           </w:p>
         </w:tc>
@@ -1827,7 +1693,7 @@
               <w:rPr>
                 <w:b w:val="0"/>
               </w:rPr>
-              <w:t>20____년 ____월 ____일 ____시 ____분</w:t>
+              <w:t>연락 시각 ________ / 연락자 ________ / 전달 내용 ________ / 연결 여부 ________</w:t>
             </w:r>
           </w:p>
         </w:tc>
@@ -1842,7 +1708,7 @@
               <w:rPr>
                 <w:b w:val="0"/>
               </w:rPr>
-              <w:t>보호자 반응 및 요청</w:t>
+              <w:t>교회 책임자 보고</w:t>
             </w:r>
           </w:p>
         </w:tc>
@@ -1855,7 +1721,7 @@
               <w:rPr>
                 <w:b w:val="0"/>
               </w:rPr>
-              <w:t>________________________________________________________________</w:t>
+              <w:t>보고 시각 ________ / 보고 대상 ________ / 보고자 ________</w:t>
             </w:r>
           </w:p>
         </w:tc>
@@ -1870,7 +1736,7 @@
               <w:rPr>
                 <w:b w:val="0"/>
               </w:rPr>
-              <w:t>향후 치료 및 심방 계획</w:t>
+              <w:t>후속 조치</w:t>
             </w:r>
           </w:p>
         </w:tc>
@@ -1883,7 +1749,7 @@
               <w:rPr>
                 <w:b w:val="0"/>
               </w:rPr>
-              <w:t>________________________________________________________________</w:t>
+              <w:t>상태 확인·추가 연락·보험 접수·시설 보완 등: ________</w:t>
             </w:r>
           </w:p>
         </w:tc>
@@ -1898,7 +1764,7 @@
               <w:rPr>
                 <w:b w:val="0"/>
               </w:rPr>
-              <w:t>재발 방지 대책</w:t>
+              <w:t>후속 담당·확인 예정일</w:t>
             </w:r>
           </w:p>
         </w:tc>
@@ -1911,7 +1777,35 @@
               <w:rPr>
                 <w:b w:val="0"/>
               </w:rPr>
-              <w:t>________________________________________________________________</w:t>
+              <w:t>________ / ________</w:t>
+            </w:r>
+          </w:p>
+        </w:tc>
+      </w:tr>
+      <w:tr>
+        <w:tc>
+          <w:tcPr>
+            <w:tcW w:type="dxa" w:w="4320"/>
+          </w:tcPr>
+          <w:p>
+            <w:r>
+              <w:rPr>
+                <w:b w:val="0"/>
+              </w:rPr>
+              <w:t>첨부·증빙</w:t>
+            </w:r>
+          </w:p>
+        </w:tc>
+        <w:tc>
+          <w:tcPr>
+            <w:tcW w:type="dxa" w:w="4320"/>
+          </w:tcPr>
+          <w:p>
+            <w:r>
+              <w:rPr>
+                <w:b w:val="0"/>
+              </w:rPr>
+              <w:t>사진·진료 관련 서류·목격 내용 등: ________</w:t>
             </w:r>
           </w:p>
         </w:tc>
@@ -1926,47 +1820,299 @@
         <w:rPr>
           <w:b w:val="0"/>
         </w:rPr>
-        <w:t>5. 작성 및 확인</w:t>
+        <w:t>작성·확인 서명</w:t>
       </w:r>
     </w:p>
+    <w:tbl>
+      <w:tblPr>
+        <w:tblStyle w:val="TableGrid"/>
+        <w:tblW w:type="auto" w:w="0"/>
+        <w:tblLook w:firstColumn="1" w:firstRow="1" w:lastColumn="0" w:lastRow="0" w:noHBand="0" w:noVBand="1" w:val="04A0"/>
+      </w:tblPr>
+      <w:tblGrid>
+        <w:gridCol w:w="2160"/>
+        <w:gridCol w:w="2160"/>
+        <w:gridCol w:w="2160"/>
+        <w:gridCol w:w="2160"/>
+      </w:tblGrid>
+      <w:tr>
+        <w:tc>
+          <w:tcPr>
+            <w:tcW w:type="dxa" w:w="2160"/>
+          </w:tcPr>
+          <w:p>
+            <w:r>
+              <w:rPr>
+                <w:b/>
+              </w:rPr>
+              <w:t>구분</w:t>
+            </w:r>
+          </w:p>
+        </w:tc>
+        <w:tc>
+          <w:tcPr>
+            <w:tcW w:type="dxa" w:w="2160"/>
+          </w:tcPr>
+          <w:p>
+            <w:r>
+              <w:rPr>
+                <w:b/>
+              </w:rPr>
+              <w:t>작성·확인일</w:t>
+            </w:r>
+          </w:p>
+        </w:tc>
+        <w:tc>
+          <w:tcPr>
+            <w:tcW w:type="dxa" w:w="2160"/>
+          </w:tcPr>
+          <w:p>
+            <w:r>
+              <w:rPr>
+                <w:b/>
+              </w:rPr>
+              <w:t>이름</w:t>
+            </w:r>
+          </w:p>
+        </w:tc>
+        <w:tc>
+          <w:tcPr>
+            <w:tcW w:type="dxa" w:w="2160"/>
+          </w:tcPr>
+          <w:p>
+            <w:r>
+              <w:rPr>
+                <w:b/>
+              </w:rPr>
+              <w:t>서명</w:t>
+            </w:r>
+          </w:p>
+        </w:tc>
+      </w:tr>
+      <w:tr>
+        <w:tc>
+          <w:tcPr>
+            <w:tcW w:type="dxa" w:w="2160"/>
+          </w:tcPr>
+          <w:p>
+            <w:r>
+              <w:rPr>
+                <w:b w:val="0"/>
+              </w:rPr>
+              <w:t>안전 점검 작성</w:t>
+            </w:r>
+          </w:p>
+        </w:tc>
+        <w:tc>
+          <w:tcPr>
+            <w:tcW w:type="dxa" w:w="2160"/>
+          </w:tcPr>
+          <w:p>
+            <w:r>
+              <w:rPr>
+                <w:b w:val="0"/>
+              </w:rPr>
+              <w:t>________</w:t>
+            </w:r>
+          </w:p>
+        </w:tc>
+        <w:tc>
+          <w:tcPr>
+            <w:tcW w:type="dxa" w:w="2160"/>
+          </w:tcPr>
+          <w:p>
+            <w:r>
+              <w:rPr>
+                <w:b w:val="0"/>
+              </w:rPr>
+              <w:t>________</w:t>
+            </w:r>
+          </w:p>
+        </w:tc>
+        <w:tc>
+          <w:tcPr>
+            <w:tcW w:type="dxa" w:w="2160"/>
+          </w:tcPr>
+          <w:p>
+            <w:r>
+              <w:rPr>
+                <w:b w:val="0"/>
+              </w:rPr>
+              <w:t>________</w:t>
+            </w:r>
+          </w:p>
+        </w:tc>
+      </w:tr>
+      <w:tr>
+        <w:tc>
+          <w:tcPr>
+            <w:tcW w:type="dxa" w:w="2160"/>
+          </w:tcPr>
+          <w:p>
+            <w:r>
+              <w:rPr>
+                <w:b w:val="0"/>
+              </w:rPr>
+              <w:t>안전 점검 확인</w:t>
+            </w:r>
+          </w:p>
+        </w:tc>
+        <w:tc>
+          <w:tcPr>
+            <w:tcW w:type="dxa" w:w="2160"/>
+          </w:tcPr>
+          <w:p>
+            <w:r>
+              <w:rPr>
+                <w:b w:val="0"/>
+              </w:rPr>
+              <w:t>________</w:t>
+            </w:r>
+          </w:p>
+        </w:tc>
+        <w:tc>
+          <w:tcPr>
+            <w:tcW w:type="dxa" w:w="2160"/>
+          </w:tcPr>
+          <w:p>
+            <w:r>
+              <w:rPr>
+                <w:b w:val="0"/>
+              </w:rPr>
+              <w:t>________</w:t>
+            </w:r>
+          </w:p>
+        </w:tc>
+        <w:tc>
+          <w:tcPr>
+            <w:tcW w:type="dxa" w:w="2160"/>
+          </w:tcPr>
+          <w:p>
+            <w:r>
+              <w:rPr>
+                <w:b w:val="0"/>
+              </w:rPr>
+              <w:t>________</w:t>
+            </w:r>
+          </w:p>
+        </w:tc>
+      </w:tr>
+      <w:tr>
+        <w:tc>
+          <w:tcPr>
+            <w:tcW w:type="dxa" w:w="2160"/>
+          </w:tcPr>
+          <w:p>
+            <w:r>
+              <w:rPr>
+                <w:b w:val="0"/>
+              </w:rPr>
+              <w:t>사고 보고 작성</w:t>
+            </w:r>
+          </w:p>
+        </w:tc>
+        <w:tc>
+          <w:tcPr>
+            <w:tcW w:type="dxa" w:w="2160"/>
+          </w:tcPr>
+          <w:p>
+            <w:r>
+              <w:rPr>
+                <w:b w:val="0"/>
+              </w:rPr>
+              <w:t>________</w:t>
+            </w:r>
+          </w:p>
+        </w:tc>
+        <w:tc>
+          <w:tcPr>
+            <w:tcW w:type="dxa" w:w="2160"/>
+          </w:tcPr>
+          <w:p>
+            <w:r>
+              <w:rPr>
+                <w:b w:val="0"/>
+              </w:rPr>
+              <w:t>________</w:t>
+            </w:r>
+          </w:p>
+        </w:tc>
+        <w:tc>
+          <w:tcPr>
+            <w:tcW w:type="dxa" w:w="2160"/>
+          </w:tcPr>
+          <w:p>
+            <w:r>
+              <w:rPr>
+                <w:b w:val="0"/>
+              </w:rPr>
+              <w:t>________</w:t>
+            </w:r>
+          </w:p>
+        </w:tc>
+      </w:tr>
+      <w:tr>
+        <w:tc>
+          <w:tcPr>
+            <w:tcW w:type="dxa" w:w="2160"/>
+          </w:tcPr>
+          <w:p>
+            <w:r>
+              <w:rPr>
+                <w:b w:val="0"/>
+              </w:rPr>
+              <w:t>사고 보고 확인</w:t>
+            </w:r>
+          </w:p>
+        </w:tc>
+        <w:tc>
+          <w:tcPr>
+            <w:tcW w:type="dxa" w:w="2160"/>
+          </w:tcPr>
+          <w:p>
+            <w:r>
+              <w:rPr>
+                <w:b w:val="0"/>
+              </w:rPr>
+              <w:t>________</w:t>
+            </w:r>
+          </w:p>
+        </w:tc>
+        <w:tc>
+          <w:tcPr>
+            <w:tcW w:type="dxa" w:w="2160"/>
+          </w:tcPr>
+          <w:p>
+            <w:r>
+              <w:rPr>
+                <w:b w:val="0"/>
+              </w:rPr>
+              <w:t>________</w:t>
+            </w:r>
+          </w:p>
+        </w:tc>
+        <w:tc>
+          <w:tcPr>
+            <w:tcW w:type="dxa" w:w="2160"/>
+          </w:tcPr>
+          <w:p>
+            <w:r>
+              <w:rPr>
+                <w:b w:val="0"/>
+              </w:rPr>
+              <w:t>________</w:t>
+            </w:r>
+          </w:p>
+        </w:tc>
+      </w:tr>
+    </w:tbl>
+    <w:p/>
     <w:p>
       <w:r>
         <w:rPr>
           <w:b w:val="0"/>
         </w:rPr>
-        <w:t>위와 같이 행사 전 안전 점검을 실시하고 (사고 발생 시) 보고서를 제출합니다.</w:t>
-      </w:r>
-    </w:p>
-    <w:p>
-      <w:r>
-        <w:rPr>
-          <w:b w:val="0"/>
-        </w:rPr>
-        <w:t>20____년 ____월 ____일</w:t>
-      </w:r>
-    </w:p>
-    <w:p>
-      <w:r>
-        <w:rPr>
-          <w:b w:val="0"/>
-        </w:rPr>
-        <w:t>작성자(리더): ________________ (서명)</w:t>
-      </w:r>
-    </w:p>
-    <w:p>
-      <w:r>
-        <w:rPr>
-          <w:b w:val="0"/>
-        </w:rPr>
-        <w:t>확인자(당회/부장): ________________ (서명)</w:t>
-      </w:r>
-    </w:p>
-    <w:p>
-      <w:r>
-        <w:rPr>
-          <w:b/>
-        </w:rPr>
-        <w:t>(교회명) 귀중</w:t>
+        <w:t>※ 작성한 문서는 담당자가 보관하며, 개인정보와 사고 기록은 사고 처리에 필요한 관계자에게만 공유합니다.</w:t>
       </w:r>
     </w:p>
     <w:sectPr>

--- a/docs/27_안전점검_사고보고서.docx
+++ b/docs/27_안전점검_사고보고서.docx
@@ -11,106 +11,433 @@
         <w:rPr>
           <w:b w:val="0"/>
         </w:rPr>
-        <w:t>(교회명) (부서명) 행사 안전 점검표 및 사고 보고서</w:t>
+        <w:t>[연도] (교회명) (부서명) 교회 행사 안전 점검표</w:t>
       </w:r>
     </w:p>
+    <w:tbl>
+      <w:tblPr>
+        <w:tblStyle w:val="TableGrid"/>
+        <w:tblW w:type="auto" w:w="0"/>
+        <w:tblLook w:firstColumn="1" w:firstRow="1" w:lastColumn="0" w:lastRow="0" w:noHBand="0" w:noVBand="1" w:val="04A0"/>
+      </w:tblPr>
+      <w:tblGrid>
+        <w:gridCol w:w="2160"/>
+        <w:gridCol w:w="2160"/>
+        <w:gridCol w:w="2160"/>
+        <w:gridCol w:w="2160"/>
+      </w:tblGrid>
+      <w:tr>
+        <w:tc>
+          <w:tcPr>
+            <w:tcW w:type="dxa" w:w="2160"/>
+          </w:tcPr>
+          <w:p>
+            <w:r>
+              <w:rPr>
+                <w:b/>
+              </w:rPr>
+              <w:t>작성일</w:t>
+            </w:r>
+          </w:p>
+        </w:tc>
+        <w:tc>
+          <w:tcPr>
+            <w:tcW w:type="dxa" w:w="2160"/>
+          </w:tcPr>
+          <w:p>
+            <w:r>
+              <w:rPr>
+                <w:b/>
+              </w:rPr>
+              <w:t>작성자</w:t>
+            </w:r>
+          </w:p>
+        </w:tc>
+        <w:tc>
+          <w:tcPr>
+            <w:tcW w:type="dxa" w:w="2160"/>
+          </w:tcPr>
+          <w:p>
+            <w:r>
+              <w:rPr>
+                <w:b/>
+              </w:rPr>
+              <w:t>부서</w:t>
+            </w:r>
+          </w:p>
+        </w:tc>
+        <w:tc>
+          <w:tcPr>
+            <w:tcW w:type="dxa" w:w="2160"/>
+          </w:tcPr>
+          <w:p>
+            <w:r>
+              <w:rPr>
+                <w:b/>
+              </w:rPr>
+              <w:t>문서 상태(초안/확정)</w:t>
+            </w:r>
+          </w:p>
+        </w:tc>
+      </w:tr>
+      <w:tr>
+        <w:tc>
+          <w:tcPr>
+            <w:tcW w:type="dxa" w:w="2160"/>
+          </w:tcPr>
+          <w:p>
+            <w:r>
+              <w:rPr>
+                <w:b w:val="0"/>
+              </w:rPr>
+              <w:t>________</w:t>
+            </w:r>
+          </w:p>
+        </w:tc>
+        <w:tc>
+          <w:tcPr>
+            <w:tcW w:type="dxa" w:w="2160"/>
+          </w:tcPr>
+          <w:p>
+            <w:r>
+              <w:rPr>
+                <w:b w:val="0"/>
+              </w:rPr>
+              <w:t>________</w:t>
+            </w:r>
+          </w:p>
+        </w:tc>
+        <w:tc>
+          <w:tcPr>
+            <w:tcW w:type="dxa" w:w="2160"/>
+          </w:tcPr>
+          <w:p>
+            <w:r>
+              <w:rPr>
+                <w:b w:val="0"/>
+              </w:rPr>
+              <w:t>(부서명)</w:t>
+            </w:r>
+          </w:p>
+        </w:tc>
+        <w:tc>
+          <w:tcPr>
+            <w:tcW w:type="dxa" w:w="2160"/>
+          </w:tcPr>
+          <w:p>
+            <w:r>
+              <w:rPr>
+                <w:b w:val="0"/>
+              </w:rPr>
+              <w:t>________</w:t>
+            </w:r>
+          </w:p>
+        </w:tc>
+      </w:tr>
+    </w:tbl>
+    <w:p/>
     <w:p>
       <w:pPr>
-        <w:pStyle w:val="Heading2"/>
+        <w:pStyle w:val="ListNumber"/>
       </w:pPr>
       <w:r>
         <w:rPr>
           <w:b w:val="0"/>
         </w:rPr>
-        <w:t>개요</w:t>
+        <w:t>점검 개요</w:t>
       </w:r>
     </w:p>
+    <w:tbl>
+      <w:tblPr>
+        <w:tblStyle w:val="TableGrid"/>
+        <w:tblW w:type="auto" w:w="0"/>
+        <w:tblLook w:firstColumn="1" w:firstRow="1" w:lastColumn="0" w:lastRow="0" w:noHBand="0" w:noVBand="1" w:val="04A0"/>
+      </w:tblPr>
+      <w:tblGrid>
+        <w:gridCol w:w="2880"/>
+        <w:gridCol w:w="2880"/>
+        <w:gridCol w:w="2880"/>
+      </w:tblGrid>
+      <w:tr>
+        <w:tc>
+          <w:tcPr>
+            <w:tcW w:type="dxa" w:w="2880"/>
+          </w:tcPr>
+          <w:p>
+            <w:r>
+              <w:rPr>
+                <w:b/>
+              </w:rPr>
+              <w:t>행사명</w:t>
+            </w:r>
+          </w:p>
+        </w:tc>
+        <w:tc>
+          <w:tcPr>
+            <w:tcW w:type="dxa" w:w="2880"/>
+          </w:tcPr>
+          <w:p>
+            <w:r>
+              <w:rPr>
+                <w:b/>
+              </w:rPr>
+              <w:t>행사 일시</w:t>
+            </w:r>
+          </w:p>
+        </w:tc>
+        <w:tc>
+          <w:tcPr>
+            <w:tcW w:type="dxa" w:w="2880"/>
+          </w:tcPr>
+          <w:p>
+            <w:r>
+              <w:rPr>
+                <w:b/>
+              </w:rPr>
+              <w:t>행사 장소</w:t>
+            </w:r>
+          </w:p>
+        </w:tc>
+      </w:tr>
+      <w:tr>
+        <w:tc>
+          <w:tcPr>
+            <w:tcW w:type="dxa" w:w="2880"/>
+          </w:tcPr>
+          <w:p>
+            <w:r>
+              <w:rPr>
+                <w:b w:val="0"/>
+              </w:rPr>
+              <w:t>________</w:t>
+            </w:r>
+          </w:p>
+        </w:tc>
+        <w:tc>
+          <w:tcPr>
+            <w:tcW w:type="dxa" w:w="2880"/>
+          </w:tcPr>
+          <w:p>
+            <w:r>
+              <w:rPr>
+                <w:b w:val="0"/>
+              </w:rPr>
+              <w:t>________</w:t>
+            </w:r>
+          </w:p>
+        </w:tc>
+        <w:tc>
+          <w:tcPr>
+            <w:tcW w:type="dxa" w:w="2880"/>
+          </w:tcPr>
+          <w:p>
+            <w:r>
+              <w:rPr>
+                <w:b w:val="0"/>
+              </w:rPr>
+              <w:t>________</w:t>
+            </w:r>
+          </w:p>
+        </w:tc>
+      </w:tr>
+    </w:tbl>
+    <w:p/>
+    <w:tbl>
+      <w:tblPr>
+        <w:tblStyle w:val="TableGrid"/>
+        <w:tblW w:type="auto" w:w="0"/>
+        <w:tblLook w:firstColumn="1" w:firstRow="1" w:lastColumn="0" w:lastRow="0" w:noHBand="0" w:noVBand="1" w:val="04A0"/>
+      </w:tblPr>
+      <w:tblGrid>
+        <w:gridCol w:w="2880"/>
+        <w:gridCol w:w="2880"/>
+        <w:gridCol w:w="2880"/>
+      </w:tblGrid>
+      <w:tr>
+        <w:tc>
+          <w:tcPr>
+            <w:tcW w:type="dxa" w:w="2880"/>
+          </w:tcPr>
+          <w:p>
+            <w:r>
+              <w:rPr>
+                <w:b/>
+              </w:rPr>
+              <w:t>점검일</w:t>
+            </w:r>
+          </w:p>
+        </w:tc>
+        <w:tc>
+          <w:tcPr>
+            <w:tcW w:type="dxa" w:w="2880"/>
+          </w:tcPr>
+          <w:p>
+            <w:r>
+              <w:rPr>
+                <w:b/>
+              </w:rPr>
+              <w:t>점검자</w:t>
+            </w:r>
+          </w:p>
+        </w:tc>
+        <w:tc>
+          <w:tcPr>
+            <w:tcW w:type="dxa" w:w="2880"/>
+          </w:tcPr>
+          <w:p>
+            <w:r>
+              <w:rPr>
+                <w:b/>
+              </w:rPr>
+              <w:t>조치 완료 확인자</w:t>
+            </w:r>
+          </w:p>
+        </w:tc>
+      </w:tr>
+      <w:tr>
+        <w:tc>
+          <w:tcPr>
+            <w:tcW w:type="dxa" w:w="2880"/>
+          </w:tcPr>
+          <w:p>
+            <w:r>
+              <w:rPr>
+                <w:b w:val="0"/>
+              </w:rPr>
+              <w:t>________</w:t>
+            </w:r>
+          </w:p>
+        </w:tc>
+        <w:tc>
+          <w:tcPr>
+            <w:tcW w:type="dxa" w:w="2880"/>
+          </w:tcPr>
+          <w:p>
+            <w:r>
+              <w:rPr>
+                <w:b w:val="0"/>
+              </w:rPr>
+              <w:t>________</w:t>
+            </w:r>
+          </w:p>
+        </w:tc>
+        <w:tc>
+          <w:tcPr>
+            <w:tcW w:type="dxa" w:w="2880"/>
+          </w:tcPr>
+          <w:p>
+            <w:r>
+              <w:rPr>
+                <w:b w:val="0"/>
+              </w:rPr>
+              <w:t>________</w:t>
+            </w:r>
+          </w:p>
+        </w:tc>
+      </w:tr>
+    </w:tbl>
+    <w:p/>
+    <w:tbl>
+      <w:tblPr>
+        <w:tblStyle w:val="TableGrid"/>
+        <w:tblW w:type="auto" w:w="0"/>
+        <w:tblLook w:firstColumn="1" w:firstRow="1" w:lastColumn="0" w:lastRow="0" w:noHBand="0" w:noVBand="1" w:val="04A0"/>
+      </w:tblPr>
+      <w:tblGrid>
+        <w:gridCol w:w="2880"/>
+        <w:gridCol w:w="2880"/>
+        <w:gridCol w:w="2880"/>
+      </w:tblGrid>
+      <w:tr>
+        <w:tc>
+          <w:tcPr>
+            <w:tcW w:type="dxa" w:w="2880"/>
+          </w:tcPr>
+          <w:p>
+            <w:r>
+              <w:rPr>
+                <w:b/>
+              </w:rPr>
+              <w:t>행사 책임자</w:t>
+            </w:r>
+          </w:p>
+        </w:tc>
+        <w:tc>
+          <w:tcPr>
+            <w:tcW w:type="dxa" w:w="2880"/>
+          </w:tcPr>
+          <w:p>
+            <w:r>
+              <w:rPr>
+                <w:b/>
+              </w:rPr>
+              <w:t>예상 참가 인원</w:t>
+            </w:r>
+          </w:p>
+        </w:tc>
+        <w:tc>
+          <w:tcPr>
+            <w:tcW w:type="dxa" w:w="2880"/>
+          </w:tcPr>
+          <w:p>
+            <w:r>
+              <w:rPr>
+                <w:b/>
+              </w:rPr>
+              <w:t>재점검 일시</w:t>
+            </w:r>
+          </w:p>
+        </w:tc>
+      </w:tr>
+      <w:tr>
+        <w:tc>
+          <w:tcPr>
+            <w:tcW w:type="dxa" w:w="2880"/>
+          </w:tcPr>
+          <w:p>
+            <w:r>
+              <w:rPr>
+                <w:b w:val="0"/>
+              </w:rPr>
+              <w:t>________</w:t>
+            </w:r>
+          </w:p>
+        </w:tc>
+        <w:tc>
+          <w:tcPr>
+            <w:tcW w:type="dxa" w:w="2880"/>
+          </w:tcPr>
+          <w:p>
+            <w:r>
+              <w:rPr>
+                <w:b w:val="0"/>
+              </w:rPr>
+              <w:t>________명</w:t>
+            </w:r>
+          </w:p>
+        </w:tc>
+        <w:tc>
+          <w:tcPr>
+            <w:tcW w:type="dxa" w:w="2880"/>
+          </w:tcPr>
+          <w:p>
+            <w:r>
+              <w:rPr>
+                <w:b w:val="0"/>
+              </w:rPr>
+              <w:t>________</w:t>
+            </w:r>
+          </w:p>
+        </w:tc>
+      </w:tr>
+    </w:tbl>
+    <w:p/>
     <w:p>
-      <w:pPr>
-        <w:pStyle w:val="ListBullet"/>
-      </w:pPr>
       <w:r>
         <w:rPr>
           <w:b w:val="0"/>
         </w:rPr>
-        <w:t>주제 : ________</w:t>
-      </w:r>
-    </w:p>
-    <w:p>
-      <w:pPr>
-        <w:pStyle w:val="ListBullet"/>
-      </w:pPr>
-      <w:r>
-        <w:rPr>
-          <w:b w:val="0"/>
-        </w:rPr>
-        <w:t>주제 말씀 : ________</w:t>
-      </w:r>
-    </w:p>
-    <w:p>
-      <w:pPr>
-        <w:pStyle w:val="ListBullet"/>
-      </w:pPr>
-      <w:r>
-        <w:rPr>
-          <w:b w:val="0"/>
-        </w:rPr>
-        <w:t>목적 : 행사 전 안전 점검 및 사고 발생 시 조치·기록</w:t>
-      </w:r>
-    </w:p>
-    <w:p>
-      <w:pPr>
-        <w:pStyle w:val="ListBullet"/>
-      </w:pPr>
-      <w:r>
-        <w:rPr>
-          <w:b w:val="0"/>
-        </w:rPr>
-        <w:t>장소 : ________</w:t>
-      </w:r>
-    </w:p>
-    <w:p>
-      <w:pPr>
-        <w:pStyle w:val="ListBullet"/>
-      </w:pPr>
-      <w:r>
-        <w:rPr>
-          <w:b w:val="0"/>
-        </w:rPr>
-        <w:t>일시 : ________</w:t>
-      </w:r>
-    </w:p>
-    <w:p>
-      <w:pPr>
-        <w:pStyle w:val="ListBullet"/>
-      </w:pPr>
-      <w:r>
-        <w:rPr>
-          <w:b w:val="0"/>
-        </w:rPr>
-        <w:t>담당 : ________</w:t>
-      </w:r>
-    </w:p>
-    <w:p>
-      <w:pPr>
-        <w:pStyle w:val="ListBullet"/>
-      </w:pPr>
-      <w:r>
-        <w:rPr>
-          <w:b w:val="0"/>
-        </w:rPr>
-        <w:t>대상 : (예상 인원 ________명: 학생 ________, 교사 ________)</w:t>
-      </w:r>
-    </w:p>
-    <w:p>
-      <w:pPr>
-        <w:pStyle w:val="Heading2"/>
-      </w:pPr>
-      <w:r>
-        <w:rPr>
-          <w:b w:val="0"/>
-        </w:rPr>
-        <w:t>행사 전 안전 점검표</w:t>
+        <w:t>가. 작성 기준: 날짜는 2026. 10. 24.(토), 시간은 09:00 형식으로 기재합니다.</w:t>
       </w:r>
     </w:p>
     <w:p>
@@ -118,7 +445,7 @@
         <w:rPr>
           <w:b w:val="0"/>
         </w:rPr>
-        <w:t>점검일 : ________ / 점검자 : ________</w:t>
+        <w:t>나. 점검 결과는 ‘양호·미흡·해당 없음’ 중 하나로 기재하고, 해당 없음은 사유를 적습니다.</w:t>
       </w:r>
     </w:p>
     <w:p>
@@ -126,7 +453,2863 @@
         <w:rPr>
           <w:b w:val="0"/>
         </w:rPr>
-        <w:t>점검 결과는 해당 칸에 표시하고, 보완 사항은 행사 시작 전에 다시 확인합니다.</w:t>
+        <w:t>다. 개인정보가 포함된 비상연락망·건강 관련 회신서는 별도로 보관하며, 공개·배포용 점검표에 첨부하지 않습니다.</w:t>
+      </w:r>
+    </w:p>
+    <w:p>
+      <w:pPr>
+        <w:pStyle w:val="ListNumber"/>
+      </w:pPr>
+      <w:r>
+        <w:rPr>
+          <w:b w:val="0"/>
+        </w:rPr>
+        <w:t>행사 전 안전 점검</w:t>
+      </w:r>
+    </w:p>
+    <w:tbl>
+      <w:tblPr>
+        <w:tblStyle w:val="TableGrid"/>
+        <w:tblW w:type="auto" w:w="0"/>
+        <w:tblLook w:firstColumn="1" w:firstRow="1" w:lastColumn="0" w:lastRow="0" w:noHBand="0" w:noVBand="1" w:val="04A0"/>
+      </w:tblPr>
+      <w:tblGrid>
+        <w:gridCol w:w="960"/>
+        <w:gridCol w:w="960"/>
+        <w:gridCol w:w="960"/>
+        <w:gridCol w:w="960"/>
+        <w:gridCol w:w="960"/>
+        <w:gridCol w:w="960"/>
+        <w:gridCol w:w="960"/>
+        <w:gridCol w:w="960"/>
+        <w:gridCol w:w="960"/>
+      </w:tblGrid>
+      <w:tr>
+        <w:tc>
+          <w:tcPr>
+            <w:tcW w:type="dxa" w:w="960"/>
+          </w:tcPr>
+          <w:p>
+            <w:r>
+              <w:rPr>
+                <w:b/>
+              </w:rPr>
+              <w:t>점검 분야</w:t>
+            </w:r>
+          </w:p>
+        </w:tc>
+        <w:tc>
+          <w:tcPr>
+            <w:tcW w:type="dxa" w:w="960"/>
+          </w:tcPr>
+          <w:p>
+            <w:r>
+              <w:rPr>
+                <w:b/>
+              </w:rPr>
+              <w:t>점검 항목</w:t>
+            </w:r>
+          </w:p>
+        </w:tc>
+        <w:tc>
+          <w:tcPr>
+            <w:tcW w:type="dxa" w:w="960"/>
+          </w:tcPr>
+          <w:p>
+            <w:r>
+              <w:rPr>
+                <w:b/>
+              </w:rPr>
+              <w:t>결과(양호·미흡·해당 없음)</w:t>
+            </w:r>
+          </w:p>
+        </w:tc>
+        <w:tc>
+          <w:tcPr>
+            <w:tcW w:type="dxa" w:w="960"/>
+          </w:tcPr>
+          <w:p>
+            <w:r>
+              <w:rPr>
+                <w:b/>
+              </w:rPr>
+              <w:t>미흡 내용</w:t>
+            </w:r>
+          </w:p>
+        </w:tc>
+        <w:tc>
+          <w:tcPr>
+            <w:tcW w:type="dxa" w:w="960"/>
+          </w:tcPr>
+          <w:p>
+            <w:r>
+              <w:rPr>
+                <w:b/>
+              </w:rPr>
+              <w:t>즉시 조치</w:t>
+            </w:r>
+          </w:p>
+        </w:tc>
+        <w:tc>
+          <w:tcPr>
+            <w:tcW w:type="dxa" w:w="960"/>
+          </w:tcPr>
+          <w:p>
+            <w:r>
+              <w:rPr>
+                <w:b/>
+              </w:rPr>
+              <w:t>담당</w:t>
+            </w:r>
+          </w:p>
+        </w:tc>
+        <w:tc>
+          <w:tcPr>
+            <w:tcW w:type="dxa" w:w="960"/>
+          </w:tcPr>
+          <w:p>
+            <w:r>
+              <w:rPr>
+                <w:b/>
+              </w:rPr>
+              <w:t>완료 기한</w:t>
+            </w:r>
+          </w:p>
+        </w:tc>
+        <w:tc>
+          <w:tcPr>
+            <w:tcW w:type="dxa" w:w="960"/>
+          </w:tcPr>
+          <w:p>
+            <w:r>
+              <w:rPr>
+                <w:b/>
+              </w:rPr>
+              <w:t>재점검</w:t>
+            </w:r>
+          </w:p>
+        </w:tc>
+        <w:tc>
+          <w:tcPr>
+            <w:tcW w:type="dxa" w:w="960"/>
+          </w:tcPr>
+          <w:p/>
+        </w:tc>
+      </w:tr>
+      <w:tr>
+        <w:tc>
+          <w:tcPr>
+            <w:tcW w:type="dxa" w:w="960"/>
+          </w:tcPr>
+          <w:p>
+            <w:r>
+              <w:rPr>
+                <w:b w:val="0"/>
+              </w:rPr>
+              <w:t>시설</w:t>
+            </w:r>
+          </w:p>
+        </w:tc>
+        <w:tc>
+          <w:tcPr>
+            <w:tcW w:type="dxa" w:w="960"/>
+          </w:tcPr>
+          <w:p>
+            <w:r>
+              <w:rPr>
+                <w:b w:val="0"/>
+              </w:rPr>
+              <w:t>출입구·비상구·피난 통로에 장애물이 없고 대피 장소를 정하였는가</w:t>
+            </w:r>
+          </w:p>
+        </w:tc>
+        <w:tc>
+          <w:tcPr>
+            <w:tcW w:type="dxa" w:w="960"/>
+          </w:tcPr>
+          <w:p>
+            <w:r>
+              <w:rPr>
+                <w:b w:val="0"/>
+              </w:rPr>
+              <w:t>________</w:t>
+            </w:r>
+          </w:p>
+        </w:tc>
+        <w:tc>
+          <w:tcPr>
+            <w:tcW w:type="dxa" w:w="960"/>
+          </w:tcPr>
+          <w:p>
+            <w:r>
+              <w:rPr>
+                <w:b w:val="0"/>
+              </w:rPr>
+              <w:t>________</w:t>
+            </w:r>
+          </w:p>
+        </w:tc>
+        <w:tc>
+          <w:tcPr>
+            <w:tcW w:type="dxa" w:w="960"/>
+          </w:tcPr>
+          <w:p>
+            <w:r>
+              <w:rPr>
+                <w:b w:val="0"/>
+              </w:rPr>
+              <w:t>________</w:t>
+            </w:r>
+          </w:p>
+        </w:tc>
+        <w:tc>
+          <w:tcPr>
+            <w:tcW w:type="dxa" w:w="960"/>
+          </w:tcPr>
+          <w:p>
+            <w:r>
+              <w:rPr>
+                <w:b w:val="0"/>
+              </w:rPr>
+              <w:t>________</w:t>
+            </w:r>
+          </w:p>
+        </w:tc>
+        <w:tc>
+          <w:tcPr>
+            <w:tcW w:type="dxa" w:w="960"/>
+          </w:tcPr>
+          <w:p>
+            <w:r>
+              <w:rPr>
+                <w:b w:val="0"/>
+              </w:rPr>
+              <w:t>________</w:t>
+            </w:r>
+          </w:p>
+        </w:tc>
+        <w:tc>
+          <w:tcPr>
+            <w:tcW w:type="dxa" w:w="960"/>
+          </w:tcPr>
+          <w:p>
+            <w:r>
+              <w:rPr>
+                <w:b w:val="0"/>
+              </w:rPr>
+              <w:t>________</w:t>
+            </w:r>
+          </w:p>
+        </w:tc>
+        <w:tc>
+          <w:tcPr>
+            <w:tcW w:type="dxa" w:w="960"/>
+          </w:tcPr>
+          <w:p/>
+        </w:tc>
+      </w:tr>
+      <w:tr>
+        <w:tc>
+          <w:tcPr>
+            <w:tcW w:type="dxa" w:w="960"/>
+          </w:tcPr>
+          <w:p>
+            <w:r>
+              <w:rPr>
+                <w:b w:val="0"/>
+              </w:rPr>
+              <w:t>시설</w:t>
+            </w:r>
+          </w:p>
+        </w:tc>
+        <w:tc>
+          <w:tcPr>
+            <w:tcW w:type="dxa" w:w="960"/>
+          </w:tcPr>
+          <w:p>
+            <w:r>
+              <w:rPr>
+                <w:b w:val="0"/>
+              </w:rPr>
+              <w:t>소화기 위치·상태를 확인하고 사용 담당자를 정하였는가</w:t>
+            </w:r>
+          </w:p>
+        </w:tc>
+        <w:tc>
+          <w:tcPr>
+            <w:tcW w:type="dxa" w:w="960"/>
+          </w:tcPr>
+          <w:p>
+            <w:r>
+              <w:rPr>
+                <w:b w:val="0"/>
+              </w:rPr>
+              <w:t>________</w:t>
+            </w:r>
+          </w:p>
+        </w:tc>
+        <w:tc>
+          <w:tcPr>
+            <w:tcW w:type="dxa" w:w="960"/>
+          </w:tcPr>
+          <w:p>
+            <w:r>
+              <w:rPr>
+                <w:b w:val="0"/>
+              </w:rPr>
+              <w:t>________</w:t>
+            </w:r>
+          </w:p>
+        </w:tc>
+        <w:tc>
+          <w:tcPr>
+            <w:tcW w:type="dxa" w:w="960"/>
+          </w:tcPr>
+          <w:p>
+            <w:r>
+              <w:rPr>
+                <w:b w:val="0"/>
+              </w:rPr>
+              <w:t>________</w:t>
+            </w:r>
+          </w:p>
+        </w:tc>
+        <w:tc>
+          <w:tcPr>
+            <w:tcW w:type="dxa" w:w="960"/>
+          </w:tcPr>
+          <w:p>
+            <w:r>
+              <w:rPr>
+                <w:b w:val="0"/>
+              </w:rPr>
+              <w:t>________</w:t>
+            </w:r>
+          </w:p>
+        </w:tc>
+        <w:tc>
+          <w:tcPr>
+            <w:tcW w:type="dxa" w:w="960"/>
+          </w:tcPr>
+          <w:p>
+            <w:r>
+              <w:rPr>
+                <w:b w:val="0"/>
+              </w:rPr>
+              <w:t>________</w:t>
+            </w:r>
+          </w:p>
+        </w:tc>
+        <w:tc>
+          <w:tcPr>
+            <w:tcW w:type="dxa" w:w="960"/>
+          </w:tcPr>
+          <w:p>
+            <w:r>
+              <w:rPr>
+                <w:b w:val="0"/>
+              </w:rPr>
+              <w:t>________</w:t>
+            </w:r>
+          </w:p>
+        </w:tc>
+        <w:tc>
+          <w:tcPr>
+            <w:tcW w:type="dxa" w:w="960"/>
+          </w:tcPr>
+          <w:p>
+            <w:r>
+              <w:rPr>
+                <w:b w:val="0"/>
+              </w:rPr>
+              <w:t>________</w:t>
+            </w:r>
+          </w:p>
+        </w:tc>
+      </w:tr>
+      <w:tr>
+        <w:tc>
+          <w:tcPr>
+            <w:tcW w:type="dxa" w:w="960"/>
+          </w:tcPr>
+          <w:p>
+            <w:r>
+              <w:rPr>
+                <w:b w:val="0"/>
+              </w:rPr>
+              <w:t>시설</w:t>
+            </w:r>
+          </w:p>
+        </w:tc>
+        <w:tc>
+          <w:tcPr>
+            <w:tcW w:type="dxa" w:w="960"/>
+          </w:tcPr>
+          <w:p>
+            <w:r>
+              <w:rPr>
+                <w:b w:val="0"/>
+              </w:rPr>
+              <w:t>바닥·계단·난간·창문·전선·콘센트의 위험요인을 확인하였는가</w:t>
+            </w:r>
+          </w:p>
+        </w:tc>
+        <w:tc>
+          <w:tcPr>
+            <w:tcW w:type="dxa" w:w="960"/>
+          </w:tcPr>
+          <w:p>
+            <w:r>
+              <w:rPr>
+                <w:b w:val="0"/>
+              </w:rPr>
+              <w:t>________</w:t>
+            </w:r>
+          </w:p>
+        </w:tc>
+        <w:tc>
+          <w:tcPr>
+            <w:tcW w:type="dxa" w:w="960"/>
+          </w:tcPr>
+          <w:p>
+            <w:r>
+              <w:rPr>
+                <w:b w:val="0"/>
+              </w:rPr>
+              <w:t>________</w:t>
+            </w:r>
+          </w:p>
+        </w:tc>
+        <w:tc>
+          <w:tcPr>
+            <w:tcW w:type="dxa" w:w="960"/>
+          </w:tcPr>
+          <w:p>
+            <w:r>
+              <w:rPr>
+                <w:b w:val="0"/>
+              </w:rPr>
+              <w:t>________</w:t>
+            </w:r>
+          </w:p>
+        </w:tc>
+        <w:tc>
+          <w:tcPr>
+            <w:tcW w:type="dxa" w:w="960"/>
+          </w:tcPr>
+          <w:p>
+            <w:r>
+              <w:rPr>
+                <w:b w:val="0"/>
+              </w:rPr>
+              <w:t>________</w:t>
+            </w:r>
+          </w:p>
+        </w:tc>
+        <w:tc>
+          <w:tcPr>
+            <w:tcW w:type="dxa" w:w="960"/>
+          </w:tcPr>
+          <w:p>
+            <w:r>
+              <w:rPr>
+                <w:b w:val="0"/>
+              </w:rPr>
+              <w:t>________</w:t>
+            </w:r>
+          </w:p>
+        </w:tc>
+        <w:tc>
+          <w:tcPr>
+            <w:tcW w:type="dxa" w:w="960"/>
+          </w:tcPr>
+          <w:p>
+            <w:r>
+              <w:rPr>
+                <w:b w:val="0"/>
+              </w:rPr>
+              <w:t>________</w:t>
+            </w:r>
+          </w:p>
+        </w:tc>
+        <w:tc>
+          <w:tcPr>
+            <w:tcW w:type="dxa" w:w="960"/>
+          </w:tcPr>
+          <w:p>
+            <w:r>
+              <w:rPr>
+                <w:b w:val="0"/>
+              </w:rPr>
+              <w:t>________</w:t>
+            </w:r>
+          </w:p>
+        </w:tc>
+      </w:tr>
+      <w:tr>
+        <w:tc>
+          <w:tcPr>
+            <w:tcW w:type="dxa" w:w="960"/>
+          </w:tcPr>
+          <w:p>
+            <w:r>
+              <w:rPr>
+                <w:b w:val="0"/>
+              </w:rPr>
+              <w:t>시설</w:t>
+            </w:r>
+          </w:p>
+        </w:tc>
+        <w:tc>
+          <w:tcPr>
+            <w:tcW w:type="dxa" w:w="960"/>
+          </w:tcPr>
+          <w:p>
+            <w:r>
+              <w:rPr>
+                <w:b w:val="0"/>
+              </w:rPr>
+              <w:t>출입 제한 구역과 활동 구역을 구분하고 안내하였는가</w:t>
+            </w:r>
+          </w:p>
+        </w:tc>
+        <w:tc>
+          <w:tcPr>
+            <w:tcW w:type="dxa" w:w="960"/>
+          </w:tcPr>
+          <w:p>
+            <w:r>
+              <w:rPr>
+                <w:b w:val="0"/>
+              </w:rPr>
+              <w:t>________</w:t>
+            </w:r>
+          </w:p>
+        </w:tc>
+        <w:tc>
+          <w:tcPr>
+            <w:tcW w:type="dxa" w:w="960"/>
+          </w:tcPr>
+          <w:p>
+            <w:r>
+              <w:rPr>
+                <w:b w:val="0"/>
+              </w:rPr>
+              <w:t>________</w:t>
+            </w:r>
+          </w:p>
+        </w:tc>
+        <w:tc>
+          <w:tcPr>
+            <w:tcW w:type="dxa" w:w="960"/>
+          </w:tcPr>
+          <w:p>
+            <w:r>
+              <w:rPr>
+                <w:b w:val="0"/>
+              </w:rPr>
+              <w:t>________</w:t>
+            </w:r>
+          </w:p>
+        </w:tc>
+        <w:tc>
+          <w:tcPr>
+            <w:tcW w:type="dxa" w:w="960"/>
+          </w:tcPr>
+          <w:p>
+            <w:r>
+              <w:rPr>
+                <w:b w:val="0"/>
+              </w:rPr>
+              <w:t>________</w:t>
+            </w:r>
+          </w:p>
+        </w:tc>
+        <w:tc>
+          <w:tcPr>
+            <w:tcW w:type="dxa" w:w="960"/>
+          </w:tcPr>
+          <w:p>
+            <w:r>
+              <w:rPr>
+                <w:b w:val="0"/>
+              </w:rPr>
+              <w:t>________</w:t>
+            </w:r>
+          </w:p>
+        </w:tc>
+        <w:tc>
+          <w:tcPr>
+            <w:tcW w:type="dxa" w:w="960"/>
+          </w:tcPr>
+          <w:p>
+            <w:r>
+              <w:rPr>
+                <w:b w:val="0"/>
+              </w:rPr>
+              <w:t>________</w:t>
+            </w:r>
+          </w:p>
+        </w:tc>
+        <w:tc>
+          <w:tcPr>
+            <w:tcW w:type="dxa" w:w="960"/>
+          </w:tcPr>
+          <w:p>
+            <w:r>
+              <w:rPr>
+                <w:b w:val="0"/>
+              </w:rPr>
+              <w:t>________</w:t>
+            </w:r>
+          </w:p>
+        </w:tc>
+      </w:tr>
+      <w:tr>
+        <w:tc>
+          <w:tcPr>
+            <w:tcW w:type="dxa" w:w="960"/>
+          </w:tcPr>
+          <w:p>
+            <w:r>
+              <w:rPr>
+                <w:b w:val="0"/>
+              </w:rPr>
+              <w:t>차량</w:t>
+            </w:r>
+          </w:p>
+        </w:tc>
+        <w:tc>
+          <w:tcPr>
+            <w:tcW w:type="dxa" w:w="960"/>
+          </w:tcPr>
+          <w:p>
+            <w:r>
+              <w:rPr>
+                <w:b w:val="0"/>
+              </w:rPr>
+              <w:t>운전자 자격·차량 상태·보험 적용 여부를 확인하였는가</w:t>
+            </w:r>
+          </w:p>
+        </w:tc>
+        <w:tc>
+          <w:tcPr>
+            <w:tcW w:type="dxa" w:w="960"/>
+          </w:tcPr>
+          <w:p>
+            <w:r>
+              <w:rPr>
+                <w:b w:val="0"/>
+              </w:rPr>
+              <w:t>________</w:t>
+            </w:r>
+          </w:p>
+        </w:tc>
+        <w:tc>
+          <w:tcPr>
+            <w:tcW w:type="dxa" w:w="960"/>
+          </w:tcPr>
+          <w:p>
+            <w:r>
+              <w:rPr>
+                <w:b w:val="0"/>
+              </w:rPr>
+              <w:t>________</w:t>
+            </w:r>
+          </w:p>
+        </w:tc>
+        <w:tc>
+          <w:tcPr>
+            <w:tcW w:type="dxa" w:w="960"/>
+          </w:tcPr>
+          <w:p>
+            <w:r>
+              <w:rPr>
+                <w:b w:val="0"/>
+              </w:rPr>
+              <w:t>________</w:t>
+            </w:r>
+          </w:p>
+        </w:tc>
+        <w:tc>
+          <w:tcPr>
+            <w:tcW w:type="dxa" w:w="960"/>
+          </w:tcPr>
+          <w:p>
+            <w:r>
+              <w:rPr>
+                <w:b w:val="0"/>
+              </w:rPr>
+              <w:t>________</w:t>
+            </w:r>
+          </w:p>
+        </w:tc>
+        <w:tc>
+          <w:tcPr>
+            <w:tcW w:type="dxa" w:w="960"/>
+          </w:tcPr>
+          <w:p>
+            <w:r>
+              <w:rPr>
+                <w:b w:val="0"/>
+              </w:rPr>
+              <w:t>________</w:t>
+            </w:r>
+          </w:p>
+        </w:tc>
+        <w:tc>
+          <w:tcPr>
+            <w:tcW w:type="dxa" w:w="960"/>
+          </w:tcPr>
+          <w:p>
+            <w:r>
+              <w:rPr>
+                <w:b w:val="0"/>
+              </w:rPr>
+              <w:t>________</w:t>
+            </w:r>
+          </w:p>
+        </w:tc>
+        <w:tc>
+          <w:tcPr>
+            <w:tcW w:type="dxa" w:w="960"/>
+          </w:tcPr>
+          <w:p>
+            <w:r>
+              <w:rPr>
+                <w:b w:val="0"/>
+              </w:rPr>
+              <w:t>________</w:t>
+            </w:r>
+          </w:p>
+        </w:tc>
+      </w:tr>
+      <w:tr>
+        <w:tc>
+          <w:tcPr>
+            <w:tcW w:type="dxa" w:w="960"/>
+          </w:tcPr>
+          <w:p>
+            <w:r>
+              <w:rPr>
+                <w:b w:val="0"/>
+              </w:rPr>
+              <w:t>차량</w:t>
+            </w:r>
+          </w:p>
+        </w:tc>
+        <w:tc>
+          <w:tcPr>
+            <w:tcW w:type="dxa" w:w="960"/>
+          </w:tcPr>
+          <w:p>
+            <w:r>
+              <w:rPr>
+                <w:b w:val="0"/>
+              </w:rPr>
+              <w:t>정원·안전띠·승하차 장소·동승 인솔자를 확인하였는가</w:t>
+            </w:r>
+          </w:p>
+        </w:tc>
+        <w:tc>
+          <w:tcPr>
+            <w:tcW w:type="dxa" w:w="960"/>
+          </w:tcPr>
+          <w:p>
+            <w:r>
+              <w:rPr>
+                <w:b w:val="0"/>
+              </w:rPr>
+              <w:t>________</w:t>
+            </w:r>
+          </w:p>
+        </w:tc>
+        <w:tc>
+          <w:tcPr>
+            <w:tcW w:type="dxa" w:w="960"/>
+          </w:tcPr>
+          <w:p>
+            <w:r>
+              <w:rPr>
+                <w:b w:val="0"/>
+              </w:rPr>
+              <w:t>________</w:t>
+            </w:r>
+          </w:p>
+        </w:tc>
+        <w:tc>
+          <w:tcPr>
+            <w:tcW w:type="dxa" w:w="960"/>
+          </w:tcPr>
+          <w:p>
+            <w:r>
+              <w:rPr>
+                <w:b w:val="0"/>
+              </w:rPr>
+              <w:t>________</w:t>
+            </w:r>
+          </w:p>
+        </w:tc>
+        <w:tc>
+          <w:tcPr>
+            <w:tcW w:type="dxa" w:w="960"/>
+          </w:tcPr>
+          <w:p>
+            <w:r>
+              <w:rPr>
+                <w:b w:val="0"/>
+              </w:rPr>
+              <w:t>________</w:t>
+            </w:r>
+          </w:p>
+        </w:tc>
+        <w:tc>
+          <w:tcPr>
+            <w:tcW w:type="dxa" w:w="960"/>
+          </w:tcPr>
+          <w:p>
+            <w:r>
+              <w:rPr>
+                <w:b w:val="0"/>
+              </w:rPr>
+              <w:t>________</w:t>
+            </w:r>
+          </w:p>
+        </w:tc>
+        <w:tc>
+          <w:tcPr>
+            <w:tcW w:type="dxa" w:w="960"/>
+          </w:tcPr>
+          <w:p>
+            <w:r>
+              <w:rPr>
+                <w:b w:val="0"/>
+              </w:rPr>
+              <w:t>________</w:t>
+            </w:r>
+          </w:p>
+        </w:tc>
+        <w:tc>
+          <w:tcPr>
+            <w:tcW w:type="dxa" w:w="960"/>
+          </w:tcPr>
+          <w:p>
+            <w:r>
+              <w:rPr>
+                <w:b w:val="0"/>
+              </w:rPr>
+              <w:t>________</w:t>
+            </w:r>
+          </w:p>
+        </w:tc>
+      </w:tr>
+      <w:tr>
+        <w:tc>
+          <w:tcPr>
+            <w:tcW w:type="dxa" w:w="960"/>
+          </w:tcPr>
+          <w:p>
+            <w:r>
+              <w:rPr>
+                <w:b w:val="0"/>
+              </w:rPr>
+              <w:t>차량</w:t>
+            </w:r>
+          </w:p>
+        </w:tc>
+        <w:tc>
+          <w:tcPr>
+            <w:tcW w:type="dxa" w:w="960"/>
+          </w:tcPr>
+          <w:p>
+            <w:r>
+              <w:rPr>
+                <w:b w:val="0"/>
+              </w:rPr>
+              <w:t>승차·하차 때 인원을 대조하고 차량 내부 최종 확인자를 정하였는가</w:t>
+            </w:r>
+          </w:p>
+        </w:tc>
+        <w:tc>
+          <w:tcPr>
+            <w:tcW w:type="dxa" w:w="960"/>
+          </w:tcPr>
+          <w:p>
+            <w:r>
+              <w:rPr>
+                <w:b w:val="0"/>
+              </w:rPr>
+              <w:t>________</w:t>
+            </w:r>
+          </w:p>
+        </w:tc>
+        <w:tc>
+          <w:tcPr>
+            <w:tcW w:type="dxa" w:w="960"/>
+          </w:tcPr>
+          <w:p>
+            <w:r>
+              <w:rPr>
+                <w:b w:val="0"/>
+              </w:rPr>
+              <w:t>________</w:t>
+            </w:r>
+          </w:p>
+        </w:tc>
+        <w:tc>
+          <w:tcPr>
+            <w:tcW w:type="dxa" w:w="960"/>
+          </w:tcPr>
+          <w:p>
+            <w:r>
+              <w:rPr>
+                <w:b w:val="0"/>
+              </w:rPr>
+              <w:t>________</w:t>
+            </w:r>
+          </w:p>
+        </w:tc>
+        <w:tc>
+          <w:tcPr>
+            <w:tcW w:type="dxa" w:w="960"/>
+          </w:tcPr>
+          <w:p>
+            <w:r>
+              <w:rPr>
+                <w:b w:val="0"/>
+              </w:rPr>
+              <w:t>________</w:t>
+            </w:r>
+          </w:p>
+        </w:tc>
+        <w:tc>
+          <w:tcPr>
+            <w:tcW w:type="dxa" w:w="960"/>
+          </w:tcPr>
+          <w:p>
+            <w:r>
+              <w:rPr>
+                <w:b w:val="0"/>
+              </w:rPr>
+              <w:t>________</w:t>
+            </w:r>
+          </w:p>
+        </w:tc>
+        <w:tc>
+          <w:tcPr>
+            <w:tcW w:type="dxa" w:w="960"/>
+          </w:tcPr>
+          <w:p>
+            <w:r>
+              <w:rPr>
+                <w:b w:val="0"/>
+              </w:rPr>
+              <w:t>________</w:t>
+            </w:r>
+          </w:p>
+        </w:tc>
+        <w:tc>
+          <w:tcPr>
+            <w:tcW w:type="dxa" w:w="960"/>
+          </w:tcPr>
+          <w:p>
+            <w:r>
+              <w:rPr>
+                <w:b w:val="0"/>
+              </w:rPr>
+              <w:t>________</w:t>
+            </w:r>
+          </w:p>
+        </w:tc>
+      </w:tr>
+      <w:tr>
+        <w:tc>
+          <w:tcPr>
+            <w:tcW w:type="dxa" w:w="960"/>
+          </w:tcPr>
+          <w:p>
+            <w:r>
+              <w:rPr>
+                <w:b w:val="0"/>
+              </w:rPr>
+              <w:t>식사</w:t>
+            </w:r>
+          </w:p>
+        </w:tc>
+        <w:tc>
+          <w:tcPr>
+            <w:tcW w:type="dxa" w:w="960"/>
+          </w:tcPr>
+          <w:p>
+            <w:r>
+              <w:rPr>
+                <w:b w:val="0"/>
+              </w:rPr>
+              <w:t>조리·배식 위생, 식품 보관 상태 및 소비기한을 확인하였는가</w:t>
+            </w:r>
+          </w:p>
+        </w:tc>
+        <w:tc>
+          <w:tcPr>
+            <w:tcW w:type="dxa" w:w="960"/>
+          </w:tcPr>
+          <w:p>
+            <w:r>
+              <w:rPr>
+                <w:b w:val="0"/>
+              </w:rPr>
+              <w:t>________</w:t>
+            </w:r>
+          </w:p>
+        </w:tc>
+        <w:tc>
+          <w:tcPr>
+            <w:tcW w:type="dxa" w:w="960"/>
+          </w:tcPr>
+          <w:p>
+            <w:r>
+              <w:rPr>
+                <w:b w:val="0"/>
+              </w:rPr>
+              <w:t>________</w:t>
+            </w:r>
+          </w:p>
+        </w:tc>
+        <w:tc>
+          <w:tcPr>
+            <w:tcW w:type="dxa" w:w="960"/>
+          </w:tcPr>
+          <w:p>
+            <w:r>
+              <w:rPr>
+                <w:b w:val="0"/>
+              </w:rPr>
+              <w:t>________</w:t>
+            </w:r>
+          </w:p>
+        </w:tc>
+        <w:tc>
+          <w:tcPr>
+            <w:tcW w:type="dxa" w:w="960"/>
+          </w:tcPr>
+          <w:p>
+            <w:r>
+              <w:rPr>
+                <w:b w:val="0"/>
+              </w:rPr>
+              <w:t>________</w:t>
+            </w:r>
+          </w:p>
+        </w:tc>
+        <w:tc>
+          <w:tcPr>
+            <w:tcW w:type="dxa" w:w="960"/>
+          </w:tcPr>
+          <w:p>
+            <w:r>
+              <w:rPr>
+                <w:b w:val="0"/>
+              </w:rPr>
+              <w:t>________</w:t>
+            </w:r>
+          </w:p>
+        </w:tc>
+        <w:tc>
+          <w:tcPr>
+            <w:tcW w:type="dxa" w:w="960"/>
+          </w:tcPr>
+          <w:p>
+            <w:r>
+              <w:rPr>
+                <w:b w:val="0"/>
+              </w:rPr>
+              <w:t>________</w:t>
+            </w:r>
+          </w:p>
+        </w:tc>
+        <w:tc>
+          <w:tcPr>
+            <w:tcW w:type="dxa" w:w="960"/>
+          </w:tcPr>
+          <w:p>
+            <w:r>
+              <w:rPr>
+                <w:b w:val="0"/>
+              </w:rPr>
+              <w:t>________</w:t>
+            </w:r>
+          </w:p>
+        </w:tc>
+      </w:tr>
+      <w:tr>
+        <w:tc>
+          <w:tcPr>
+            <w:tcW w:type="dxa" w:w="960"/>
+          </w:tcPr>
+          <w:p>
+            <w:r>
+              <w:rPr>
+                <w:b w:val="0"/>
+              </w:rPr>
+              <w:t>식사</w:t>
+            </w:r>
+          </w:p>
+        </w:tc>
+        <w:tc>
+          <w:tcPr>
+            <w:tcW w:type="dxa" w:w="960"/>
+          </w:tcPr>
+          <w:p>
+            <w:r>
+              <w:rPr>
+                <w:b w:val="0"/>
+              </w:rPr>
+              <w:t>알레르기 등 별도 회신 내용을 담당자만 확인하고 대체식·배식 주의사항을 정하였는가</w:t>
+            </w:r>
+          </w:p>
+        </w:tc>
+        <w:tc>
+          <w:tcPr>
+            <w:tcW w:type="dxa" w:w="960"/>
+          </w:tcPr>
+          <w:p>
+            <w:r>
+              <w:rPr>
+                <w:b w:val="0"/>
+              </w:rPr>
+              <w:t>________</w:t>
+            </w:r>
+          </w:p>
+        </w:tc>
+        <w:tc>
+          <w:tcPr>
+            <w:tcW w:type="dxa" w:w="960"/>
+          </w:tcPr>
+          <w:p>
+            <w:r>
+              <w:rPr>
+                <w:b w:val="0"/>
+              </w:rPr>
+              <w:t>________</w:t>
+            </w:r>
+          </w:p>
+        </w:tc>
+        <w:tc>
+          <w:tcPr>
+            <w:tcW w:type="dxa" w:w="960"/>
+          </w:tcPr>
+          <w:p>
+            <w:r>
+              <w:rPr>
+                <w:b w:val="0"/>
+              </w:rPr>
+              <w:t>________</w:t>
+            </w:r>
+          </w:p>
+        </w:tc>
+        <w:tc>
+          <w:tcPr>
+            <w:tcW w:type="dxa" w:w="960"/>
+          </w:tcPr>
+          <w:p>
+            <w:r>
+              <w:rPr>
+                <w:b w:val="0"/>
+              </w:rPr>
+              <w:t>________</w:t>
+            </w:r>
+          </w:p>
+        </w:tc>
+        <w:tc>
+          <w:tcPr>
+            <w:tcW w:type="dxa" w:w="960"/>
+          </w:tcPr>
+          <w:p>
+            <w:r>
+              <w:rPr>
+                <w:b w:val="0"/>
+              </w:rPr>
+              <w:t>________</w:t>
+            </w:r>
+          </w:p>
+        </w:tc>
+        <w:tc>
+          <w:tcPr>
+            <w:tcW w:type="dxa" w:w="960"/>
+          </w:tcPr>
+          <w:p>
+            <w:r>
+              <w:rPr>
+                <w:b w:val="0"/>
+              </w:rPr>
+              <w:t>________</w:t>
+            </w:r>
+          </w:p>
+        </w:tc>
+        <w:tc>
+          <w:tcPr>
+            <w:tcW w:type="dxa" w:w="960"/>
+          </w:tcPr>
+          <w:p>
+            <w:r>
+              <w:rPr>
+                <w:b w:val="0"/>
+              </w:rPr>
+              <w:t>________</w:t>
+            </w:r>
+          </w:p>
+        </w:tc>
+      </w:tr>
+      <w:tr>
+        <w:tc>
+          <w:tcPr>
+            <w:tcW w:type="dxa" w:w="960"/>
+          </w:tcPr>
+          <w:p>
+            <w:r>
+              <w:rPr>
+                <w:b w:val="0"/>
+              </w:rPr>
+              <w:t>응급약</w:t>
+            </w:r>
+          </w:p>
+        </w:tc>
+        <w:tc>
+          <w:tcPr>
+            <w:tcW w:type="dxa" w:w="960"/>
+          </w:tcPr>
+          <w:p>
+            <w:r>
+              <w:rPr>
+                <w:b w:val="0"/>
+              </w:rPr>
+              <w:t>구급함·응급용품의 수량·사용기한·보관 위치를 확인하였는가</w:t>
+            </w:r>
+          </w:p>
+        </w:tc>
+        <w:tc>
+          <w:tcPr>
+            <w:tcW w:type="dxa" w:w="960"/>
+          </w:tcPr>
+          <w:p>
+            <w:r>
+              <w:rPr>
+                <w:b w:val="0"/>
+              </w:rPr>
+              <w:t>________</w:t>
+            </w:r>
+          </w:p>
+        </w:tc>
+        <w:tc>
+          <w:tcPr>
+            <w:tcW w:type="dxa" w:w="960"/>
+          </w:tcPr>
+          <w:p>
+            <w:r>
+              <w:rPr>
+                <w:b w:val="0"/>
+              </w:rPr>
+              <w:t>________</w:t>
+            </w:r>
+          </w:p>
+        </w:tc>
+        <w:tc>
+          <w:tcPr>
+            <w:tcW w:type="dxa" w:w="960"/>
+          </w:tcPr>
+          <w:p>
+            <w:r>
+              <w:rPr>
+                <w:b w:val="0"/>
+              </w:rPr>
+              <w:t>________</w:t>
+            </w:r>
+          </w:p>
+        </w:tc>
+        <w:tc>
+          <w:tcPr>
+            <w:tcW w:type="dxa" w:w="960"/>
+          </w:tcPr>
+          <w:p>
+            <w:r>
+              <w:rPr>
+                <w:b w:val="0"/>
+              </w:rPr>
+              <w:t>________</w:t>
+            </w:r>
+          </w:p>
+        </w:tc>
+        <w:tc>
+          <w:tcPr>
+            <w:tcW w:type="dxa" w:w="960"/>
+          </w:tcPr>
+          <w:p>
+            <w:r>
+              <w:rPr>
+                <w:b w:val="0"/>
+              </w:rPr>
+              <w:t>________</w:t>
+            </w:r>
+          </w:p>
+        </w:tc>
+        <w:tc>
+          <w:tcPr>
+            <w:tcW w:type="dxa" w:w="960"/>
+          </w:tcPr>
+          <w:p>
+            <w:r>
+              <w:rPr>
+                <w:b w:val="0"/>
+              </w:rPr>
+              <w:t>________</w:t>
+            </w:r>
+          </w:p>
+        </w:tc>
+        <w:tc>
+          <w:tcPr>
+            <w:tcW w:type="dxa" w:w="960"/>
+          </w:tcPr>
+          <w:p>
+            <w:r>
+              <w:rPr>
+                <w:b w:val="0"/>
+              </w:rPr>
+              <w:t>________</w:t>
+            </w:r>
+          </w:p>
+        </w:tc>
+      </w:tr>
+      <w:tr>
+        <w:tc>
+          <w:tcPr>
+            <w:tcW w:type="dxa" w:w="960"/>
+          </w:tcPr>
+          <w:p>
+            <w:r>
+              <w:rPr>
+                <w:b w:val="0"/>
+              </w:rPr>
+              <w:t>응급약</w:t>
+            </w:r>
+          </w:p>
+        </w:tc>
+        <w:tc>
+          <w:tcPr>
+            <w:tcW w:type="dxa" w:w="960"/>
+          </w:tcPr>
+          <w:p>
+            <w:r>
+              <w:rPr>
+                <w:b w:val="0"/>
+              </w:rPr>
+              <w:t>개인 복용약은 보호자 안내에 따라 별도 관리하고 임의 투약 방지 절차를 정하였는가</w:t>
+            </w:r>
+          </w:p>
+        </w:tc>
+        <w:tc>
+          <w:tcPr>
+            <w:tcW w:type="dxa" w:w="960"/>
+          </w:tcPr>
+          <w:p>
+            <w:r>
+              <w:rPr>
+                <w:b w:val="0"/>
+              </w:rPr>
+              <w:t>________</w:t>
+            </w:r>
+          </w:p>
+        </w:tc>
+        <w:tc>
+          <w:tcPr>
+            <w:tcW w:type="dxa" w:w="960"/>
+          </w:tcPr>
+          <w:p>
+            <w:r>
+              <w:rPr>
+                <w:b w:val="0"/>
+              </w:rPr>
+              <w:t>________</w:t>
+            </w:r>
+          </w:p>
+        </w:tc>
+        <w:tc>
+          <w:tcPr>
+            <w:tcW w:type="dxa" w:w="960"/>
+          </w:tcPr>
+          <w:p>
+            <w:r>
+              <w:rPr>
+                <w:b w:val="0"/>
+              </w:rPr>
+              <w:t>________</w:t>
+            </w:r>
+          </w:p>
+        </w:tc>
+        <w:tc>
+          <w:tcPr>
+            <w:tcW w:type="dxa" w:w="960"/>
+          </w:tcPr>
+          <w:p>
+            <w:r>
+              <w:rPr>
+                <w:b w:val="0"/>
+              </w:rPr>
+              <w:t>________</w:t>
+            </w:r>
+          </w:p>
+        </w:tc>
+        <w:tc>
+          <w:tcPr>
+            <w:tcW w:type="dxa" w:w="960"/>
+          </w:tcPr>
+          <w:p>
+            <w:r>
+              <w:rPr>
+                <w:b w:val="0"/>
+              </w:rPr>
+              <w:t>________</w:t>
+            </w:r>
+          </w:p>
+        </w:tc>
+        <w:tc>
+          <w:tcPr>
+            <w:tcW w:type="dxa" w:w="960"/>
+          </w:tcPr>
+          <w:p>
+            <w:r>
+              <w:rPr>
+                <w:b w:val="0"/>
+              </w:rPr>
+              <w:t>________</w:t>
+            </w:r>
+          </w:p>
+        </w:tc>
+        <w:tc>
+          <w:tcPr>
+            <w:tcW w:type="dxa" w:w="960"/>
+          </w:tcPr>
+          <w:p>
+            <w:r>
+              <w:rPr>
+                <w:b w:val="0"/>
+              </w:rPr>
+              <w:t>________</w:t>
+            </w:r>
+          </w:p>
+        </w:tc>
+      </w:tr>
+      <w:tr>
+        <w:tc>
+          <w:tcPr>
+            <w:tcW w:type="dxa" w:w="960"/>
+          </w:tcPr>
+          <w:p>
+            <w:r>
+              <w:rPr>
+                <w:b w:val="0"/>
+              </w:rPr>
+              <w:t>비상연락</w:t>
+            </w:r>
+          </w:p>
+        </w:tc>
+        <w:tc>
+          <w:tcPr>
+            <w:tcW w:type="dxa" w:w="960"/>
+          </w:tcPr>
+          <w:p>
+            <w:r>
+              <w:rPr>
+                <w:b w:val="0"/>
+              </w:rPr>
+              <w:t>행사 책임자·보호자 비상연락망을 별도 확보하고 접근 담당자를 정하였는가</w:t>
+            </w:r>
+          </w:p>
+        </w:tc>
+        <w:tc>
+          <w:tcPr>
+            <w:tcW w:type="dxa" w:w="960"/>
+          </w:tcPr>
+          <w:p>
+            <w:r>
+              <w:rPr>
+                <w:b w:val="0"/>
+              </w:rPr>
+              <w:t>________</w:t>
+            </w:r>
+          </w:p>
+        </w:tc>
+        <w:tc>
+          <w:tcPr>
+            <w:tcW w:type="dxa" w:w="960"/>
+          </w:tcPr>
+          <w:p>
+            <w:r>
+              <w:rPr>
+                <w:b w:val="0"/>
+              </w:rPr>
+              <w:t>________</w:t>
+            </w:r>
+          </w:p>
+        </w:tc>
+        <w:tc>
+          <w:tcPr>
+            <w:tcW w:type="dxa" w:w="960"/>
+          </w:tcPr>
+          <w:p>
+            <w:r>
+              <w:rPr>
+                <w:b w:val="0"/>
+              </w:rPr>
+              <w:t>________</w:t>
+            </w:r>
+          </w:p>
+        </w:tc>
+        <w:tc>
+          <w:tcPr>
+            <w:tcW w:type="dxa" w:w="960"/>
+          </w:tcPr>
+          <w:p>
+            <w:r>
+              <w:rPr>
+                <w:b w:val="0"/>
+              </w:rPr>
+              <w:t>________</w:t>
+            </w:r>
+          </w:p>
+        </w:tc>
+        <w:tc>
+          <w:tcPr>
+            <w:tcW w:type="dxa" w:w="960"/>
+          </w:tcPr>
+          <w:p>
+            <w:r>
+              <w:rPr>
+                <w:b w:val="0"/>
+              </w:rPr>
+              <w:t>________</w:t>
+            </w:r>
+          </w:p>
+        </w:tc>
+        <w:tc>
+          <w:tcPr>
+            <w:tcW w:type="dxa" w:w="960"/>
+          </w:tcPr>
+          <w:p>
+            <w:r>
+              <w:rPr>
+                <w:b w:val="0"/>
+              </w:rPr>
+              <w:t>________</w:t>
+            </w:r>
+          </w:p>
+        </w:tc>
+        <w:tc>
+          <w:tcPr>
+            <w:tcW w:type="dxa" w:w="960"/>
+          </w:tcPr>
+          <w:p>
+            <w:r>
+              <w:rPr>
+                <w:b w:val="0"/>
+              </w:rPr>
+              <w:t>________</w:t>
+            </w:r>
+          </w:p>
+        </w:tc>
+      </w:tr>
+      <w:tr>
+        <w:tc>
+          <w:tcPr>
+            <w:tcW w:type="dxa" w:w="960"/>
+          </w:tcPr>
+          <w:p>
+            <w:r>
+              <w:rPr>
+                <w:b w:val="0"/>
+              </w:rPr>
+              <w:t>비상연락</w:t>
+            </w:r>
+          </w:p>
+        </w:tc>
+        <w:tc>
+          <w:tcPr>
+            <w:tcW w:type="dxa" w:w="960"/>
+          </w:tcPr>
+          <w:p>
+            <w:r>
+              <w:rPr>
+                <w:b w:val="0"/>
+              </w:rPr>
+              <w:t>119 신고 담당, 현장 안내 담당 및 인근 응급의료기관을 확인하였는가</w:t>
+            </w:r>
+          </w:p>
+        </w:tc>
+        <w:tc>
+          <w:tcPr>
+            <w:tcW w:type="dxa" w:w="960"/>
+          </w:tcPr>
+          <w:p>
+            <w:r>
+              <w:rPr>
+                <w:b w:val="0"/>
+              </w:rPr>
+              <w:t>________</w:t>
+            </w:r>
+          </w:p>
+        </w:tc>
+        <w:tc>
+          <w:tcPr>
+            <w:tcW w:type="dxa" w:w="960"/>
+          </w:tcPr>
+          <w:p>
+            <w:r>
+              <w:rPr>
+                <w:b w:val="0"/>
+              </w:rPr>
+              <w:t>________</w:t>
+            </w:r>
+          </w:p>
+        </w:tc>
+        <w:tc>
+          <w:tcPr>
+            <w:tcW w:type="dxa" w:w="960"/>
+          </w:tcPr>
+          <w:p>
+            <w:r>
+              <w:rPr>
+                <w:b w:val="0"/>
+              </w:rPr>
+              <w:t>________</w:t>
+            </w:r>
+          </w:p>
+        </w:tc>
+        <w:tc>
+          <w:tcPr>
+            <w:tcW w:type="dxa" w:w="960"/>
+          </w:tcPr>
+          <w:p>
+            <w:r>
+              <w:rPr>
+                <w:b w:val="0"/>
+              </w:rPr>
+              <w:t>________</w:t>
+            </w:r>
+          </w:p>
+        </w:tc>
+        <w:tc>
+          <w:tcPr>
+            <w:tcW w:type="dxa" w:w="960"/>
+          </w:tcPr>
+          <w:p>
+            <w:r>
+              <w:rPr>
+                <w:b w:val="0"/>
+              </w:rPr>
+              <w:t>________</w:t>
+            </w:r>
+          </w:p>
+        </w:tc>
+        <w:tc>
+          <w:tcPr>
+            <w:tcW w:type="dxa" w:w="960"/>
+          </w:tcPr>
+          <w:p>
+            <w:r>
+              <w:rPr>
+                <w:b w:val="0"/>
+              </w:rPr>
+              <w:t>________</w:t>
+            </w:r>
+          </w:p>
+        </w:tc>
+        <w:tc>
+          <w:tcPr>
+            <w:tcW w:type="dxa" w:w="960"/>
+          </w:tcPr>
+          <w:p>
+            <w:r>
+              <w:rPr>
+                <w:b w:val="0"/>
+              </w:rPr>
+              <w:t>________</w:t>
+            </w:r>
+          </w:p>
+        </w:tc>
+      </w:tr>
+      <w:tr>
+        <w:tc>
+          <w:tcPr>
+            <w:tcW w:type="dxa" w:w="960"/>
+          </w:tcPr>
+          <w:p>
+            <w:r>
+              <w:rPr>
+                <w:b w:val="0"/>
+              </w:rPr>
+              <w:t>보험</w:t>
+            </w:r>
+          </w:p>
+        </w:tc>
+        <w:tc>
+          <w:tcPr>
+            <w:tcW w:type="dxa" w:w="960"/>
+          </w:tcPr>
+          <w:p>
+            <w:r>
+              <w:rPr>
+                <w:b w:val="0"/>
+              </w:rPr>
+              <w:t>행사·장소·차량·참가자에 대한 보장 범위와 제외사항을 확인하였는가</w:t>
+            </w:r>
+          </w:p>
+        </w:tc>
+        <w:tc>
+          <w:tcPr>
+            <w:tcW w:type="dxa" w:w="960"/>
+          </w:tcPr>
+          <w:p>
+            <w:r>
+              <w:rPr>
+                <w:b w:val="0"/>
+              </w:rPr>
+              <w:t>________</w:t>
+            </w:r>
+          </w:p>
+        </w:tc>
+        <w:tc>
+          <w:tcPr>
+            <w:tcW w:type="dxa" w:w="960"/>
+          </w:tcPr>
+          <w:p>
+            <w:r>
+              <w:rPr>
+                <w:b w:val="0"/>
+              </w:rPr>
+              <w:t>________</w:t>
+            </w:r>
+          </w:p>
+        </w:tc>
+        <w:tc>
+          <w:tcPr>
+            <w:tcW w:type="dxa" w:w="960"/>
+          </w:tcPr>
+          <w:p>
+            <w:r>
+              <w:rPr>
+                <w:b w:val="0"/>
+              </w:rPr>
+              <w:t>________</w:t>
+            </w:r>
+          </w:p>
+        </w:tc>
+        <w:tc>
+          <w:tcPr>
+            <w:tcW w:type="dxa" w:w="960"/>
+          </w:tcPr>
+          <w:p>
+            <w:r>
+              <w:rPr>
+                <w:b w:val="0"/>
+              </w:rPr>
+              <w:t>________</w:t>
+            </w:r>
+          </w:p>
+        </w:tc>
+        <w:tc>
+          <w:tcPr>
+            <w:tcW w:type="dxa" w:w="960"/>
+          </w:tcPr>
+          <w:p>
+            <w:r>
+              <w:rPr>
+                <w:b w:val="0"/>
+              </w:rPr>
+              <w:t>________</w:t>
+            </w:r>
+          </w:p>
+        </w:tc>
+        <w:tc>
+          <w:tcPr>
+            <w:tcW w:type="dxa" w:w="960"/>
+          </w:tcPr>
+          <w:p>
+            <w:r>
+              <w:rPr>
+                <w:b w:val="0"/>
+              </w:rPr>
+              <w:t>________</w:t>
+            </w:r>
+          </w:p>
+        </w:tc>
+        <w:tc>
+          <w:tcPr>
+            <w:tcW w:type="dxa" w:w="960"/>
+          </w:tcPr>
+          <w:p>
+            <w:r>
+              <w:rPr>
+                <w:b w:val="0"/>
+              </w:rPr>
+              <w:t>________</w:t>
+            </w:r>
+          </w:p>
+        </w:tc>
+      </w:tr>
+      <w:tr>
+        <w:tc>
+          <w:tcPr>
+            <w:tcW w:type="dxa" w:w="960"/>
+          </w:tcPr>
+          <w:p>
+            <w:r>
+              <w:rPr>
+                <w:b w:val="0"/>
+              </w:rPr>
+              <w:t>보험</w:t>
+            </w:r>
+          </w:p>
+        </w:tc>
+        <w:tc>
+          <w:tcPr>
+            <w:tcW w:type="dxa" w:w="960"/>
+          </w:tcPr>
+          <w:p>
+            <w:r>
+              <w:rPr>
+                <w:b w:val="0"/>
+              </w:rPr>
+              <w:t>보험 유효기간·사고 접수 방법·필요 증빙을 확인하였는가</w:t>
+            </w:r>
+          </w:p>
+        </w:tc>
+        <w:tc>
+          <w:tcPr>
+            <w:tcW w:type="dxa" w:w="960"/>
+          </w:tcPr>
+          <w:p>
+            <w:r>
+              <w:rPr>
+                <w:b w:val="0"/>
+              </w:rPr>
+              <w:t>________</w:t>
+            </w:r>
+          </w:p>
+        </w:tc>
+        <w:tc>
+          <w:tcPr>
+            <w:tcW w:type="dxa" w:w="960"/>
+          </w:tcPr>
+          <w:p>
+            <w:r>
+              <w:rPr>
+                <w:b w:val="0"/>
+              </w:rPr>
+              <w:t>________</w:t>
+            </w:r>
+          </w:p>
+        </w:tc>
+        <w:tc>
+          <w:tcPr>
+            <w:tcW w:type="dxa" w:w="960"/>
+          </w:tcPr>
+          <w:p>
+            <w:r>
+              <w:rPr>
+                <w:b w:val="0"/>
+              </w:rPr>
+              <w:t>________</w:t>
+            </w:r>
+          </w:p>
+        </w:tc>
+        <w:tc>
+          <w:tcPr>
+            <w:tcW w:type="dxa" w:w="960"/>
+          </w:tcPr>
+          <w:p>
+            <w:r>
+              <w:rPr>
+                <w:b w:val="0"/>
+              </w:rPr>
+              <w:t>________</w:t>
+            </w:r>
+          </w:p>
+        </w:tc>
+        <w:tc>
+          <w:tcPr>
+            <w:tcW w:type="dxa" w:w="960"/>
+          </w:tcPr>
+          <w:p>
+            <w:r>
+              <w:rPr>
+                <w:b w:val="0"/>
+              </w:rPr>
+              <w:t>________</w:t>
+            </w:r>
+          </w:p>
+        </w:tc>
+        <w:tc>
+          <w:tcPr>
+            <w:tcW w:type="dxa" w:w="960"/>
+          </w:tcPr>
+          <w:p>
+            <w:r>
+              <w:rPr>
+                <w:b w:val="0"/>
+              </w:rPr>
+              <w:t>________</w:t>
+            </w:r>
+          </w:p>
+        </w:tc>
+        <w:tc>
+          <w:tcPr>
+            <w:tcW w:type="dxa" w:w="960"/>
+          </w:tcPr>
+          <w:p>
+            <w:r>
+              <w:rPr>
+                <w:b w:val="0"/>
+              </w:rPr>
+              <w:t>________</w:t>
+            </w:r>
+          </w:p>
+        </w:tc>
+      </w:tr>
+      <w:tr>
+        <w:tc>
+          <w:tcPr>
+            <w:tcW w:type="dxa" w:w="960"/>
+          </w:tcPr>
+          <w:p>
+            <w:r>
+              <w:rPr>
+                <w:b w:val="0"/>
+              </w:rPr>
+              <w:t>운영</w:t>
+            </w:r>
+          </w:p>
+        </w:tc>
+        <w:tc>
+          <w:tcPr>
+            <w:tcW w:type="dxa" w:w="960"/>
+          </w:tcPr>
+          <w:p>
+            <w:r>
+              <w:rPr>
+                <w:b w:val="0"/>
+              </w:rPr>
+              <w:t>인원 확인, 보호자 인계, 기상 악화 시 변경·중단 절차를 정하였는가</w:t>
+            </w:r>
+          </w:p>
+        </w:tc>
+        <w:tc>
+          <w:tcPr>
+            <w:tcW w:type="dxa" w:w="960"/>
+          </w:tcPr>
+          <w:p>
+            <w:r>
+              <w:rPr>
+                <w:b w:val="0"/>
+              </w:rPr>
+              <w:t>________</w:t>
+            </w:r>
+          </w:p>
+        </w:tc>
+        <w:tc>
+          <w:tcPr>
+            <w:tcW w:type="dxa" w:w="960"/>
+          </w:tcPr>
+          <w:p>
+            <w:r>
+              <w:rPr>
+                <w:b w:val="0"/>
+              </w:rPr>
+              <w:t>________</w:t>
+            </w:r>
+          </w:p>
+        </w:tc>
+        <w:tc>
+          <w:tcPr>
+            <w:tcW w:type="dxa" w:w="960"/>
+          </w:tcPr>
+          <w:p>
+            <w:r>
+              <w:rPr>
+                <w:b w:val="0"/>
+              </w:rPr>
+              <w:t>________</w:t>
+            </w:r>
+          </w:p>
+        </w:tc>
+        <w:tc>
+          <w:tcPr>
+            <w:tcW w:type="dxa" w:w="960"/>
+          </w:tcPr>
+          <w:p>
+            <w:r>
+              <w:rPr>
+                <w:b w:val="0"/>
+              </w:rPr>
+              <w:t>________</w:t>
+            </w:r>
+          </w:p>
+        </w:tc>
+        <w:tc>
+          <w:tcPr>
+            <w:tcW w:type="dxa" w:w="960"/>
+          </w:tcPr>
+          <w:p>
+            <w:r>
+              <w:rPr>
+                <w:b w:val="0"/>
+              </w:rPr>
+              <w:t>________</w:t>
+            </w:r>
+          </w:p>
+        </w:tc>
+        <w:tc>
+          <w:tcPr>
+            <w:tcW w:type="dxa" w:w="960"/>
+          </w:tcPr>
+          <w:p>
+            <w:r>
+              <w:rPr>
+                <w:b w:val="0"/>
+              </w:rPr>
+              <w:t>________</w:t>
+            </w:r>
+          </w:p>
+        </w:tc>
+        <w:tc>
+          <w:tcPr>
+            <w:tcW w:type="dxa" w:w="960"/>
+          </w:tcPr>
+          <w:p>
+            <w:r>
+              <w:rPr>
+                <w:b w:val="0"/>
+              </w:rPr>
+              <w:t>________</w:t>
+            </w:r>
+          </w:p>
+        </w:tc>
+      </w:tr>
+    </w:tbl>
+    <w:p/>
+    <w:p>
+      <w:pPr>
+        <w:pStyle w:val="ListNumber"/>
+      </w:pPr>
+      <w:r>
+        <w:rPr>
+          <w:b w:val="0"/>
+        </w:rPr>
+        <w:t>종합 판정 및 확인</w:t>
+      </w:r>
+    </w:p>
+    <w:tbl>
+      <w:tblPr>
+        <w:tblStyle w:val="TableGrid"/>
+        <w:tblW w:type="auto" w:w="0"/>
+        <w:tblLook w:firstColumn="1" w:firstRow="1" w:lastColumn="0" w:lastRow="0" w:noHBand="0" w:noVBand="1" w:val="04A0"/>
+      </w:tblPr>
+      <w:tblGrid>
+        <w:gridCol w:w="2160"/>
+        <w:gridCol w:w="2160"/>
+        <w:gridCol w:w="2160"/>
+        <w:gridCol w:w="2160"/>
+      </w:tblGrid>
+      <w:tr>
+        <w:tc>
+          <w:tcPr>
+            <w:tcW w:type="dxa" w:w="2160"/>
+          </w:tcPr>
+          <w:p>
+            <w:r>
+              <w:rPr>
+                <w:b/>
+              </w:rPr>
+              <w:t>종합 판정(진행 가능·보완 후 진행·진행 보류)</w:t>
+            </w:r>
+          </w:p>
+        </w:tc>
+        <w:tc>
+          <w:tcPr>
+            <w:tcW w:type="dxa" w:w="2160"/>
+          </w:tcPr>
+          <w:p>
+            <w:r>
+              <w:rPr>
+                <w:b/>
+              </w:rPr>
+              <w:t>미완료 사항 및 진행 조건</w:t>
+            </w:r>
+          </w:p>
+        </w:tc>
+        <w:tc>
+          <w:tcPr>
+            <w:tcW w:type="dxa" w:w="2160"/>
+          </w:tcPr>
+          <w:p>
+            <w:r>
+              <w:rPr>
+                <w:b/>
+              </w:rPr>
+              <w:t>조치 담당</w:t>
+            </w:r>
+          </w:p>
+        </w:tc>
+        <w:tc>
+          <w:tcPr>
+            <w:tcW w:type="dxa" w:w="2160"/>
+          </w:tcPr>
+          <w:p>
+            <w:r>
+              <w:rPr>
+                <w:b/>
+              </w:rPr>
+              <w:t>완료 기한</w:t>
+            </w:r>
+          </w:p>
+        </w:tc>
+      </w:tr>
+      <w:tr>
+        <w:tc>
+          <w:tcPr>
+            <w:tcW w:type="dxa" w:w="2160"/>
+          </w:tcPr>
+          <w:p>
+            <w:r>
+              <w:rPr>
+                <w:b w:val="0"/>
+              </w:rPr>
+              <w:t>________</w:t>
+            </w:r>
+          </w:p>
+        </w:tc>
+        <w:tc>
+          <w:tcPr>
+            <w:tcW w:type="dxa" w:w="2160"/>
+          </w:tcPr>
+          <w:p>
+            <w:r>
+              <w:rPr>
+                <w:b w:val="0"/>
+              </w:rPr>
+              <w:t>________</w:t>
+            </w:r>
+          </w:p>
+        </w:tc>
+        <w:tc>
+          <w:tcPr>
+            <w:tcW w:type="dxa" w:w="2160"/>
+          </w:tcPr>
+          <w:p>
+            <w:r>
+              <w:rPr>
+                <w:b w:val="0"/>
+              </w:rPr>
+              <w:t>________</w:t>
+            </w:r>
+          </w:p>
+        </w:tc>
+        <w:tc>
+          <w:tcPr>
+            <w:tcW w:type="dxa" w:w="2160"/>
+          </w:tcPr>
+          <w:p>
+            <w:r>
+              <w:rPr>
+                <w:b w:val="0"/>
+              </w:rPr>
+              <w:t>________</w:t>
+            </w:r>
+          </w:p>
+        </w:tc>
+      </w:tr>
+    </w:tbl>
+    <w:p/>
+    <w:p>
+      <w:r>
+        <w:rPr>
+          <w:b w:val="0"/>
+        </w:rPr>
+        <w:t>가. 안전에 영향을 주는 미흡 사항은 조치 완료 확인 후 해당 활동을 시작합니다.</w:t>
+      </w:r>
+    </w:p>
+    <w:tbl>
+      <w:tblPr>
+        <w:tblStyle w:val="TableGrid"/>
+        <w:tblW w:type="auto" w:w="0"/>
+        <w:tblLook w:firstColumn="1" w:firstRow="1" w:lastColumn="0" w:lastRow="0" w:noHBand="0" w:noVBand="1" w:val="04A0"/>
+      </w:tblPr>
+      <w:tblGrid>
+        <w:gridCol w:w="2160"/>
+        <w:gridCol w:w="2160"/>
+        <w:gridCol w:w="2160"/>
+        <w:gridCol w:w="2160"/>
+      </w:tblGrid>
+      <w:tr>
+        <w:tc>
+          <w:tcPr>
+            <w:tcW w:type="dxa" w:w="2160"/>
+          </w:tcPr>
+          <w:p>
+            <w:r>
+              <w:rPr>
+                <w:b/>
+              </w:rPr>
+              <w:t>확인 구분</w:t>
+            </w:r>
+          </w:p>
+        </w:tc>
+        <w:tc>
+          <w:tcPr>
+            <w:tcW w:type="dxa" w:w="2160"/>
+          </w:tcPr>
+          <w:p>
+            <w:r>
+              <w:rPr>
+                <w:b/>
+              </w:rPr>
+              <w:t>성명</w:t>
+            </w:r>
+          </w:p>
+        </w:tc>
+        <w:tc>
+          <w:tcPr>
+            <w:tcW w:type="dxa" w:w="2160"/>
+          </w:tcPr>
+          <w:p>
+            <w:r>
+              <w:rPr>
+                <w:b/>
+              </w:rPr>
+              <w:t>서명</w:t>
+            </w:r>
+          </w:p>
+        </w:tc>
+        <w:tc>
+          <w:tcPr>
+            <w:tcW w:type="dxa" w:w="2160"/>
+          </w:tcPr>
+          <w:p>
+            <w:r>
+              <w:rPr>
+                <w:b/>
+              </w:rPr>
+              <w:t>확인 일시</w:t>
+            </w:r>
+          </w:p>
+        </w:tc>
+      </w:tr>
+      <w:tr>
+        <w:tc>
+          <w:tcPr>
+            <w:tcW w:type="dxa" w:w="2160"/>
+          </w:tcPr>
+          <w:p>
+            <w:r>
+              <w:rPr>
+                <w:b w:val="0"/>
+              </w:rPr>
+              <w:t>점검자</w:t>
+            </w:r>
+          </w:p>
+        </w:tc>
+        <w:tc>
+          <w:tcPr>
+            <w:tcW w:type="dxa" w:w="2160"/>
+          </w:tcPr>
+          <w:p>
+            <w:r>
+              <w:rPr>
+                <w:b w:val="0"/>
+              </w:rPr>
+              <w:t>________</w:t>
+            </w:r>
+          </w:p>
+        </w:tc>
+        <w:tc>
+          <w:tcPr>
+            <w:tcW w:type="dxa" w:w="2160"/>
+          </w:tcPr>
+          <w:p>
+            <w:r>
+              <w:rPr>
+                <w:b w:val="0"/>
+              </w:rPr>
+              <w:t>________</w:t>
+            </w:r>
+          </w:p>
+        </w:tc>
+        <w:tc>
+          <w:tcPr>
+            <w:tcW w:type="dxa" w:w="2160"/>
+          </w:tcPr>
+          <w:p>
+            <w:r>
+              <w:rPr>
+                <w:b w:val="0"/>
+              </w:rPr>
+              <w:t>________</w:t>
+            </w:r>
+          </w:p>
+        </w:tc>
+      </w:tr>
+      <w:tr>
+        <w:tc>
+          <w:tcPr>
+            <w:tcW w:type="dxa" w:w="2160"/>
+          </w:tcPr>
+          <w:p>
+            <w:r>
+              <w:rPr>
+                <w:b w:val="0"/>
+              </w:rPr>
+              <w:t>조치 완료 확인자</w:t>
+            </w:r>
+          </w:p>
+        </w:tc>
+        <w:tc>
+          <w:tcPr>
+            <w:tcW w:type="dxa" w:w="2160"/>
+          </w:tcPr>
+          <w:p>
+            <w:r>
+              <w:rPr>
+                <w:b w:val="0"/>
+              </w:rPr>
+              <w:t>________</w:t>
+            </w:r>
+          </w:p>
+        </w:tc>
+        <w:tc>
+          <w:tcPr>
+            <w:tcW w:type="dxa" w:w="2160"/>
+          </w:tcPr>
+          <w:p>
+            <w:r>
+              <w:rPr>
+                <w:b w:val="0"/>
+              </w:rPr>
+              <w:t>________</w:t>
+            </w:r>
+          </w:p>
+        </w:tc>
+        <w:tc>
+          <w:tcPr>
+            <w:tcW w:type="dxa" w:w="2160"/>
+          </w:tcPr>
+          <w:p>
+            <w:r>
+              <w:rPr>
+                <w:b w:val="0"/>
+              </w:rPr>
+              <w:t>________</w:t>
+            </w:r>
+          </w:p>
+        </w:tc>
+      </w:tr>
+    </w:tbl>
+    <w:p/>
+    <w:p>
+      <w:pPr>
+        <w:pStyle w:val="Heading1"/>
+        <w:jc w:val="center"/>
+      </w:pPr>
+      <w:r>
+        <w:rPr>
+          <w:b w:val="0"/>
+        </w:rPr>
+        <w:t>[연도] (교회명) (부서명) 교회 행사 사고 보고서</w:t>
+      </w:r>
+    </w:p>
+    <w:tbl>
+      <w:tblPr>
+        <w:tblStyle w:val="TableGrid"/>
+        <w:tblW w:type="auto" w:w="0"/>
+        <w:tblLook w:firstColumn="1" w:firstRow="1" w:lastColumn="0" w:lastRow="0" w:noHBand="0" w:noVBand="1" w:val="04A0"/>
+      </w:tblPr>
+      <w:tblGrid>
+        <w:gridCol w:w="2160"/>
+        <w:gridCol w:w="2160"/>
+        <w:gridCol w:w="2160"/>
+        <w:gridCol w:w="2160"/>
+      </w:tblGrid>
+      <w:tr>
+        <w:tc>
+          <w:tcPr>
+            <w:tcW w:type="dxa" w:w="2160"/>
+          </w:tcPr>
+          <w:p>
+            <w:r>
+              <w:rPr>
+                <w:b/>
+              </w:rPr>
+              <w:t>작성일</w:t>
+            </w:r>
+          </w:p>
+        </w:tc>
+        <w:tc>
+          <w:tcPr>
+            <w:tcW w:type="dxa" w:w="2160"/>
+          </w:tcPr>
+          <w:p>
+            <w:r>
+              <w:rPr>
+                <w:b/>
+              </w:rPr>
+              <w:t>작성자</w:t>
+            </w:r>
+          </w:p>
+        </w:tc>
+        <w:tc>
+          <w:tcPr>
+            <w:tcW w:type="dxa" w:w="2160"/>
+          </w:tcPr>
+          <w:p>
+            <w:r>
+              <w:rPr>
+                <w:b/>
+              </w:rPr>
+              <w:t>부서</w:t>
+            </w:r>
+          </w:p>
+        </w:tc>
+        <w:tc>
+          <w:tcPr>
+            <w:tcW w:type="dxa" w:w="2160"/>
+          </w:tcPr>
+          <w:p>
+            <w:r>
+              <w:rPr>
+                <w:b/>
+              </w:rPr>
+              <w:t>문서 상태(초안/확정)</w:t>
+            </w:r>
+          </w:p>
+        </w:tc>
+      </w:tr>
+      <w:tr>
+        <w:tc>
+          <w:tcPr>
+            <w:tcW w:type="dxa" w:w="2160"/>
+          </w:tcPr>
+          <w:p>
+            <w:r>
+              <w:rPr>
+                <w:b w:val="0"/>
+              </w:rPr>
+              <w:t>________</w:t>
+            </w:r>
+          </w:p>
+        </w:tc>
+        <w:tc>
+          <w:tcPr>
+            <w:tcW w:type="dxa" w:w="2160"/>
+          </w:tcPr>
+          <w:p>
+            <w:r>
+              <w:rPr>
+                <w:b w:val="0"/>
+              </w:rPr>
+              <w:t>________</w:t>
+            </w:r>
+          </w:p>
+        </w:tc>
+        <w:tc>
+          <w:tcPr>
+            <w:tcW w:type="dxa" w:w="2160"/>
+          </w:tcPr>
+          <w:p>
+            <w:r>
+              <w:rPr>
+                <w:b w:val="0"/>
+              </w:rPr>
+              <w:t>(부서명)</w:t>
+            </w:r>
+          </w:p>
+        </w:tc>
+        <w:tc>
+          <w:tcPr>
+            <w:tcW w:type="dxa" w:w="2160"/>
+          </w:tcPr>
+          <w:p>
+            <w:r>
+              <w:rPr>
+                <w:b w:val="0"/>
+              </w:rPr>
+              <w:t>________</w:t>
+            </w:r>
+          </w:p>
+        </w:tc>
+      </w:tr>
+    </w:tbl>
+    <w:p/>
+    <w:p>
+      <w:pPr>
+        <w:pStyle w:val="ListNumber"/>
+      </w:pPr>
+      <w:r>
+        <w:rPr>
+          <w:b w:val="0"/>
+        </w:rPr>
+        <w:t>사고 개요</w:t>
+      </w:r>
+    </w:p>
+    <w:tbl>
+      <w:tblPr>
+        <w:tblStyle w:val="TableGrid"/>
+        <w:tblW w:type="auto" w:w="0"/>
+        <w:tblLook w:firstColumn="1" w:firstRow="1" w:lastColumn="0" w:lastRow="0" w:noHBand="0" w:noVBand="1" w:val="04A0"/>
+      </w:tblPr>
+      <w:tblGrid>
+        <w:gridCol w:w="4320"/>
+        <w:gridCol w:w="4320"/>
+      </w:tblGrid>
+      <w:tr>
+        <w:tc>
+          <w:tcPr>
+            <w:tcW w:type="dxa" w:w="4320"/>
+          </w:tcPr>
+          <w:p>
+            <w:r>
+              <w:rPr>
+                <w:b/>
+              </w:rPr>
+              <w:t>구분</w:t>
+            </w:r>
+          </w:p>
+        </w:tc>
+        <w:tc>
+          <w:tcPr>
+            <w:tcW w:type="dxa" w:w="4320"/>
+          </w:tcPr>
+          <w:p>
+            <w:r>
+              <w:rPr>
+                <w:b/>
+              </w:rPr>
+              <w:t>기재 내용</w:t>
+            </w:r>
+          </w:p>
+        </w:tc>
+      </w:tr>
+      <w:tr>
+        <w:tc>
+          <w:tcPr>
+            <w:tcW w:type="dxa" w:w="4320"/>
+          </w:tcPr>
+          <w:p>
+            <w:r>
+              <w:rPr>
+                <w:b w:val="0"/>
+              </w:rPr>
+              <w:t>행사명</w:t>
+            </w:r>
+          </w:p>
+        </w:tc>
+        <w:tc>
+          <w:tcPr>
+            <w:tcW w:type="dxa" w:w="4320"/>
+          </w:tcPr>
+          <w:p>
+            <w:r>
+              <w:rPr>
+                <w:b w:val="0"/>
+              </w:rPr>
+              <w:t>________</w:t>
+            </w:r>
+          </w:p>
+        </w:tc>
+      </w:tr>
+      <w:tr>
+        <w:tc>
+          <w:tcPr>
+            <w:tcW w:type="dxa" w:w="4320"/>
+          </w:tcPr>
+          <w:p>
+            <w:r>
+              <w:rPr>
+                <w:b w:val="0"/>
+              </w:rPr>
+              <w:t>사고 관리번호</w:t>
+            </w:r>
+          </w:p>
+        </w:tc>
+        <w:tc>
+          <w:tcPr>
+            <w:tcW w:type="dxa" w:w="4320"/>
+          </w:tcPr>
+          <w:p>
+            <w:r>
+              <w:rPr>
+                <w:b w:val="0"/>
+              </w:rPr>
+              <w:t>________</w:t>
+            </w:r>
+          </w:p>
+        </w:tc>
+      </w:tr>
+      <w:tr>
+        <w:tc>
+          <w:tcPr>
+            <w:tcW w:type="dxa" w:w="4320"/>
+          </w:tcPr>
+          <w:p>
+            <w:r>
+              <w:rPr>
+                <w:b w:val="0"/>
+              </w:rPr>
+              <w:t>사고 발생 일시</w:t>
+            </w:r>
+          </w:p>
+        </w:tc>
+        <w:tc>
+          <w:tcPr>
+            <w:tcW w:type="dxa" w:w="4320"/>
+          </w:tcPr>
+          <w:p>
+            <w:r>
+              <w:rPr>
+                <w:b w:val="0"/>
+              </w:rPr>
+              <w:t>________</w:t>
+            </w:r>
+          </w:p>
+        </w:tc>
+      </w:tr>
+      <w:tr>
+        <w:tc>
+          <w:tcPr>
+            <w:tcW w:type="dxa" w:w="4320"/>
+          </w:tcPr>
+          <w:p>
+            <w:r>
+              <w:rPr>
+                <w:b w:val="0"/>
+              </w:rPr>
+              <w:t>사고 인지 일시</w:t>
+            </w:r>
+          </w:p>
+        </w:tc>
+        <w:tc>
+          <w:tcPr>
+            <w:tcW w:type="dxa" w:w="4320"/>
+          </w:tcPr>
+          <w:p>
+            <w:r>
+              <w:rPr>
+                <w:b w:val="0"/>
+              </w:rPr>
+              <w:t>________</w:t>
+            </w:r>
+          </w:p>
+        </w:tc>
+      </w:tr>
+      <w:tr>
+        <w:tc>
+          <w:tcPr>
+            <w:tcW w:type="dxa" w:w="4320"/>
+          </w:tcPr>
+          <w:p>
+            <w:r>
+              <w:rPr>
+                <w:b w:val="0"/>
+              </w:rPr>
+              <w:t>사고 장소</w:t>
+            </w:r>
+          </w:p>
+        </w:tc>
+        <w:tc>
+          <w:tcPr>
+            <w:tcW w:type="dxa" w:w="4320"/>
+          </w:tcPr>
+          <w:p>
+            <w:r>
+              <w:rPr>
+                <w:b w:val="0"/>
+              </w:rPr>
+              <w:t>________</w:t>
+            </w:r>
+          </w:p>
+        </w:tc>
+      </w:tr>
+      <w:tr>
+        <w:tc>
+          <w:tcPr>
+            <w:tcW w:type="dxa" w:w="4320"/>
+          </w:tcPr>
+          <w:p>
+            <w:r>
+              <w:rPr>
+                <w:b w:val="0"/>
+              </w:rPr>
+              <w:t>사고 유형</w:t>
+            </w:r>
+          </w:p>
+        </w:tc>
+        <w:tc>
+          <w:tcPr>
+            <w:tcW w:type="dxa" w:w="4320"/>
+          </w:tcPr>
+          <w:p>
+            <w:r>
+              <w:rPr>
+                <w:b w:val="0"/>
+              </w:rPr>
+              <w:t>________</w:t>
+            </w:r>
+          </w:p>
+        </w:tc>
+      </w:tr>
+      <w:tr>
+        <w:tc>
+          <w:tcPr>
+            <w:tcW w:type="dxa" w:w="4320"/>
+          </w:tcPr>
+          <w:p>
+            <w:r>
+              <w:rPr>
+                <w:b w:val="0"/>
+              </w:rPr>
+              <w:t>관련 인원</w:t>
+            </w:r>
+          </w:p>
+        </w:tc>
+        <w:tc>
+          <w:tcPr>
+            <w:tcW w:type="dxa" w:w="4320"/>
+          </w:tcPr>
+          <w:p>
+            <w:r>
+              <w:rPr>
+                <w:b w:val="0"/>
+              </w:rPr>
+              <w:t>________명</w:t>
+            </w:r>
+          </w:p>
+        </w:tc>
+      </w:tr>
+      <w:tr>
+        <w:tc>
+          <w:tcPr>
+            <w:tcW w:type="dxa" w:w="4320"/>
+          </w:tcPr>
+          <w:p>
+            <w:r>
+              <w:rPr>
+                <w:b w:val="0"/>
+              </w:rPr>
+              <w:t>보고 구분(최초·추가·최종)</w:t>
+            </w:r>
+          </w:p>
+        </w:tc>
+        <w:tc>
+          <w:tcPr>
+            <w:tcW w:type="dxa" w:w="4320"/>
+          </w:tcPr>
+          <w:p>
+            <w:r>
+              <w:rPr>
+                <w:b w:val="0"/>
+              </w:rPr>
+              <w:t>________</w:t>
+            </w:r>
+          </w:p>
+        </w:tc>
+      </w:tr>
+      <w:tr>
+        <w:tc>
+          <w:tcPr>
+            <w:tcW w:type="dxa" w:w="4320"/>
+          </w:tcPr>
+          <w:p>
+            <w:r>
+              <w:rPr>
+                <w:b w:val="0"/>
+              </w:rPr>
+              <w:t>행사 책임자</w:t>
+            </w:r>
+          </w:p>
+        </w:tc>
+        <w:tc>
+          <w:tcPr>
+            <w:tcW w:type="dxa" w:w="4320"/>
+          </w:tcPr>
+          <w:p>
+            <w:r>
+              <w:rPr>
+                <w:b w:val="0"/>
+              </w:rPr>
+              <w:t>________</w:t>
+            </w:r>
+          </w:p>
+        </w:tc>
+      </w:tr>
+      <w:tr>
+        <w:tc>
+          <w:tcPr>
+            <w:tcW w:type="dxa" w:w="4320"/>
+          </w:tcPr>
+          <w:p>
+            <w:r>
+              <w:rPr>
+                <w:b w:val="0"/>
+              </w:rPr>
+              <w:t>보고 일시·보고받은 사람</w:t>
+            </w:r>
+          </w:p>
+        </w:tc>
+        <w:tc>
+          <w:tcPr>
+            <w:tcW w:type="dxa" w:w="4320"/>
+          </w:tcPr>
+          <w:p>
+            <w:r>
+              <w:rPr>
+                <w:b w:val="0"/>
+              </w:rPr>
+              <w:t>________</w:t>
+            </w:r>
+          </w:p>
+        </w:tc>
+      </w:tr>
+    </w:tbl>
+    <w:p/>
+    <w:p>
+      <w:r>
+        <w:rPr>
+          <w:b w:val="0"/>
+        </w:rPr>
+        <w:t>가. 날짜는 2026. 10. 24.(토), 시간은 09:00 형식으로 기재합니다.</w:t>
+      </w:r>
+    </w:p>
+    <w:p>
+      <w:r>
+        <w:rPr>
+          <w:b w:val="0"/>
+        </w:rPr>
+        <w:t>나. 확인된 사실과 진술을 구분하고, 확인되지 않은 내용에는 ‘(확인 필요)’를 표시합니다.</w:t>
+      </w:r>
+    </w:p>
+    <w:p>
+      <w:r>
+        <w:rPr>
+          <w:b w:val="0"/>
+        </w:rPr>
+        <w:t>다. 본문에는 관련자의 관리번호만 사용합니다. 성명·연락처·건강정보는 붙임의 별도 기록으로 분리하여 접근 권한을 제한합니다.</w:t>
+      </w:r>
+    </w:p>
+    <w:p>
+      <w:pPr>
+        <w:pStyle w:val="ListNumber"/>
+      </w:pPr>
+      <w:r>
+        <w:rPr>
+          <w:b w:val="0"/>
+        </w:rPr>
+        <w:t>사고 경위 및 조치</w:t>
       </w:r>
     </w:p>
     <w:tbl>
@@ -153,7 +3336,7 @@
               <w:rPr>
                 <w:b/>
               </w:rPr>
-              <w:t>구분</w:t>
+              <w:t>일시</w:t>
             </w:r>
           </w:p>
         </w:tc>
@@ -166,7 +3349,7 @@
               <w:rPr>
                 <w:b/>
               </w:rPr>
-              <w:t>점검 사항</w:t>
+              <w:t>장소</w:t>
             </w:r>
           </w:p>
         </w:tc>
@@ -179,7 +3362,7 @@
               <w:rPr>
                 <w:b/>
               </w:rPr>
-              <w:t>양호</w:t>
+              <w:t>경위·확인된 사실</w:t>
             </w:r>
           </w:p>
         </w:tc>
@@ -192,7 +3375,7 @@
               <w:rPr>
                 <w:b/>
               </w:rPr>
-              <w:t>보완 필요</w:t>
+              <w:t>실시한 조치 및 결과</w:t>
             </w:r>
           </w:p>
         </w:tc>
@@ -205,7 +3388,7 @@
               <w:rPr>
                 <w:b/>
               </w:rPr>
-              <w:t>해당 없음</w:t>
+              <w:t>조치 담당</w:t>
             </w:r>
           </w:p>
         </w:tc>
@@ -218,7 +3401,7 @@
               <w:rPr>
                 <w:b/>
               </w:rPr>
-              <w:t>보완 내용·담당</w:t>
+              <w:t>조치 완료·예정 기한</w:t>
             </w:r>
           </w:p>
         </w:tc>
@@ -233,7 +3416,7 @@
               <w:rPr>
                 <w:b w:val="0"/>
               </w:rPr>
-              <w:t>시설</w:t>
+              <w:t>________</w:t>
             </w:r>
           </w:p>
         </w:tc>
@@ -246,7 +3429,7 @@
               <w:rPr>
                 <w:b w:val="0"/>
               </w:rPr>
-              <w:t>출입구·비상구와 대피 통로가 확보되어 있다.</w:t>
+              <w:t>________</w:t>
             </w:r>
           </w:p>
         </w:tc>
@@ -259,7 +3442,7 @@
               <w:rPr>
                 <w:b w:val="0"/>
               </w:rPr>
-              <w:t>□</w:t>
+              <w:t>________</w:t>
             </w:r>
           </w:p>
         </w:tc>
@@ -272,7 +3455,7 @@
               <w:rPr>
                 <w:b w:val="0"/>
               </w:rPr>
-              <w:t>□</w:t>
+              <w:t>________</w:t>
             </w:r>
           </w:p>
         </w:tc>
@@ -285,7 +3468,7 @@
               <w:rPr>
                 <w:b w:val="0"/>
               </w:rPr>
-              <w:t>□</w:t>
+              <w:t>________</w:t>
             </w:r>
           </w:p>
         </w:tc>
@@ -313,7 +3496,7 @@
               <w:rPr>
                 <w:b w:val="0"/>
               </w:rPr>
-              <w:t>시설</w:t>
+              <w:t>________</w:t>
             </w:r>
           </w:p>
         </w:tc>
@@ -326,7 +3509,7 @@
               <w:rPr>
                 <w:b w:val="0"/>
               </w:rPr>
-              <w:t>소화기 위치와 사용 방법을 확인했다.</w:t>
+              <w:t>________</w:t>
             </w:r>
           </w:p>
         </w:tc>
@@ -339,7 +3522,7 @@
               <w:rPr>
                 <w:b w:val="0"/>
               </w:rPr>
-              <w:t>□</w:t>
+              <w:t>________</w:t>
             </w:r>
           </w:p>
         </w:tc>
@@ -352,7 +3535,7 @@
               <w:rPr>
                 <w:b w:val="0"/>
               </w:rPr>
-              <w:t>□</w:t>
+              <w:t>________</w:t>
             </w:r>
           </w:p>
         </w:tc>
@@ -365,7 +3548,7 @@
               <w:rPr>
                 <w:b w:val="0"/>
               </w:rPr>
-              <w:t>□</w:t>
+              <w:t>________</w:t>
             </w:r>
           </w:p>
         </w:tc>
@@ -393,7 +3576,7 @@
               <w:rPr>
                 <w:b w:val="0"/>
               </w:rPr>
-              <w:t>시설</w:t>
+              <w:t>________</w:t>
             </w:r>
           </w:p>
         </w:tc>
@@ -406,7 +3589,7 @@
               <w:rPr>
                 <w:b w:val="0"/>
               </w:rPr>
-              <w:t>계단·난간·바닥·전선·콘센트의 위험 요소를 확인했다.</w:t>
+              <w:t>________</w:t>
             </w:r>
           </w:p>
         </w:tc>
@@ -419,7 +3602,7 @@
               <w:rPr>
                 <w:b w:val="0"/>
               </w:rPr>
-              <w:t>□</w:t>
+              <w:t>________</w:t>
             </w:r>
           </w:p>
         </w:tc>
@@ -432,7 +3615,7 @@
               <w:rPr>
                 <w:b w:val="0"/>
               </w:rPr>
-              <w:t>□</w:t>
+              <w:t>________</w:t>
             </w:r>
           </w:p>
         </w:tc>
@@ -445,7 +3628,7 @@
               <w:rPr>
                 <w:b w:val="0"/>
               </w:rPr>
-              <w:t>□</w:t>
+              <w:t>________</w:t>
             </w:r>
           </w:p>
         </w:tc>
@@ -473,7 +3656,7 @@
               <w:rPr>
                 <w:b w:val="0"/>
               </w:rPr>
-              <w:t>차량</w:t>
+              <w:t>________</w:t>
             </w:r>
           </w:p>
         </w:tc>
@@ -486,7 +3669,7 @@
               <w:rPr>
                 <w:b w:val="0"/>
               </w:rPr>
-              <w:t>운전자·차량 상태·운행 경로·차량 보험을 확인했다.</w:t>
+              <w:t>________</w:t>
             </w:r>
           </w:p>
         </w:tc>
@@ -499,7 +3682,7 @@
               <w:rPr>
                 <w:b w:val="0"/>
               </w:rPr>
-              <w:t>□</w:t>
+              <w:t>________</w:t>
             </w:r>
           </w:p>
         </w:tc>
@@ -512,7 +3695,7 @@
               <w:rPr>
                 <w:b w:val="0"/>
               </w:rPr>
-              <w:t>□</w:t>
+              <w:t>________</w:t>
             </w:r>
           </w:p>
         </w:tc>
@@ -525,857 +3708,13 @@
               <w:rPr>
                 <w:b w:val="0"/>
               </w:rPr>
-              <w:t>□</w:t>
+              <w:t>________</w:t>
             </w:r>
           </w:p>
         </w:tc>
         <w:tc>
           <w:tcPr>
             <w:tcW w:type="dxa" w:w="1440"/>
-          </w:tcPr>
-          <w:p>
-            <w:r>
-              <w:rPr>
-                <w:b w:val="0"/>
-              </w:rPr>
-              <w:t>________</w:t>
-            </w:r>
-          </w:p>
-        </w:tc>
-      </w:tr>
-      <w:tr>
-        <w:tc>
-          <w:tcPr>
-            <w:tcW w:type="dxa" w:w="1440"/>
-          </w:tcPr>
-          <w:p>
-            <w:r>
-              <w:rPr>
-                <w:b w:val="0"/>
-              </w:rPr>
-              <w:t>차량</w:t>
-            </w:r>
-          </w:p>
-        </w:tc>
-        <w:tc>
-          <w:tcPr>
-            <w:tcW w:type="dxa" w:w="1440"/>
-          </w:tcPr>
-          <w:p>
-            <w:r>
-              <w:rPr>
-                <w:b w:val="0"/>
-              </w:rPr>
-              <w:t>탑승 명단·좌석별 안전띠·승하차 인솔 담당을 확인했다.</w:t>
-            </w:r>
-          </w:p>
-        </w:tc>
-        <w:tc>
-          <w:tcPr>
-            <w:tcW w:type="dxa" w:w="1440"/>
-          </w:tcPr>
-          <w:p>
-            <w:r>
-              <w:rPr>
-                <w:b w:val="0"/>
-              </w:rPr>
-              <w:t>□</w:t>
-            </w:r>
-          </w:p>
-        </w:tc>
-        <w:tc>
-          <w:tcPr>
-            <w:tcW w:type="dxa" w:w="1440"/>
-          </w:tcPr>
-          <w:p>
-            <w:r>
-              <w:rPr>
-                <w:b w:val="0"/>
-              </w:rPr>
-              <w:t>□</w:t>
-            </w:r>
-          </w:p>
-        </w:tc>
-        <w:tc>
-          <w:tcPr>
-            <w:tcW w:type="dxa" w:w="1440"/>
-          </w:tcPr>
-          <w:p>
-            <w:r>
-              <w:rPr>
-                <w:b w:val="0"/>
-              </w:rPr>
-              <w:t>□</w:t>
-            </w:r>
-          </w:p>
-        </w:tc>
-        <w:tc>
-          <w:tcPr>
-            <w:tcW w:type="dxa" w:w="1440"/>
-          </w:tcPr>
-          <w:p>
-            <w:r>
-              <w:rPr>
-                <w:b w:val="0"/>
-              </w:rPr>
-              <w:t>________</w:t>
-            </w:r>
-          </w:p>
-        </w:tc>
-      </w:tr>
-      <w:tr>
-        <w:tc>
-          <w:tcPr>
-            <w:tcW w:type="dxa" w:w="1440"/>
-          </w:tcPr>
-          <w:p>
-            <w:r>
-              <w:rPr>
-                <w:b w:val="0"/>
-              </w:rPr>
-              <w:t>식사</w:t>
-            </w:r>
-          </w:p>
-        </w:tc>
-        <w:tc>
-          <w:tcPr>
-            <w:tcW w:type="dxa" w:w="1440"/>
-          </w:tcPr>
-          <w:p>
-            <w:r>
-              <w:rPr>
-                <w:b w:val="0"/>
-              </w:rPr>
-              <w:t>식품 보관·조리 위생·식수 상태를 확인했다.</w:t>
-            </w:r>
-          </w:p>
-        </w:tc>
-        <w:tc>
-          <w:tcPr>
-            <w:tcW w:type="dxa" w:w="1440"/>
-          </w:tcPr>
-          <w:p>
-            <w:r>
-              <w:rPr>
-                <w:b w:val="0"/>
-              </w:rPr>
-              <w:t>□</w:t>
-            </w:r>
-          </w:p>
-        </w:tc>
-        <w:tc>
-          <w:tcPr>
-            <w:tcW w:type="dxa" w:w="1440"/>
-          </w:tcPr>
-          <w:p>
-            <w:r>
-              <w:rPr>
-                <w:b w:val="0"/>
-              </w:rPr>
-              <w:t>□</w:t>
-            </w:r>
-          </w:p>
-        </w:tc>
-        <w:tc>
-          <w:tcPr>
-            <w:tcW w:type="dxa" w:w="1440"/>
-          </w:tcPr>
-          <w:p>
-            <w:r>
-              <w:rPr>
-                <w:b w:val="0"/>
-              </w:rPr>
-              <w:t>□</w:t>
-            </w:r>
-          </w:p>
-        </w:tc>
-        <w:tc>
-          <w:tcPr>
-            <w:tcW w:type="dxa" w:w="1440"/>
-          </w:tcPr>
-          <w:p>
-            <w:r>
-              <w:rPr>
-                <w:b w:val="0"/>
-              </w:rPr>
-              <w:t>________</w:t>
-            </w:r>
-          </w:p>
-        </w:tc>
-      </w:tr>
-      <w:tr>
-        <w:tc>
-          <w:tcPr>
-            <w:tcW w:type="dxa" w:w="1440"/>
-          </w:tcPr>
-          <w:p>
-            <w:r>
-              <w:rPr>
-                <w:b w:val="0"/>
-              </w:rPr>
-              <w:t>식사</w:t>
-            </w:r>
-          </w:p>
-        </w:tc>
-        <w:tc>
-          <w:tcPr>
-            <w:tcW w:type="dxa" w:w="1440"/>
-          </w:tcPr>
-          <w:p>
-            <w:r>
-              <w:rPr>
-                <w:b w:val="0"/>
-              </w:rPr>
-              <w:t>음식 알레르기와 식사 주의 사항을 확인해 담당자에게 전달했다.</w:t>
-            </w:r>
-          </w:p>
-        </w:tc>
-        <w:tc>
-          <w:tcPr>
-            <w:tcW w:type="dxa" w:w="1440"/>
-          </w:tcPr>
-          <w:p>
-            <w:r>
-              <w:rPr>
-                <w:b w:val="0"/>
-              </w:rPr>
-              <w:t>□</w:t>
-            </w:r>
-          </w:p>
-        </w:tc>
-        <w:tc>
-          <w:tcPr>
-            <w:tcW w:type="dxa" w:w="1440"/>
-          </w:tcPr>
-          <w:p>
-            <w:r>
-              <w:rPr>
-                <w:b w:val="0"/>
-              </w:rPr>
-              <w:t>□</w:t>
-            </w:r>
-          </w:p>
-        </w:tc>
-        <w:tc>
-          <w:tcPr>
-            <w:tcW w:type="dxa" w:w="1440"/>
-          </w:tcPr>
-          <w:p>
-            <w:r>
-              <w:rPr>
-                <w:b w:val="0"/>
-              </w:rPr>
-              <w:t>□</w:t>
-            </w:r>
-          </w:p>
-        </w:tc>
-        <w:tc>
-          <w:tcPr>
-            <w:tcW w:type="dxa" w:w="1440"/>
-          </w:tcPr>
-          <w:p>
-            <w:r>
-              <w:rPr>
-                <w:b w:val="0"/>
-              </w:rPr>
-              <w:t>________</w:t>
-            </w:r>
-          </w:p>
-        </w:tc>
-      </w:tr>
-      <w:tr>
-        <w:tc>
-          <w:tcPr>
-            <w:tcW w:type="dxa" w:w="1440"/>
-          </w:tcPr>
-          <w:p>
-            <w:r>
-              <w:rPr>
-                <w:b w:val="0"/>
-              </w:rPr>
-              <w:t>응급약</w:t>
-            </w:r>
-          </w:p>
-        </w:tc>
-        <w:tc>
-          <w:tcPr>
-            <w:tcW w:type="dxa" w:w="1440"/>
-          </w:tcPr>
-          <w:p>
-            <w:r>
-              <w:rPr>
-                <w:b w:val="0"/>
-              </w:rPr>
-              <w:t>구급함의 내용물·유효기간·보관 위치를 확인했다.</w:t>
-            </w:r>
-          </w:p>
-        </w:tc>
-        <w:tc>
-          <w:tcPr>
-            <w:tcW w:type="dxa" w:w="1440"/>
-          </w:tcPr>
-          <w:p>
-            <w:r>
-              <w:rPr>
-                <w:b w:val="0"/>
-              </w:rPr>
-              <w:t>□</w:t>
-            </w:r>
-          </w:p>
-        </w:tc>
-        <w:tc>
-          <w:tcPr>
-            <w:tcW w:type="dxa" w:w="1440"/>
-          </w:tcPr>
-          <w:p>
-            <w:r>
-              <w:rPr>
-                <w:b w:val="0"/>
-              </w:rPr>
-              <w:t>□</w:t>
-            </w:r>
-          </w:p>
-        </w:tc>
-        <w:tc>
-          <w:tcPr>
-            <w:tcW w:type="dxa" w:w="1440"/>
-          </w:tcPr>
-          <w:p>
-            <w:r>
-              <w:rPr>
-                <w:b w:val="0"/>
-              </w:rPr>
-              <w:t>□</w:t>
-            </w:r>
-          </w:p>
-        </w:tc>
-        <w:tc>
-          <w:tcPr>
-            <w:tcW w:type="dxa" w:w="1440"/>
-          </w:tcPr>
-          <w:p>
-            <w:r>
-              <w:rPr>
-                <w:b w:val="0"/>
-              </w:rPr>
-              <w:t>________</w:t>
-            </w:r>
-          </w:p>
-        </w:tc>
-      </w:tr>
-      <w:tr>
-        <w:tc>
-          <w:tcPr>
-            <w:tcW w:type="dxa" w:w="1440"/>
-          </w:tcPr>
-          <w:p>
-            <w:r>
-              <w:rPr>
-                <w:b w:val="0"/>
-              </w:rPr>
-              <w:t>응급약</w:t>
-            </w:r>
-          </w:p>
-        </w:tc>
-        <w:tc>
-          <w:tcPr>
-            <w:tcW w:type="dxa" w:w="1440"/>
-          </w:tcPr>
-          <w:p>
-            <w:r>
-              <w:rPr>
-                <w:b w:val="0"/>
-              </w:rPr>
-              <w:t>개인 복용약과 보호자의 복용 안내·동의 여부를 확인했다.</w:t>
-            </w:r>
-          </w:p>
-        </w:tc>
-        <w:tc>
-          <w:tcPr>
-            <w:tcW w:type="dxa" w:w="1440"/>
-          </w:tcPr>
-          <w:p>
-            <w:r>
-              <w:rPr>
-                <w:b w:val="0"/>
-              </w:rPr>
-              <w:t>□</w:t>
-            </w:r>
-          </w:p>
-        </w:tc>
-        <w:tc>
-          <w:tcPr>
-            <w:tcW w:type="dxa" w:w="1440"/>
-          </w:tcPr>
-          <w:p>
-            <w:r>
-              <w:rPr>
-                <w:b w:val="0"/>
-              </w:rPr>
-              <w:t>□</w:t>
-            </w:r>
-          </w:p>
-        </w:tc>
-        <w:tc>
-          <w:tcPr>
-            <w:tcW w:type="dxa" w:w="1440"/>
-          </w:tcPr>
-          <w:p>
-            <w:r>
-              <w:rPr>
-                <w:b w:val="0"/>
-              </w:rPr>
-              <w:t>□</w:t>
-            </w:r>
-          </w:p>
-        </w:tc>
-        <w:tc>
-          <w:tcPr>
-            <w:tcW w:type="dxa" w:w="1440"/>
-          </w:tcPr>
-          <w:p>
-            <w:r>
-              <w:rPr>
-                <w:b w:val="0"/>
-              </w:rPr>
-              <w:t>________</w:t>
-            </w:r>
-          </w:p>
-        </w:tc>
-      </w:tr>
-      <w:tr>
-        <w:tc>
-          <w:tcPr>
-            <w:tcW w:type="dxa" w:w="1440"/>
-          </w:tcPr>
-          <w:p>
-            <w:r>
-              <w:rPr>
-                <w:b w:val="0"/>
-              </w:rPr>
-              <w:t>비상연락</w:t>
-            </w:r>
-          </w:p>
-        </w:tc>
-        <w:tc>
-          <w:tcPr>
-            <w:tcW w:type="dxa" w:w="1440"/>
-          </w:tcPr>
-          <w:p>
-            <w:r>
-              <w:rPr>
-                <w:b w:val="0"/>
-              </w:rPr>
-              <w:t>보호자 연락처와 인솔자 간 비상연락망을 확인했다.</w:t>
-            </w:r>
-          </w:p>
-        </w:tc>
-        <w:tc>
-          <w:tcPr>
-            <w:tcW w:type="dxa" w:w="1440"/>
-          </w:tcPr>
-          <w:p>
-            <w:r>
-              <w:rPr>
-                <w:b w:val="0"/>
-              </w:rPr>
-              <w:t>□</w:t>
-            </w:r>
-          </w:p>
-        </w:tc>
-        <w:tc>
-          <w:tcPr>
-            <w:tcW w:type="dxa" w:w="1440"/>
-          </w:tcPr>
-          <w:p>
-            <w:r>
-              <w:rPr>
-                <w:b w:val="0"/>
-              </w:rPr>
-              <w:t>□</w:t>
-            </w:r>
-          </w:p>
-        </w:tc>
-        <w:tc>
-          <w:tcPr>
-            <w:tcW w:type="dxa" w:w="1440"/>
-          </w:tcPr>
-          <w:p>
-            <w:r>
-              <w:rPr>
-                <w:b w:val="0"/>
-              </w:rPr>
-              <w:t>□</w:t>
-            </w:r>
-          </w:p>
-        </w:tc>
-        <w:tc>
-          <w:tcPr>
-            <w:tcW w:type="dxa" w:w="1440"/>
-          </w:tcPr>
-          <w:p>
-            <w:r>
-              <w:rPr>
-                <w:b w:val="0"/>
-              </w:rPr>
-              <w:t>________</w:t>
-            </w:r>
-          </w:p>
-        </w:tc>
-      </w:tr>
-      <w:tr>
-        <w:tc>
-          <w:tcPr>
-            <w:tcW w:type="dxa" w:w="1440"/>
-          </w:tcPr>
-          <w:p>
-            <w:r>
-              <w:rPr>
-                <w:b w:val="0"/>
-              </w:rPr>
-              <w:t>비상연락</w:t>
-            </w:r>
-          </w:p>
-        </w:tc>
-        <w:tc>
-          <w:tcPr>
-            <w:tcW w:type="dxa" w:w="1440"/>
-          </w:tcPr>
-          <w:p>
-            <w:r>
-              <w:rPr>
-                <w:b w:val="0"/>
-              </w:rPr>
-              <w:t>가까운 응급의료기관·이동 경로·신고 담당을 확인했다.</w:t>
-            </w:r>
-          </w:p>
-        </w:tc>
-        <w:tc>
-          <w:tcPr>
-            <w:tcW w:type="dxa" w:w="1440"/>
-          </w:tcPr>
-          <w:p>
-            <w:r>
-              <w:rPr>
-                <w:b w:val="0"/>
-              </w:rPr>
-              <w:t>□</w:t>
-            </w:r>
-          </w:p>
-        </w:tc>
-        <w:tc>
-          <w:tcPr>
-            <w:tcW w:type="dxa" w:w="1440"/>
-          </w:tcPr>
-          <w:p>
-            <w:r>
-              <w:rPr>
-                <w:b w:val="0"/>
-              </w:rPr>
-              <w:t>□</w:t>
-            </w:r>
-          </w:p>
-        </w:tc>
-        <w:tc>
-          <w:tcPr>
-            <w:tcW w:type="dxa" w:w="1440"/>
-          </w:tcPr>
-          <w:p>
-            <w:r>
-              <w:rPr>
-                <w:b w:val="0"/>
-              </w:rPr>
-              <w:t>□</w:t>
-            </w:r>
-          </w:p>
-        </w:tc>
-        <w:tc>
-          <w:tcPr>
-            <w:tcW w:type="dxa" w:w="1440"/>
-          </w:tcPr>
-          <w:p>
-            <w:r>
-              <w:rPr>
-                <w:b w:val="0"/>
-              </w:rPr>
-              <w:t>________</w:t>
-            </w:r>
-          </w:p>
-        </w:tc>
-      </w:tr>
-      <w:tr>
-        <w:tc>
-          <w:tcPr>
-            <w:tcW w:type="dxa" w:w="1440"/>
-          </w:tcPr>
-          <w:p>
-            <w:r>
-              <w:rPr>
-                <w:b w:val="0"/>
-              </w:rPr>
-              <w:t>보험</w:t>
-            </w:r>
-          </w:p>
-        </w:tc>
-        <w:tc>
-          <w:tcPr>
-            <w:tcW w:type="dxa" w:w="1440"/>
-          </w:tcPr>
-          <w:p>
-            <w:r>
-              <w:rPr>
-                <w:b w:val="0"/>
-              </w:rPr>
-              <w:t>행사·참가자·활동의 보장 여부와 보장 기간을 확인했다.</w:t>
-            </w:r>
-          </w:p>
-        </w:tc>
-        <w:tc>
-          <w:tcPr>
-            <w:tcW w:type="dxa" w:w="1440"/>
-          </w:tcPr>
-          <w:p>
-            <w:r>
-              <w:rPr>
-                <w:b w:val="0"/>
-              </w:rPr>
-              <w:t>□</w:t>
-            </w:r>
-          </w:p>
-        </w:tc>
-        <w:tc>
-          <w:tcPr>
-            <w:tcW w:type="dxa" w:w="1440"/>
-          </w:tcPr>
-          <w:p>
-            <w:r>
-              <w:rPr>
-                <w:b w:val="0"/>
-              </w:rPr>
-              <w:t>□</w:t>
-            </w:r>
-          </w:p>
-        </w:tc>
-        <w:tc>
-          <w:tcPr>
-            <w:tcW w:type="dxa" w:w="1440"/>
-          </w:tcPr>
-          <w:p>
-            <w:r>
-              <w:rPr>
-                <w:b w:val="0"/>
-              </w:rPr>
-              <w:t>□</w:t>
-            </w:r>
-          </w:p>
-        </w:tc>
-        <w:tc>
-          <w:tcPr>
-            <w:tcW w:type="dxa" w:w="1440"/>
-          </w:tcPr>
-          <w:p>
-            <w:r>
-              <w:rPr>
-                <w:b w:val="0"/>
-              </w:rPr>
-              <w:t>________</w:t>
-            </w:r>
-          </w:p>
-        </w:tc>
-      </w:tr>
-      <w:tr>
-        <w:tc>
-          <w:tcPr>
-            <w:tcW w:type="dxa" w:w="1440"/>
-          </w:tcPr>
-          <w:p>
-            <w:r>
-              <w:rPr>
-                <w:b w:val="0"/>
-              </w:rPr>
-              <w:t>보험</w:t>
-            </w:r>
-          </w:p>
-        </w:tc>
-        <w:tc>
-          <w:tcPr>
-            <w:tcW w:type="dxa" w:w="1440"/>
-          </w:tcPr>
-          <w:p>
-            <w:r>
-              <w:rPr>
-                <w:b w:val="0"/>
-              </w:rPr>
-              <w:t>보험사 사고 접수 방법과 필요 서류를 확인했다.</w:t>
-            </w:r>
-          </w:p>
-        </w:tc>
-        <w:tc>
-          <w:tcPr>
-            <w:tcW w:type="dxa" w:w="1440"/>
-          </w:tcPr>
-          <w:p>
-            <w:r>
-              <w:rPr>
-                <w:b w:val="0"/>
-              </w:rPr>
-              <w:t>□</w:t>
-            </w:r>
-          </w:p>
-        </w:tc>
-        <w:tc>
-          <w:tcPr>
-            <w:tcW w:type="dxa" w:w="1440"/>
-          </w:tcPr>
-          <w:p>
-            <w:r>
-              <w:rPr>
-                <w:b w:val="0"/>
-              </w:rPr>
-              <w:t>□</w:t>
-            </w:r>
-          </w:p>
-        </w:tc>
-        <w:tc>
-          <w:tcPr>
-            <w:tcW w:type="dxa" w:w="1440"/>
-          </w:tcPr>
-          <w:p>
-            <w:r>
-              <w:rPr>
-                <w:b w:val="0"/>
-              </w:rPr>
-              <w:t>□</w:t>
-            </w:r>
-          </w:p>
-        </w:tc>
-        <w:tc>
-          <w:tcPr>
-            <w:tcW w:type="dxa" w:w="1440"/>
-          </w:tcPr>
-          <w:p>
-            <w:r>
-              <w:rPr>
-                <w:b w:val="0"/>
-              </w:rPr>
-              <w:t>________</w:t>
-            </w:r>
-          </w:p>
-        </w:tc>
-      </w:tr>
-    </w:tbl>
-    <w:p/>
-    <w:tbl>
-      <w:tblPr>
-        <w:tblStyle w:val="TableGrid"/>
-        <w:tblW w:type="auto" w:w="0"/>
-        <w:tblLook w:firstColumn="1" w:firstRow="1" w:lastColumn="0" w:lastRow="0" w:noHBand="0" w:noVBand="1" w:val="04A0"/>
-      </w:tblPr>
-      <w:tblGrid>
-        <w:gridCol w:w="4320"/>
-        <w:gridCol w:w="4320"/>
-      </w:tblGrid>
-      <w:tr>
-        <w:tc>
-          <w:tcPr>
-            <w:tcW w:type="dxa" w:w="4320"/>
-          </w:tcPr>
-          <w:p>
-            <w:r>
-              <w:rPr>
-                <w:b/>
-              </w:rPr>
-              <w:t>최종 확인 사항</w:t>
-            </w:r>
-          </w:p>
-        </w:tc>
-        <w:tc>
-          <w:tcPr>
-            <w:tcW w:type="dxa" w:w="4320"/>
-          </w:tcPr>
-          <w:p>
-            <w:r>
-              <w:rPr>
-                <w:b/>
-              </w:rPr>
-              <w:t>내용</w:t>
-            </w:r>
-          </w:p>
-        </w:tc>
-      </w:tr>
-      <w:tr>
-        <w:tc>
-          <w:tcPr>
-            <w:tcW w:type="dxa" w:w="4320"/>
-          </w:tcPr>
-          <w:p>
-            <w:r>
-              <w:rPr>
-                <w:b w:val="0"/>
-              </w:rPr>
-              <w:t>미완료 보완 사항·완료 예정 시각</w:t>
-            </w:r>
-          </w:p>
-        </w:tc>
-        <w:tc>
-          <w:tcPr>
-            <w:tcW w:type="dxa" w:w="4320"/>
-          </w:tcPr>
-          <w:p>
-            <w:r>
-              <w:rPr>
-                <w:b w:val="0"/>
-              </w:rPr>
-              <w:t>________</w:t>
-            </w:r>
-          </w:p>
-        </w:tc>
-      </w:tr>
-      <w:tr>
-        <w:tc>
-          <w:tcPr>
-            <w:tcW w:type="dxa" w:w="4320"/>
-          </w:tcPr>
-          <w:p>
-            <w:r>
-              <w:rPr>
-                <w:b w:val="0"/>
-              </w:rPr>
-              <w:t>보완 완료 확인·확인 시각</w:t>
-            </w:r>
-          </w:p>
-        </w:tc>
-        <w:tc>
-          <w:tcPr>
-            <w:tcW w:type="dxa" w:w="4320"/>
-          </w:tcPr>
-          <w:p>
-            <w:r>
-              <w:rPr>
-                <w:b w:val="0"/>
-              </w:rPr>
-              <w:t>________</w:t>
-            </w:r>
-          </w:p>
-        </w:tc>
-      </w:tr>
-      <w:tr>
-        <w:tc>
-          <w:tcPr>
-            <w:tcW w:type="dxa" w:w="4320"/>
-          </w:tcPr>
-          <w:p>
-            <w:r>
-              <w:rPr>
-                <w:b w:val="0"/>
-              </w:rPr>
-              <w:t>안전상 변경·중단할 활동</w:t>
-            </w:r>
-          </w:p>
-        </w:tc>
-        <w:tc>
-          <w:tcPr>
-            <w:tcW w:type="dxa" w:w="4320"/>
           </w:tcPr>
           <w:p>
             <w:r>
@@ -1390,14 +3729,11 @@
     </w:tbl>
     <w:p/>
     <w:p>
-      <w:pPr>
-        <w:pStyle w:val="Heading2"/>
-      </w:pPr>
       <w:r>
         <w:rPr>
           <w:b w:val="0"/>
         </w:rPr>
-        <w:t>사고 보고서</w:t>
+        <w:t>가. 응급상황은 구조 요청과 현장 안전 확보를 우선하며, 보고서 작성으로 조치를 지연하지 않습니다.</w:t>
       </w:r>
     </w:p>
     <w:p>
@@ -1405,422 +3741,7 @@
         <w:rPr>
           <w:b w:val="0"/>
         </w:rPr>
-        <w:t>사고가 발생하면 안전 확보와 응급조치를 우선하고, 확인된 사실을 중심으로 기록합니다. 확인되지 않은 내용은 ‘(확인 필요)’로 표시합니다.</w:t>
-      </w:r>
-    </w:p>
-    <w:tbl>
-      <w:tblPr>
-        <w:tblStyle w:val="TableGrid"/>
-        <w:tblW w:type="auto" w:w="0"/>
-        <w:tblLook w:firstColumn="1" w:firstRow="1" w:lastColumn="0" w:lastRow="0" w:noHBand="0" w:noVBand="1" w:val="04A0"/>
-      </w:tblPr>
-      <w:tblGrid>
-        <w:gridCol w:w="4320"/>
-        <w:gridCol w:w="4320"/>
-      </w:tblGrid>
-      <w:tr>
-        <w:tc>
-          <w:tcPr>
-            <w:tcW w:type="dxa" w:w="4320"/>
-          </w:tcPr>
-          <w:p>
-            <w:r>
-              <w:rPr>
-                <w:b/>
-              </w:rPr>
-              <w:t>항목</w:t>
-            </w:r>
-          </w:p>
-        </w:tc>
-        <w:tc>
-          <w:tcPr>
-            <w:tcW w:type="dxa" w:w="4320"/>
-          </w:tcPr>
-          <w:p>
-            <w:r>
-              <w:rPr>
-                <w:b/>
-              </w:rPr>
-              <w:t>기록 내용</w:t>
-            </w:r>
-          </w:p>
-        </w:tc>
-      </w:tr>
-      <w:tr>
-        <w:tc>
-          <w:tcPr>
-            <w:tcW w:type="dxa" w:w="4320"/>
-          </w:tcPr>
-          <w:p>
-            <w:r>
-              <w:rPr>
-                <w:b w:val="0"/>
-              </w:rPr>
-              <w:t>사고 일시</w:t>
-            </w:r>
-          </w:p>
-        </w:tc>
-        <w:tc>
-          <w:tcPr>
-            <w:tcW w:type="dxa" w:w="4320"/>
-          </w:tcPr>
-          <w:p>
-            <w:r>
-              <w:rPr>
-                <w:b w:val="0"/>
-              </w:rPr>
-              <w:t>________년 ________월 ________일 ________시 ________분</w:t>
-            </w:r>
-          </w:p>
-        </w:tc>
-      </w:tr>
-      <w:tr>
-        <w:tc>
-          <w:tcPr>
-            <w:tcW w:type="dxa" w:w="4320"/>
-          </w:tcPr>
-          <w:p>
-            <w:r>
-              <w:rPr>
-                <w:b w:val="0"/>
-              </w:rPr>
-              <w:t>사고 장소</w:t>
-            </w:r>
-          </w:p>
-        </w:tc>
-        <w:tc>
-          <w:tcPr>
-            <w:tcW w:type="dxa" w:w="4320"/>
-          </w:tcPr>
-          <w:p>
-            <w:r>
-              <w:rPr>
-                <w:b w:val="0"/>
-              </w:rPr>
-              <w:t>________</w:t>
-            </w:r>
-          </w:p>
-        </w:tc>
-      </w:tr>
-      <w:tr>
-        <w:tc>
-          <w:tcPr>
-            <w:tcW w:type="dxa" w:w="4320"/>
-          </w:tcPr>
-          <w:p>
-            <w:r>
-              <w:rPr>
-                <w:b w:val="0"/>
-              </w:rPr>
-              <w:t>사고 당사자</w:t>
-            </w:r>
-          </w:p>
-        </w:tc>
-        <w:tc>
-          <w:tcPr>
-            <w:tcW w:type="dxa" w:w="4320"/>
-          </w:tcPr>
-          <w:p>
-            <w:r>
-              <w:rPr>
-                <w:b w:val="0"/>
-              </w:rPr>
-              <w:t>이름 ________ / 소속 ________</w:t>
-            </w:r>
-          </w:p>
-        </w:tc>
-      </w:tr>
-      <w:tr>
-        <w:tc>
-          <w:tcPr>
-            <w:tcW w:type="dxa" w:w="4320"/>
-          </w:tcPr>
-          <w:p>
-            <w:r>
-              <w:rPr>
-                <w:b w:val="0"/>
-              </w:rPr>
-              <w:t>최초 발견자·발견 시각</w:t>
-            </w:r>
-          </w:p>
-        </w:tc>
-        <w:tc>
-          <w:tcPr>
-            <w:tcW w:type="dxa" w:w="4320"/>
-          </w:tcPr>
-          <w:p>
-            <w:r>
-              <w:rPr>
-                <w:b w:val="0"/>
-              </w:rPr>
-              <w:t>________ / ________</w:t>
-            </w:r>
-          </w:p>
-        </w:tc>
-      </w:tr>
-      <w:tr>
-        <w:tc>
-          <w:tcPr>
-            <w:tcW w:type="dxa" w:w="4320"/>
-          </w:tcPr>
-          <w:p>
-            <w:r>
-              <w:rPr>
-                <w:b w:val="0"/>
-              </w:rPr>
-              <w:t>사고 경위</w:t>
-            </w:r>
-          </w:p>
-        </w:tc>
-        <w:tc>
-          <w:tcPr>
-            <w:tcW w:type="dxa" w:w="4320"/>
-          </w:tcPr>
-          <w:p>
-            <w:r>
-              <w:rPr>
-                <w:b w:val="0"/>
-              </w:rPr>
-              <w:t>사고 전 활동, 발생 상황, 발견 당시 상태: ________</w:t>
-            </w:r>
-          </w:p>
-        </w:tc>
-      </w:tr>
-      <w:tr>
-        <w:tc>
-          <w:tcPr>
-            <w:tcW w:type="dxa" w:w="4320"/>
-          </w:tcPr>
-          <w:p>
-            <w:r>
-              <w:rPr>
-                <w:b w:val="0"/>
-              </w:rPr>
-              <w:t>부상·피해 상태</w:t>
-            </w:r>
-          </w:p>
-        </w:tc>
-        <w:tc>
-          <w:tcPr>
-            <w:tcW w:type="dxa" w:w="4320"/>
-          </w:tcPr>
-          <w:p>
-            <w:r>
-              <w:rPr>
-                <w:b w:val="0"/>
-              </w:rPr>
-              <w:t>관찰된 증상과 피해 내용: ________</w:t>
-            </w:r>
-          </w:p>
-        </w:tc>
-      </w:tr>
-      <w:tr>
-        <w:tc>
-          <w:tcPr>
-            <w:tcW w:type="dxa" w:w="4320"/>
-          </w:tcPr>
-          <w:p>
-            <w:r>
-              <w:rPr>
-                <w:b w:val="0"/>
-              </w:rPr>
-              <w:t>현장 조치</w:t>
-            </w:r>
-          </w:p>
-        </w:tc>
-        <w:tc>
-          <w:tcPr>
-            <w:tcW w:type="dxa" w:w="4320"/>
-          </w:tcPr>
-          <w:p>
-            <w:r>
-              <w:rPr>
-                <w:b w:val="0"/>
-              </w:rPr>
-              <w:t>조치 시각 ________ / 조치 내용 ________ / 담당 ________</w:t>
-            </w:r>
-          </w:p>
-        </w:tc>
-      </w:tr>
-      <w:tr>
-        <w:tc>
-          <w:tcPr>
-            <w:tcW w:type="dxa" w:w="4320"/>
-          </w:tcPr>
-          <w:p>
-            <w:r>
-              <w:rPr>
-                <w:b w:val="0"/>
-              </w:rPr>
-              <w:t>신고·의료기관 이동</w:t>
-            </w:r>
-          </w:p>
-        </w:tc>
-        <w:tc>
-          <w:tcPr>
-            <w:tcW w:type="dxa" w:w="4320"/>
-          </w:tcPr>
-          <w:p>
-            <w:r>
-              <w:rPr>
-                <w:b w:val="0"/>
-              </w:rPr>
-              <w:t>신고 시각 ________ / 이동 시각 ________ / 의료기관 ________ / 동행자 ________</w:t>
-            </w:r>
-          </w:p>
-        </w:tc>
-      </w:tr>
-      <w:tr>
-        <w:tc>
-          <w:tcPr>
-            <w:tcW w:type="dxa" w:w="4320"/>
-          </w:tcPr>
-          <w:p>
-            <w:r>
-              <w:rPr>
-                <w:b w:val="0"/>
-              </w:rPr>
-              <w:t>보호자 연락</w:t>
-            </w:r>
-          </w:p>
-        </w:tc>
-        <w:tc>
-          <w:tcPr>
-            <w:tcW w:type="dxa" w:w="4320"/>
-          </w:tcPr>
-          <w:p>
-            <w:r>
-              <w:rPr>
-                <w:b w:val="0"/>
-              </w:rPr>
-              <w:t>연락 시각 ________ / 연락자 ________ / 전달 내용 ________ / 연결 여부 ________</w:t>
-            </w:r>
-          </w:p>
-        </w:tc>
-      </w:tr>
-      <w:tr>
-        <w:tc>
-          <w:tcPr>
-            <w:tcW w:type="dxa" w:w="4320"/>
-          </w:tcPr>
-          <w:p>
-            <w:r>
-              <w:rPr>
-                <w:b w:val="0"/>
-              </w:rPr>
-              <w:t>교회 책임자 보고</w:t>
-            </w:r>
-          </w:p>
-        </w:tc>
-        <w:tc>
-          <w:tcPr>
-            <w:tcW w:type="dxa" w:w="4320"/>
-          </w:tcPr>
-          <w:p>
-            <w:r>
-              <w:rPr>
-                <w:b w:val="0"/>
-              </w:rPr>
-              <w:t>보고 시각 ________ / 보고 대상 ________ / 보고자 ________</w:t>
-            </w:r>
-          </w:p>
-        </w:tc>
-      </w:tr>
-      <w:tr>
-        <w:tc>
-          <w:tcPr>
-            <w:tcW w:type="dxa" w:w="4320"/>
-          </w:tcPr>
-          <w:p>
-            <w:r>
-              <w:rPr>
-                <w:b w:val="0"/>
-              </w:rPr>
-              <w:t>후속 조치</w:t>
-            </w:r>
-          </w:p>
-        </w:tc>
-        <w:tc>
-          <w:tcPr>
-            <w:tcW w:type="dxa" w:w="4320"/>
-          </w:tcPr>
-          <w:p>
-            <w:r>
-              <w:rPr>
-                <w:b w:val="0"/>
-              </w:rPr>
-              <w:t>상태 확인·추가 연락·보험 접수·시설 보완 등: ________</w:t>
-            </w:r>
-          </w:p>
-        </w:tc>
-      </w:tr>
-      <w:tr>
-        <w:tc>
-          <w:tcPr>
-            <w:tcW w:type="dxa" w:w="4320"/>
-          </w:tcPr>
-          <w:p>
-            <w:r>
-              <w:rPr>
-                <w:b w:val="0"/>
-              </w:rPr>
-              <w:t>후속 담당·확인 예정일</w:t>
-            </w:r>
-          </w:p>
-        </w:tc>
-        <w:tc>
-          <w:tcPr>
-            <w:tcW w:type="dxa" w:w="4320"/>
-          </w:tcPr>
-          <w:p>
-            <w:r>
-              <w:rPr>
-                <w:b w:val="0"/>
-              </w:rPr>
-              <w:t>________ / ________</w:t>
-            </w:r>
-          </w:p>
-        </w:tc>
-      </w:tr>
-      <w:tr>
-        <w:tc>
-          <w:tcPr>
-            <w:tcW w:type="dxa" w:w="4320"/>
-          </w:tcPr>
-          <w:p>
-            <w:r>
-              <w:rPr>
-                <w:b w:val="0"/>
-              </w:rPr>
-              <w:t>첨부·증빙</w:t>
-            </w:r>
-          </w:p>
-        </w:tc>
-        <w:tc>
-          <w:tcPr>
-            <w:tcW w:type="dxa" w:w="4320"/>
-          </w:tcPr>
-          <w:p>
-            <w:r>
-              <w:rPr>
-                <w:b w:val="0"/>
-              </w:rPr>
-              <w:t>사진·진료 관련 서류·목격 내용 등: ________</w:t>
-            </w:r>
-          </w:p>
-        </w:tc>
-      </w:tr>
-    </w:tbl>
-    <w:p/>
-    <w:p>
-      <w:pPr>
-        <w:pStyle w:val="Heading2"/>
-      </w:pPr>
-      <w:r>
-        <w:rPr>
-          <w:b w:val="0"/>
-        </w:rPr>
-        <w:t>작성·확인 서명</w:t>
+        <w:t>나. 추정 원인·책임 판단은 사실 기록과 구분합니다.</w:t>
       </w:r>
     </w:p>
     <w:tbl>
@@ -1858,7 +3779,7 @@
               <w:rPr>
                 <w:b/>
               </w:rPr>
-              <w:t>작성·확인일</w:t>
+              <w:t>내용</w:t>
             </w:r>
           </w:p>
         </w:tc>
@@ -1871,7 +3792,7 @@
               <w:rPr>
                 <w:b/>
               </w:rPr>
-              <w:t>이름</w:t>
+              <w:t>확인 담당</w:t>
             </w:r>
           </w:p>
         </w:tc>
@@ -1884,7 +3805,7 @@
               <w:rPr>
                 <w:b/>
               </w:rPr>
-              <w:t>서명</w:t>
+              <w:t>확인 기한</w:t>
             </w:r>
           </w:p>
         </w:tc>
@@ -1899,7 +3820,7 @@
               <w:rPr>
                 <w:b w:val="0"/>
               </w:rPr>
-              <w:t>안전 점검 작성</w:t>
+              <w:t>확인된 사고 원인</w:t>
             </w:r>
           </w:p>
         </w:tc>
@@ -1953,7 +3874,7 @@
               <w:rPr>
                 <w:b w:val="0"/>
               </w:rPr>
-              <w:t>안전 점검 확인</w:t>
+              <w:t>추가 확인이 필요한 사항</w:t>
             </w:r>
           </w:p>
         </w:tc>
@@ -2007,7 +3928,7 @@
               <w:rPr>
                 <w:b w:val="0"/>
               </w:rPr>
-              <w:t>사고 보고 작성</w:t>
+              <w:t>확보 자료 및 보관 위치</w:t>
             </w:r>
           </w:p>
         </w:tc>
@@ -2047,6 +3968,127 @@
                 <w:b w:val="0"/>
               </w:rPr>
               <w:t>________</w:t>
+            </w:r>
+          </w:p>
+        </w:tc>
+      </w:tr>
+    </w:tbl>
+    <w:p/>
+    <w:p>
+      <w:pPr>
+        <w:pStyle w:val="ListNumber"/>
+      </w:pPr>
+      <w:r>
+        <w:rPr>
+          <w:b w:val="0"/>
+        </w:rPr>
+        <w:t>보호자 연락 및 인계</w:t>
+      </w:r>
+    </w:p>
+    <w:tbl>
+      <w:tblPr>
+        <w:tblStyle w:val="TableGrid"/>
+        <w:tblW w:type="auto" w:w="0"/>
+        <w:tblLook w:firstColumn="1" w:firstRow="1" w:lastColumn="0" w:lastRow="0" w:noHBand="0" w:noVBand="1" w:val="04A0"/>
+      </w:tblPr>
+      <w:tblGrid>
+        <w:gridCol w:w="1234"/>
+        <w:gridCol w:w="1234"/>
+        <w:gridCol w:w="1234"/>
+        <w:gridCol w:w="1234"/>
+        <w:gridCol w:w="1234"/>
+        <w:gridCol w:w="1234"/>
+        <w:gridCol w:w="1234"/>
+      </w:tblGrid>
+      <w:tr>
+        <w:tc>
+          <w:tcPr>
+            <w:tcW w:type="dxa" w:w="1234"/>
+          </w:tcPr>
+          <w:p>
+            <w:r>
+              <w:rPr>
+                <w:b/>
+              </w:rPr>
+              <w:t>관련자 관리번호</w:t>
+            </w:r>
+          </w:p>
+        </w:tc>
+        <w:tc>
+          <w:tcPr>
+            <w:tcW w:type="dxa" w:w="1234"/>
+          </w:tcPr>
+          <w:p>
+            <w:r>
+              <w:rPr>
+                <w:b/>
+              </w:rPr>
+              <w:t>연락 일시</w:t>
+            </w:r>
+          </w:p>
+        </w:tc>
+        <w:tc>
+          <w:tcPr>
+            <w:tcW w:type="dxa" w:w="1234"/>
+          </w:tcPr>
+          <w:p>
+            <w:r>
+              <w:rPr>
+                <w:b/>
+              </w:rPr>
+              <w:t>연락 담당</w:t>
+            </w:r>
+          </w:p>
+        </w:tc>
+        <w:tc>
+          <w:tcPr>
+            <w:tcW w:type="dxa" w:w="1234"/>
+          </w:tcPr>
+          <w:p>
+            <w:r>
+              <w:rPr>
+                <w:b/>
+              </w:rPr>
+              <w:t>연락 결과·안내 내용</w:t>
+            </w:r>
+          </w:p>
+        </w:tc>
+        <w:tc>
+          <w:tcPr>
+            <w:tcW w:type="dxa" w:w="1234"/>
+          </w:tcPr>
+          <w:p>
+            <w:r>
+              <w:rPr>
+                <w:b/>
+              </w:rPr>
+              <w:t>인계 일시·확인 결과</w:t>
+            </w:r>
+          </w:p>
+        </w:tc>
+        <w:tc>
+          <w:tcPr>
+            <w:tcW w:type="dxa" w:w="1234"/>
+          </w:tcPr>
+          <w:p>
+            <w:r>
+              <w:rPr>
+                <w:b/>
+              </w:rPr>
+              <w:t>추가 연락 담당</w:t>
+            </w:r>
+          </w:p>
+        </w:tc>
+        <w:tc>
+          <w:tcPr>
+            <w:tcW w:type="dxa" w:w="1234"/>
+          </w:tcPr>
+          <w:p>
+            <w:r>
+              <w:rPr>
+                <w:b/>
+              </w:rPr>
+              <w:t>추가 연락 기한</w:t>
             </w:r>
           </w:p>
         </w:tc>
@@ -2054,20 +4096,7 @@
       <w:tr>
         <w:tc>
           <w:tcPr>
-            <w:tcW w:type="dxa" w:w="2160"/>
-          </w:tcPr>
-          <w:p>
-            <w:r>
-              <w:rPr>
-                <w:b w:val="0"/>
-              </w:rPr>
-              <w:t>사고 보고 확인</w:t>
-            </w:r>
-          </w:p>
-        </w:tc>
-        <w:tc>
-          <w:tcPr>
-            <w:tcW w:type="dxa" w:w="2160"/>
+            <w:tcW w:type="dxa" w:w="1234"/>
           </w:tcPr>
           <w:p>
             <w:r>
@@ -2080,7 +4109,7 @@
         </w:tc>
         <w:tc>
           <w:tcPr>
-            <w:tcW w:type="dxa" w:w="2160"/>
+            <w:tcW w:type="dxa" w:w="1234"/>
           </w:tcPr>
           <w:p>
             <w:r>
@@ -2093,7 +4122,152 @@
         </w:tc>
         <w:tc>
           <w:tcPr>
-            <w:tcW w:type="dxa" w:w="2160"/>
+            <w:tcW w:type="dxa" w:w="1234"/>
+          </w:tcPr>
+          <w:p>
+            <w:r>
+              <w:rPr>
+                <w:b w:val="0"/>
+              </w:rPr>
+              <w:t>________</w:t>
+            </w:r>
+          </w:p>
+        </w:tc>
+        <w:tc>
+          <w:tcPr>
+            <w:tcW w:type="dxa" w:w="1234"/>
+          </w:tcPr>
+          <w:p>
+            <w:r>
+              <w:rPr>
+                <w:b w:val="0"/>
+              </w:rPr>
+              <w:t>________</w:t>
+            </w:r>
+          </w:p>
+        </w:tc>
+        <w:tc>
+          <w:tcPr>
+            <w:tcW w:type="dxa" w:w="1234"/>
+          </w:tcPr>
+          <w:p>
+            <w:r>
+              <w:rPr>
+                <w:b w:val="0"/>
+              </w:rPr>
+              <w:t>________</w:t>
+            </w:r>
+          </w:p>
+        </w:tc>
+        <w:tc>
+          <w:tcPr>
+            <w:tcW w:type="dxa" w:w="1234"/>
+          </w:tcPr>
+          <w:p>
+            <w:r>
+              <w:rPr>
+                <w:b w:val="0"/>
+              </w:rPr>
+              <w:t>________</w:t>
+            </w:r>
+          </w:p>
+        </w:tc>
+        <w:tc>
+          <w:tcPr>
+            <w:tcW w:type="dxa" w:w="1234"/>
+          </w:tcPr>
+          <w:p>
+            <w:r>
+              <w:rPr>
+                <w:b w:val="0"/>
+              </w:rPr>
+              <w:t>________</w:t>
+            </w:r>
+          </w:p>
+        </w:tc>
+      </w:tr>
+      <w:tr>
+        <w:tc>
+          <w:tcPr>
+            <w:tcW w:type="dxa" w:w="1234"/>
+          </w:tcPr>
+          <w:p>
+            <w:r>
+              <w:rPr>
+                <w:b w:val="0"/>
+              </w:rPr>
+              <w:t>________</w:t>
+            </w:r>
+          </w:p>
+        </w:tc>
+        <w:tc>
+          <w:tcPr>
+            <w:tcW w:type="dxa" w:w="1234"/>
+          </w:tcPr>
+          <w:p>
+            <w:r>
+              <w:rPr>
+                <w:b w:val="0"/>
+              </w:rPr>
+              <w:t>________</w:t>
+            </w:r>
+          </w:p>
+        </w:tc>
+        <w:tc>
+          <w:tcPr>
+            <w:tcW w:type="dxa" w:w="1234"/>
+          </w:tcPr>
+          <w:p>
+            <w:r>
+              <w:rPr>
+                <w:b w:val="0"/>
+              </w:rPr>
+              <w:t>________</w:t>
+            </w:r>
+          </w:p>
+        </w:tc>
+        <w:tc>
+          <w:tcPr>
+            <w:tcW w:type="dxa" w:w="1234"/>
+          </w:tcPr>
+          <w:p>
+            <w:r>
+              <w:rPr>
+                <w:b w:val="0"/>
+              </w:rPr>
+              <w:t>________</w:t>
+            </w:r>
+          </w:p>
+        </w:tc>
+        <w:tc>
+          <w:tcPr>
+            <w:tcW w:type="dxa" w:w="1234"/>
+          </w:tcPr>
+          <w:p>
+            <w:r>
+              <w:rPr>
+                <w:b w:val="0"/>
+              </w:rPr>
+              <w:t>________</w:t>
+            </w:r>
+          </w:p>
+        </w:tc>
+        <w:tc>
+          <w:tcPr>
+            <w:tcW w:type="dxa" w:w="1234"/>
+          </w:tcPr>
+          <w:p>
+            <w:r>
+              <w:rPr>
+                <w:b w:val="0"/>
+              </w:rPr>
+              <w:t>________</w:t>
+            </w:r>
+          </w:p>
+        </w:tc>
+        <w:tc>
+          <w:tcPr>
+            <w:tcW w:type="dxa" w:w="1234"/>
           </w:tcPr>
           <w:p>
             <w:r>
@@ -2112,9 +4286,1490 @@
         <w:rPr>
           <w:b w:val="0"/>
         </w:rPr>
-        <w:t>※ 작성한 문서는 담당자가 보관하며, 개인정보와 사고 기록은 사고 처리에 필요한 관계자에게만 공유합니다.</w:t>
+        <w:t>가. 보호자 성명·전화번호와 구체적인 건강정보는 별도 기록에 작성합니다.</w:t>
       </w:r>
     </w:p>
+    <w:p>
+      <w:r>
+        <w:rPr>
+          <w:b w:val="0"/>
+        </w:rPr>
+        <w:t>나. 연락되지 않은 경우 재연락 시도와 결과를 기록하고 행사 책임자에게 보고합니다.</w:t>
+      </w:r>
+    </w:p>
+    <w:p>
+      <w:pPr>
+        <w:pStyle w:val="ListNumber"/>
+      </w:pPr>
+      <w:r>
+        <w:rPr>
+          <w:b w:val="0"/>
+        </w:rPr>
+        <w:t>후속조치 및 재발 방지</w:t>
+      </w:r>
+    </w:p>
+    <w:tbl>
+      <w:tblPr>
+        <w:tblStyle w:val="TableGrid"/>
+        <w:tblW w:type="auto" w:w="0"/>
+        <w:tblLook w:firstColumn="1" w:firstRow="1" w:lastColumn="0" w:lastRow="0" w:noHBand="0" w:noVBand="1" w:val="04A0"/>
+      </w:tblPr>
+      <w:tblGrid>
+        <w:gridCol w:w="1728"/>
+        <w:gridCol w:w="1728"/>
+        <w:gridCol w:w="1728"/>
+        <w:gridCol w:w="1728"/>
+        <w:gridCol w:w="1728"/>
+      </w:tblGrid>
+      <w:tr>
+        <w:tc>
+          <w:tcPr>
+            <w:tcW w:type="dxa" w:w="1728"/>
+          </w:tcPr>
+          <w:p>
+            <w:r>
+              <w:rPr>
+                <w:b/>
+              </w:rPr>
+              <w:t>구분</w:t>
+            </w:r>
+          </w:p>
+        </w:tc>
+        <w:tc>
+          <w:tcPr>
+            <w:tcW w:type="dxa" w:w="1728"/>
+          </w:tcPr>
+          <w:p>
+            <w:r>
+              <w:rPr>
+                <w:b/>
+              </w:rPr>
+              <w:t>후속조치 내용</w:t>
+            </w:r>
+          </w:p>
+        </w:tc>
+        <w:tc>
+          <w:tcPr>
+            <w:tcW w:type="dxa" w:w="1728"/>
+          </w:tcPr>
+          <w:p>
+            <w:r>
+              <w:rPr>
+                <w:b/>
+              </w:rPr>
+              <w:t>담당</w:t>
+            </w:r>
+          </w:p>
+        </w:tc>
+        <w:tc>
+          <w:tcPr>
+            <w:tcW w:type="dxa" w:w="1728"/>
+          </w:tcPr>
+          <w:p>
+            <w:r>
+              <w:rPr>
+                <w:b/>
+              </w:rPr>
+              <w:t>기한</w:t>
+            </w:r>
+          </w:p>
+        </w:tc>
+        <w:tc>
+          <w:tcPr>
+            <w:tcW w:type="dxa" w:w="1728"/>
+          </w:tcPr>
+          <w:p>
+            <w:r>
+              <w:rPr>
+                <w:b/>
+              </w:rPr>
+              <w:t>완료 여부·확인일</w:t>
+            </w:r>
+          </w:p>
+        </w:tc>
+      </w:tr>
+      <w:tr>
+        <w:tc>
+          <w:tcPr>
+            <w:tcW w:type="dxa" w:w="1728"/>
+          </w:tcPr>
+          <w:p>
+            <w:r>
+              <w:rPr>
+                <w:b w:val="0"/>
+              </w:rPr>
+              <w:t>관련자 지원</w:t>
+            </w:r>
+          </w:p>
+        </w:tc>
+        <w:tc>
+          <w:tcPr>
+            <w:tcW w:type="dxa" w:w="1728"/>
+          </w:tcPr>
+          <w:p>
+            <w:r>
+              <w:rPr>
+                <w:b w:val="0"/>
+              </w:rPr>
+              <w:t>________</w:t>
+            </w:r>
+          </w:p>
+        </w:tc>
+        <w:tc>
+          <w:tcPr>
+            <w:tcW w:type="dxa" w:w="1728"/>
+          </w:tcPr>
+          <w:p>
+            <w:r>
+              <w:rPr>
+                <w:b w:val="0"/>
+              </w:rPr>
+              <w:t>________</w:t>
+            </w:r>
+          </w:p>
+        </w:tc>
+        <w:tc>
+          <w:tcPr>
+            <w:tcW w:type="dxa" w:w="1728"/>
+          </w:tcPr>
+          <w:p>
+            <w:r>
+              <w:rPr>
+                <w:b w:val="0"/>
+              </w:rPr>
+              <w:t>________</w:t>
+            </w:r>
+          </w:p>
+        </w:tc>
+        <w:tc>
+          <w:tcPr>
+            <w:tcW w:type="dxa" w:w="1728"/>
+          </w:tcPr>
+          <w:p>
+            <w:r>
+              <w:rPr>
+                <w:b w:val="0"/>
+              </w:rPr>
+              <w:t>________</w:t>
+            </w:r>
+          </w:p>
+        </w:tc>
+      </w:tr>
+      <w:tr>
+        <w:tc>
+          <w:tcPr>
+            <w:tcW w:type="dxa" w:w="1728"/>
+          </w:tcPr>
+          <w:p>
+            <w:r>
+              <w:rPr>
+                <w:b w:val="0"/>
+              </w:rPr>
+              <w:t>시설·운영 개선</w:t>
+            </w:r>
+          </w:p>
+        </w:tc>
+        <w:tc>
+          <w:tcPr>
+            <w:tcW w:type="dxa" w:w="1728"/>
+          </w:tcPr>
+          <w:p>
+            <w:r>
+              <w:rPr>
+                <w:b w:val="0"/>
+              </w:rPr>
+              <w:t>________</w:t>
+            </w:r>
+          </w:p>
+        </w:tc>
+        <w:tc>
+          <w:tcPr>
+            <w:tcW w:type="dxa" w:w="1728"/>
+          </w:tcPr>
+          <w:p>
+            <w:r>
+              <w:rPr>
+                <w:b w:val="0"/>
+              </w:rPr>
+              <w:t>________</w:t>
+            </w:r>
+          </w:p>
+        </w:tc>
+        <w:tc>
+          <w:tcPr>
+            <w:tcW w:type="dxa" w:w="1728"/>
+          </w:tcPr>
+          <w:p>
+            <w:r>
+              <w:rPr>
+                <w:b w:val="0"/>
+              </w:rPr>
+              <w:t>________</w:t>
+            </w:r>
+          </w:p>
+        </w:tc>
+        <w:tc>
+          <w:tcPr>
+            <w:tcW w:type="dxa" w:w="1728"/>
+          </w:tcPr>
+          <w:p>
+            <w:r>
+              <w:rPr>
+                <w:b w:val="0"/>
+              </w:rPr>
+              <w:t>________</w:t>
+            </w:r>
+          </w:p>
+        </w:tc>
+      </w:tr>
+      <w:tr>
+        <w:tc>
+          <w:tcPr>
+            <w:tcW w:type="dxa" w:w="1728"/>
+          </w:tcPr>
+          <w:p>
+            <w:r>
+              <w:rPr>
+                <w:b w:val="0"/>
+              </w:rPr>
+              <w:t>보험 적용 확인·접수</w:t>
+            </w:r>
+          </w:p>
+        </w:tc>
+        <w:tc>
+          <w:tcPr>
+            <w:tcW w:type="dxa" w:w="1728"/>
+          </w:tcPr>
+          <w:p>
+            <w:r>
+              <w:rPr>
+                <w:b w:val="0"/>
+              </w:rPr>
+              <w:t>________</w:t>
+            </w:r>
+          </w:p>
+        </w:tc>
+        <w:tc>
+          <w:tcPr>
+            <w:tcW w:type="dxa" w:w="1728"/>
+          </w:tcPr>
+          <w:p>
+            <w:r>
+              <w:rPr>
+                <w:b w:val="0"/>
+              </w:rPr>
+              <w:t>________</w:t>
+            </w:r>
+          </w:p>
+        </w:tc>
+        <w:tc>
+          <w:tcPr>
+            <w:tcW w:type="dxa" w:w="1728"/>
+          </w:tcPr>
+          <w:p>
+            <w:r>
+              <w:rPr>
+                <w:b w:val="0"/>
+              </w:rPr>
+              <w:t>________</w:t>
+            </w:r>
+          </w:p>
+        </w:tc>
+        <w:tc>
+          <w:tcPr>
+            <w:tcW w:type="dxa" w:w="1728"/>
+          </w:tcPr>
+          <w:p>
+            <w:r>
+              <w:rPr>
+                <w:b w:val="0"/>
+              </w:rPr>
+              <w:t>________</w:t>
+            </w:r>
+          </w:p>
+        </w:tc>
+      </w:tr>
+      <w:tr>
+        <w:tc>
+          <w:tcPr>
+            <w:tcW w:type="dxa" w:w="1728"/>
+          </w:tcPr>
+          <w:p>
+            <w:r>
+              <w:rPr>
+                <w:b w:val="0"/>
+              </w:rPr>
+              <w:t>증빙 보관·추가 보고</w:t>
+            </w:r>
+          </w:p>
+        </w:tc>
+        <w:tc>
+          <w:tcPr>
+            <w:tcW w:type="dxa" w:w="1728"/>
+          </w:tcPr>
+          <w:p>
+            <w:r>
+              <w:rPr>
+                <w:b w:val="0"/>
+              </w:rPr>
+              <w:t>________</w:t>
+            </w:r>
+          </w:p>
+        </w:tc>
+        <w:tc>
+          <w:tcPr>
+            <w:tcW w:type="dxa" w:w="1728"/>
+          </w:tcPr>
+          <w:p>
+            <w:r>
+              <w:rPr>
+                <w:b w:val="0"/>
+              </w:rPr>
+              <w:t>________</w:t>
+            </w:r>
+          </w:p>
+        </w:tc>
+        <w:tc>
+          <w:tcPr>
+            <w:tcW w:type="dxa" w:w="1728"/>
+          </w:tcPr>
+          <w:p>
+            <w:r>
+              <w:rPr>
+                <w:b w:val="0"/>
+              </w:rPr>
+              <w:t>________</w:t>
+            </w:r>
+          </w:p>
+        </w:tc>
+        <w:tc>
+          <w:tcPr>
+            <w:tcW w:type="dxa" w:w="1728"/>
+          </w:tcPr>
+          <w:p>
+            <w:r>
+              <w:rPr>
+                <w:b w:val="0"/>
+              </w:rPr>
+              <w:t>________</w:t>
+            </w:r>
+          </w:p>
+        </w:tc>
+      </w:tr>
+      <w:tr>
+        <w:tc>
+          <w:tcPr>
+            <w:tcW w:type="dxa" w:w="1728"/>
+          </w:tcPr>
+          <w:p>
+            <w:r>
+              <w:rPr>
+                <w:b w:val="0"/>
+              </w:rPr>
+              <w:t>안전 점검표 보완·담당자 교육</w:t>
+            </w:r>
+          </w:p>
+        </w:tc>
+        <w:tc>
+          <w:tcPr>
+            <w:tcW w:type="dxa" w:w="1728"/>
+          </w:tcPr>
+          <w:p>
+            <w:r>
+              <w:rPr>
+                <w:b w:val="0"/>
+              </w:rPr>
+              <w:t>________</w:t>
+            </w:r>
+          </w:p>
+        </w:tc>
+        <w:tc>
+          <w:tcPr>
+            <w:tcW w:type="dxa" w:w="1728"/>
+          </w:tcPr>
+          <w:p>
+            <w:r>
+              <w:rPr>
+                <w:b w:val="0"/>
+              </w:rPr>
+              <w:t>________</w:t>
+            </w:r>
+          </w:p>
+        </w:tc>
+        <w:tc>
+          <w:tcPr>
+            <w:tcW w:type="dxa" w:w="1728"/>
+          </w:tcPr>
+          <w:p>
+            <w:r>
+              <w:rPr>
+                <w:b w:val="0"/>
+              </w:rPr>
+              <w:t>________</w:t>
+            </w:r>
+          </w:p>
+        </w:tc>
+        <w:tc>
+          <w:tcPr>
+            <w:tcW w:type="dxa" w:w="1728"/>
+          </w:tcPr>
+          <w:p>
+            <w:r>
+              <w:rPr>
+                <w:b w:val="0"/>
+              </w:rPr>
+              <w:t>________</w:t>
+            </w:r>
+          </w:p>
+        </w:tc>
+      </w:tr>
+    </w:tbl>
+    <w:p/>
+    <w:p>
+      <w:pPr>
+        <w:pStyle w:val="ListNumber"/>
+      </w:pPr>
+      <w:r>
+        <w:rPr>
+          <w:b w:val="0"/>
+        </w:rPr>
+        <w:t>작성 및 확인</w:t>
+      </w:r>
+    </w:p>
+    <w:tbl>
+      <w:tblPr>
+        <w:tblStyle w:val="TableGrid"/>
+        <w:tblW w:type="auto" w:w="0"/>
+        <w:tblLook w:firstColumn="1" w:firstRow="1" w:lastColumn="0" w:lastRow="0" w:noHBand="0" w:noVBand="1" w:val="04A0"/>
+      </w:tblPr>
+      <w:tblGrid>
+        <w:gridCol w:w="2160"/>
+        <w:gridCol w:w="2160"/>
+        <w:gridCol w:w="2160"/>
+        <w:gridCol w:w="2160"/>
+      </w:tblGrid>
+      <w:tr>
+        <w:tc>
+          <w:tcPr>
+            <w:tcW w:type="dxa" w:w="2160"/>
+          </w:tcPr>
+          <w:p>
+            <w:r>
+              <w:rPr>
+                <w:b/>
+              </w:rPr>
+              <w:t>구분</w:t>
+            </w:r>
+          </w:p>
+        </w:tc>
+        <w:tc>
+          <w:tcPr>
+            <w:tcW w:type="dxa" w:w="2160"/>
+          </w:tcPr>
+          <w:p>
+            <w:r>
+              <w:rPr>
+                <w:b/>
+              </w:rPr>
+              <w:t>성명</w:t>
+            </w:r>
+          </w:p>
+        </w:tc>
+        <w:tc>
+          <w:tcPr>
+            <w:tcW w:type="dxa" w:w="2160"/>
+          </w:tcPr>
+          <w:p>
+            <w:r>
+              <w:rPr>
+                <w:b/>
+              </w:rPr>
+              <w:t>서명</w:t>
+            </w:r>
+          </w:p>
+        </w:tc>
+        <w:tc>
+          <w:tcPr>
+            <w:tcW w:type="dxa" w:w="2160"/>
+          </w:tcPr>
+          <w:p>
+            <w:r>
+              <w:rPr>
+                <w:b/>
+              </w:rPr>
+              <w:t>일시</w:t>
+            </w:r>
+          </w:p>
+        </w:tc>
+      </w:tr>
+      <w:tr>
+        <w:tc>
+          <w:tcPr>
+            <w:tcW w:type="dxa" w:w="2160"/>
+          </w:tcPr>
+          <w:p>
+            <w:r>
+              <w:rPr>
+                <w:b w:val="0"/>
+              </w:rPr>
+              <w:t>작성자</w:t>
+            </w:r>
+          </w:p>
+        </w:tc>
+        <w:tc>
+          <w:tcPr>
+            <w:tcW w:type="dxa" w:w="2160"/>
+          </w:tcPr>
+          <w:p>
+            <w:r>
+              <w:rPr>
+                <w:b w:val="0"/>
+              </w:rPr>
+              <w:t>________</w:t>
+            </w:r>
+          </w:p>
+        </w:tc>
+        <w:tc>
+          <w:tcPr>
+            <w:tcW w:type="dxa" w:w="2160"/>
+          </w:tcPr>
+          <w:p>
+            <w:r>
+              <w:rPr>
+                <w:b w:val="0"/>
+              </w:rPr>
+              <w:t>________</w:t>
+            </w:r>
+          </w:p>
+        </w:tc>
+        <w:tc>
+          <w:tcPr>
+            <w:tcW w:type="dxa" w:w="2160"/>
+          </w:tcPr>
+          <w:p>
+            <w:r>
+              <w:rPr>
+                <w:b w:val="0"/>
+              </w:rPr>
+              <w:t>________</w:t>
+            </w:r>
+          </w:p>
+        </w:tc>
+      </w:tr>
+      <w:tr>
+        <w:tc>
+          <w:tcPr>
+            <w:tcW w:type="dxa" w:w="2160"/>
+          </w:tcPr>
+          <w:p>
+            <w:r>
+              <w:rPr>
+                <w:b w:val="0"/>
+              </w:rPr>
+              <w:t>확인자(행사 책임자)</w:t>
+            </w:r>
+          </w:p>
+        </w:tc>
+        <w:tc>
+          <w:tcPr>
+            <w:tcW w:type="dxa" w:w="2160"/>
+          </w:tcPr>
+          <w:p>
+            <w:r>
+              <w:rPr>
+                <w:b w:val="0"/>
+              </w:rPr>
+              <w:t>________</w:t>
+            </w:r>
+          </w:p>
+        </w:tc>
+        <w:tc>
+          <w:tcPr>
+            <w:tcW w:type="dxa" w:w="2160"/>
+          </w:tcPr>
+          <w:p>
+            <w:r>
+              <w:rPr>
+                <w:b w:val="0"/>
+              </w:rPr>
+              <w:t>________</w:t>
+            </w:r>
+          </w:p>
+        </w:tc>
+        <w:tc>
+          <w:tcPr>
+            <w:tcW w:type="dxa" w:w="2160"/>
+          </w:tcPr>
+          <w:p>
+            <w:r>
+              <w:rPr>
+                <w:b w:val="0"/>
+              </w:rPr>
+              <w:t>________</w:t>
+            </w:r>
+          </w:p>
+        </w:tc>
+      </w:tr>
+    </w:tbl>
+    <w:p/>
+    <w:p>
+      <w:r>
+        <w:rPr>
+          <w:b w:val="0"/>
+        </w:rPr>
+        <w:t>붙임 1. 사고 관련 개인정보 별도 기록서 1부.</w:t>
+      </w:r>
+    </w:p>
+    <w:p>
+      <w:pPr>
+        <w:pStyle w:val="Heading1"/>
+        <w:jc w:val="center"/>
+      </w:pPr>
+      <w:r>
+        <w:rPr>
+          <w:b w:val="0"/>
+        </w:rPr>
+        <w:t>[연도] (교회명) (부서명) 사고 관련 개인정보 별도 기록서</w:t>
+      </w:r>
+    </w:p>
+    <w:tbl>
+      <w:tblPr>
+        <w:tblStyle w:val="TableGrid"/>
+        <w:tblW w:type="auto" w:w="0"/>
+        <w:tblLook w:firstColumn="1" w:firstRow="1" w:lastColumn="0" w:lastRow="0" w:noHBand="0" w:noVBand="1" w:val="04A0"/>
+      </w:tblPr>
+      <w:tblGrid>
+        <w:gridCol w:w="2160"/>
+        <w:gridCol w:w="2160"/>
+        <w:gridCol w:w="2160"/>
+        <w:gridCol w:w="2160"/>
+      </w:tblGrid>
+      <w:tr>
+        <w:tc>
+          <w:tcPr>
+            <w:tcW w:type="dxa" w:w="2160"/>
+          </w:tcPr>
+          <w:p>
+            <w:r>
+              <w:rPr>
+                <w:b/>
+              </w:rPr>
+              <w:t>작성일</w:t>
+            </w:r>
+          </w:p>
+        </w:tc>
+        <w:tc>
+          <w:tcPr>
+            <w:tcW w:type="dxa" w:w="2160"/>
+          </w:tcPr>
+          <w:p>
+            <w:r>
+              <w:rPr>
+                <w:b/>
+              </w:rPr>
+              <w:t>작성자</w:t>
+            </w:r>
+          </w:p>
+        </w:tc>
+        <w:tc>
+          <w:tcPr>
+            <w:tcW w:type="dxa" w:w="2160"/>
+          </w:tcPr>
+          <w:p>
+            <w:r>
+              <w:rPr>
+                <w:b/>
+              </w:rPr>
+              <w:t>부서</w:t>
+            </w:r>
+          </w:p>
+        </w:tc>
+        <w:tc>
+          <w:tcPr>
+            <w:tcW w:type="dxa" w:w="2160"/>
+          </w:tcPr>
+          <w:p>
+            <w:r>
+              <w:rPr>
+                <w:b/>
+              </w:rPr>
+              <w:t>문서 상태(초안/확정)</w:t>
+            </w:r>
+          </w:p>
+        </w:tc>
+      </w:tr>
+      <w:tr>
+        <w:tc>
+          <w:tcPr>
+            <w:tcW w:type="dxa" w:w="2160"/>
+          </w:tcPr>
+          <w:p>
+            <w:r>
+              <w:rPr>
+                <w:b w:val="0"/>
+              </w:rPr>
+              <w:t>________</w:t>
+            </w:r>
+          </w:p>
+        </w:tc>
+        <w:tc>
+          <w:tcPr>
+            <w:tcW w:type="dxa" w:w="2160"/>
+          </w:tcPr>
+          <w:p>
+            <w:r>
+              <w:rPr>
+                <w:b w:val="0"/>
+              </w:rPr>
+              <w:t>________</w:t>
+            </w:r>
+          </w:p>
+        </w:tc>
+        <w:tc>
+          <w:tcPr>
+            <w:tcW w:type="dxa" w:w="2160"/>
+          </w:tcPr>
+          <w:p>
+            <w:r>
+              <w:rPr>
+                <w:b w:val="0"/>
+              </w:rPr>
+              <w:t>(부서명)</w:t>
+            </w:r>
+          </w:p>
+        </w:tc>
+        <w:tc>
+          <w:tcPr>
+            <w:tcW w:type="dxa" w:w="2160"/>
+          </w:tcPr>
+          <w:p>
+            <w:r>
+              <w:rPr>
+                <w:b w:val="0"/>
+              </w:rPr>
+              <w:t>________</w:t>
+            </w:r>
+          </w:p>
+        </w:tc>
+      </w:tr>
+    </w:tbl>
+    <w:p/>
+    <w:p>
+      <w:pPr>
+        <w:pStyle w:val="ListNumber"/>
+      </w:pPr>
+      <w:r>
+        <w:rPr>
+          <w:b w:val="0"/>
+        </w:rPr>
+        <w:t>관련자 및 연락 기록</w:t>
+      </w:r>
+    </w:p>
+    <w:tbl>
+      <w:tblPr>
+        <w:tblStyle w:val="TableGrid"/>
+        <w:tblW w:type="auto" w:w="0"/>
+        <w:tblLook w:firstColumn="1" w:firstRow="1" w:lastColumn="0" w:lastRow="0" w:noHBand="0" w:noVBand="1" w:val="04A0"/>
+      </w:tblPr>
+      <w:tblGrid>
+        <w:gridCol w:w="4320"/>
+        <w:gridCol w:w="4320"/>
+      </w:tblGrid>
+      <w:tr>
+        <w:tc>
+          <w:tcPr>
+            <w:tcW w:type="dxa" w:w="4320"/>
+          </w:tcPr>
+          <w:p>
+            <w:r>
+              <w:rPr>
+                <w:b/>
+              </w:rPr>
+              <w:t>구분</w:t>
+            </w:r>
+          </w:p>
+        </w:tc>
+        <w:tc>
+          <w:tcPr>
+            <w:tcW w:type="dxa" w:w="4320"/>
+          </w:tcPr>
+          <w:p>
+            <w:r>
+              <w:rPr>
+                <w:b/>
+              </w:rPr>
+              <w:t>기재 내용</w:t>
+            </w:r>
+          </w:p>
+        </w:tc>
+      </w:tr>
+      <w:tr>
+        <w:tc>
+          <w:tcPr>
+            <w:tcW w:type="dxa" w:w="4320"/>
+          </w:tcPr>
+          <w:p>
+            <w:r>
+              <w:rPr>
+                <w:b w:val="0"/>
+              </w:rPr>
+              <w:t>사고 관리번호·관련자 관리번호</w:t>
+            </w:r>
+          </w:p>
+        </w:tc>
+        <w:tc>
+          <w:tcPr>
+            <w:tcW w:type="dxa" w:w="4320"/>
+          </w:tcPr>
+          <w:p>
+            <w:r>
+              <w:rPr>
+                <w:b w:val="0"/>
+              </w:rPr>
+              <w:t>________</w:t>
+            </w:r>
+          </w:p>
+        </w:tc>
+      </w:tr>
+      <w:tr>
+        <w:tc>
+          <w:tcPr>
+            <w:tcW w:type="dxa" w:w="4320"/>
+          </w:tcPr>
+          <w:p>
+            <w:r>
+              <w:rPr>
+                <w:b w:val="0"/>
+              </w:rPr>
+              <w:t>관련자 성명·부서</w:t>
+            </w:r>
+          </w:p>
+        </w:tc>
+        <w:tc>
+          <w:tcPr>
+            <w:tcW w:type="dxa" w:w="4320"/>
+          </w:tcPr>
+          <w:p>
+            <w:r>
+              <w:rPr>
+                <w:b w:val="0"/>
+              </w:rPr>
+              <w:t>________</w:t>
+            </w:r>
+          </w:p>
+        </w:tc>
+      </w:tr>
+      <w:tr>
+        <w:tc>
+          <w:tcPr>
+            <w:tcW w:type="dxa" w:w="4320"/>
+          </w:tcPr>
+          <w:p>
+            <w:r>
+              <w:rPr>
+                <w:b w:val="0"/>
+              </w:rPr>
+              <w:t>보호자 성명·관계</w:t>
+            </w:r>
+          </w:p>
+        </w:tc>
+        <w:tc>
+          <w:tcPr>
+            <w:tcW w:type="dxa" w:w="4320"/>
+          </w:tcPr>
+          <w:p>
+            <w:r>
+              <w:rPr>
+                <w:b w:val="0"/>
+              </w:rPr>
+              <w:t>________</w:t>
+            </w:r>
+          </w:p>
+        </w:tc>
+      </w:tr>
+      <w:tr>
+        <w:tc>
+          <w:tcPr>
+            <w:tcW w:type="dxa" w:w="4320"/>
+          </w:tcPr>
+          <w:p>
+            <w:r>
+              <w:rPr>
+                <w:b w:val="0"/>
+              </w:rPr>
+              <w:t>보호자 연락처</w:t>
+            </w:r>
+          </w:p>
+        </w:tc>
+        <w:tc>
+          <w:tcPr>
+            <w:tcW w:type="dxa" w:w="4320"/>
+          </w:tcPr>
+          <w:p>
+            <w:r>
+              <w:rPr>
+                <w:b w:val="0"/>
+              </w:rPr>
+              <w:t>________</w:t>
+            </w:r>
+          </w:p>
+        </w:tc>
+      </w:tr>
+      <w:tr>
+        <w:tc>
+          <w:tcPr>
+            <w:tcW w:type="dxa" w:w="4320"/>
+          </w:tcPr>
+          <w:p>
+            <w:r>
+              <w:rPr>
+                <w:b w:val="0"/>
+              </w:rPr>
+              <w:t>연락 일시·연락 담당</w:t>
+            </w:r>
+          </w:p>
+        </w:tc>
+        <w:tc>
+          <w:tcPr>
+            <w:tcW w:type="dxa" w:w="4320"/>
+          </w:tcPr>
+          <w:p>
+            <w:r>
+              <w:rPr>
+                <w:b w:val="0"/>
+              </w:rPr>
+              <w:t>________</w:t>
+            </w:r>
+          </w:p>
+        </w:tc>
+      </w:tr>
+      <w:tr>
+        <w:tc>
+          <w:tcPr>
+            <w:tcW w:type="dxa" w:w="4320"/>
+          </w:tcPr>
+          <w:p>
+            <w:r>
+              <w:rPr>
+                <w:b w:val="0"/>
+              </w:rPr>
+              <w:t>보호자에게 안내한 내용·회신</w:t>
+            </w:r>
+          </w:p>
+        </w:tc>
+        <w:tc>
+          <w:tcPr>
+            <w:tcW w:type="dxa" w:w="4320"/>
+          </w:tcPr>
+          <w:p>
+            <w:r>
+              <w:rPr>
+                <w:b w:val="0"/>
+              </w:rPr>
+              <w:t>________</w:t>
+            </w:r>
+          </w:p>
+        </w:tc>
+      </w:tr>
+      <w:tr>
+        <w:tc>
+          <w:tcPr>
+            <w:tcW w:type="dxa" w:w="4320"/>
+          </w:tcPr>
+          <w:p>
+            <w:r>
+              <w:rPr>
+                <w:b w:val="0"/>
+              </w:rPr>
+              <w:t>인계받은 사람·관계·인계 일시</w:t>
+            </w:r>
+          </w:p>
+        </w:tc>
+        <w:tc>
+          <w:tcPr>
+            <w:tcW w:type="dxa" w:w="4320"/>
+          </w:tcPr>
+          <w:p>
+            <w:r>
+              <w:rPr>
+                <w:b w:val="0"/>
+              </w:rPr>
+              <w:t>________</w:t>
+            </w:r>
+          </w:p>
+        </w:tc>
+      </w:tr>
+    </w:tbl>
+    <w:p/>
+    <w:p>
+      <w:pPr>
+        <w:pStyle w:val="ListNumber"/>
+      </w:pPr>
+      <w:r>
+        <w:rPr>
+          <w:b w:val="0"/>
+        </w:rPr>
+        <w:t>건강 관련 별도 기록</w:t>
+      </w:r>
+    </w:p>
+    <w:tbl>
+      <w:tblPr>
+        <w:tblStyle w:val="TableGrid"/>
+        <w:tblW w:type="auto" w:w="0"/>
+        <w:tblLook w:firstColumn="1" w:firstRow="1" w:lastColumn="0" w:lastRow="0" w:noHBand="0" w:noVBand="1" w:val="04A0"/>
+      </w:tblPr>
+      <w:tblGrid>
+        <w:gridCol w:w="4320"/>
+        <w:gridCol w:w="4320"/>
+      </w:tblGrid>
+      <w:tr>
+        <w:tc>
+          <w:tcPr>
+            <w:tcW w:type="dxa" w:w="4320"/>
+          </w:tcPr>
+          <w:p>
+            <w:r>
+              <w:rPr>
+                <w:b/>
+              </w:rPr>
+              <w:t>구분</w:t>
+            </w:r>
+          </w:p>
+        </w:tc>
+        <w:tc>
+          <w:tcPr>
+            <w:tcW w:type="dxa" w:w="4320"/>
+          </w:tcPr>
+          <w:p>
+            <w:r>
+              <w:rPr>
+                <w:b/>
+              </w:rPr>
+              <w:t>기재 내용</w:t>
+            </w:r>
+          </w:p>
+        </w:tc>
+      </w:tr>
+      <w:tr>
+        <w:tc>
+          <w:tcPr>
+            <w:tcW w:type="dxa" w:w="4320"/>
+          </w:tcPr>
+          <w:p>
+            <w:r>
+              <w:rPr>
+                <w:b w:val="0"/>
+              </w:rPr>
+              <w:t>현장에서 관찰한 상태</w:t>
+            </w:r>
+          </w:p>
+        </w:tc>
+        <w:tc>
+          <w:tcPr>
+            <w:tcW w:type="dxa" w:w="4320"/>
+          </w:tcPr>
+          <w:p>
+            <w:r>
+              <w:rPr>
+                <w:b w:val="0"/>
+              </w:rPr>
+              <w:t>________</w:t>
+            </w:r>
+          </w:p>
+        </w:tc>
+      </w:tr>
+      <w:tr>
+        <w:tc>
+          <w:tcPr>
+            <w:tcW w:type="dxa" w:w="4320"/>
+          </w:tcPr>
+          <w:p>
+            <w:r>
+              <w:rPr>
+                <w:b w:val="0"/>
+              </w:rPr>
+              <w:t>본인·보호자가 알린 주의사항</w:t>
+            </w:r>
+          </w:p>
+        </w:tc>
+        <w:tc>
+          <w:tcPr>
+            <w:tcW w:type="dxa" w:w="4320"/>
+          </w:tcPr>
+          <w:p>
+            <w:r>
+              <w:rPr>
+                <w:b w:val="0"/>
+              </w:rPr>
+              <w:t>________</w:t>
+            </w:r>
+          </w:p>
+        </w:tc>
+      </w:tr>
+      <w:tr>
+        <w:tc>
+          <w:tcPr>
+            <w:tcW w:type="dxa" w:w="4320"/>
+          </w:tcPr>
+          <w:p>
+            <w:r>
+              <w:rPr>
+                <w:b w:val="0"/>
+              </w:rPr>
+              <w:t>응급조치·의료기관 인계 사항</w:t>
+            </w:r>
+          </w:p>
+        </w:tc>
+        <w:tc>
+          <w:tcPr>
+            <w:tcW w:type="dxa" w:w="4320"/>
+          </w:tcPr>
+          <w:p>
+            <w:r>
+              <w:rPr>
+                <w:b w:val="0"/>
+              </w:rPr>
+              <w:t>________</w:t>
+            </w:r>
+          </w:p>
+        </w:tc>
+      </w:tr>
+      <w:tr>
+        <w:tc>
+          <w:tcPr>
+            <w:tcW w:type="dxa" w:w="4320"/>
+          </w:tcPr>
+          <w:p>
+            <w:r>
+              <w:rPr>
+                <w:b w:val="0"/>
+              </w:rPr>
+              <w:t>정보 출처·확인 일시</w:t>
+            </w:r>
+          </w:p>
+        </w:tc>
+        <w:tc>
+          <w:tcPr>
+            <w:tcW w:type="dxa" w:w="4320"/>
+          </w:tcPr>
+          <w:p>
+            <w:r>
+              <w:rPr>
+                <w:b w:val="0"/>
+              </w:rPr>
+              <w:t>________</w:t>
+            </w:r>
+          </w:p>
+        </w:tc>
+      </w:tr>
+    </w:tbl>
+    <w:p/>
+    <w:p>
+      <w:r>
+        <w:rPr>
+          <w:b w:val="0"/>
+        </w:rPr>
+        <w:t>가. 사고 대응에 필요한 최소한의 정보만 기록하고, 진단되지 않은 내용을 진단명으로 기재하지 않습니다.</w:t>
+      </w:r>
+    </w:p>
+    <w:p>
+      <w:pPr>
+        <w:pStyle w:val="ListNumber"/>
+      </w:pPr>
+      <w:r>
+        <w:rPr>
+          <w:b w:val="0"/>
+        </w:rPr>
+        <w:t>동의 및 보관 관리</w:t>
+      </w:r>
+    </w:p>
+    <w:p>
+      <w:r>
+        <w:rPr>
+          <w:b w:val="0"/>
+        </w:rPr>
+        <w:t>가. 개인정보 수집·이용 동의: 사고 대응·보호자 연락·후속 지원을 위해 성명·관계·연락처·연락 및 인계 기록을 수집·이용하며, 보유기간 ________ 후 파기합니다. 동의를 거부할 수 있으나 연락·지원에 제한이 있을 수 있습니다. 동의 여부 ________ / 본인 또는 법정대리인 서명 ________ / 일자 ________.</w:t>
+      </w:r>
+    </w:p>
+    <w:p>
+      <w:r>
+        <w:rPr>
+          <w:b w:val="0"/>
+        </w:rPr>
+        <w:t>나. 민감정보 별도 동의: 위 목적과 보유기간에 따라 건강정보를 수집·이용하는 데 동의 여부 ________ / 본인 또는 법정대리인 서명 ________ / 일자 ________.</w:t>
+      </w:r>
+    </w:p>
+    <w:tbl>
+      <w:tblPr>
+        <w:tblStyle w:val="TableGrid"/>
+        <w:tblW w:type="auto" w:w="0"/>
+        <w:tblLook w:firstColumn="1" w:firstRow="1" w:lastColumn="0" w:lastRow="0" w:noHBand="0" w:noVBand="1" w:val="04A0"/>
+      </w:tblPr>
+      <w:tblGrid>
+        <w:gridCol w:w="2160"/>
+        <w:gridCol w:w="2160"/>
+        <w:gridCol w:w="2160"/>
+        <w:gridCol w:w="2160"/>
+      </w:tblGrid>
+      <w:tr>
+        <w:tc>
+          <w:tcPr>
+            <w:tcW w:type="dxa" w:w="2160"/>
+          </w:tcPr>
+          <w:p>
+            <w:r>
+              <w:rPr>
+                <w:b/>
+              </w:rPr>
+              <w:t>관리 항목</w:t>
+            </w:r>
+          </w:p>
+        </w:tc>
+        <w:tc>
+          <w:tcPr>
+            <w:tcW w:type="dxa" w:w="2160"/>
+          </w:tcPr>
+          <w:p>
+            <w:r>
+              <w:rPr>
+                <w:b/>
+              </w:rPr>
+              <w:t>내용</w:t>
+            </w:r>
+          </w:p>
+        </w:tc>
+        <w:tc>
+          <w:tcPr>
+            <w:tcW w:type="dxa" w:w="2160"/>
+          </w:tcPr>
+          <w:p>
+            <w:r>
+              <w:rPr>
+                <w:b/>
+              </w:rPr>
+              <w:t>담당</w:t>
+            </w:r>
+          </w:p>
+        </w:tc>
+        <w:tc>
+          <w:tcPr>
+            <w:tcW w:type="dxa" w:w="2160"/>
+          </w:tcPr>
+          <w:p>
+            <w:r>
+              <w:rPr>
+                <w:b/>
+              </w:rPr>
+              <w:t>기한</w:t>
+            </w:r>
+          </w:p>
+        </w:tc>
+      </w:tr>
+      <w:tr>
+        <w:tc>
+          <w:tcPr>
+            <w:tcW w:type="dxa" w:w="2160"/>
+          </w:tcPr>
+          <w:p>
+            <w:r>
+              <w:rPr>
+                <w:b w:val="0"/>
+              </w:rPr>
+              <w:t>접근 권한·보관 위치 지정</w:t>
+            </w:r>
+          </w:p>
+        </w:tc>
+        <w:tc>
+          <w:tcPr>
+            <w:tcW w:type="dxa" w:w="2160"/>
+          </w:tcPr>
+          <w:p>
+            <w:r>
+              <w:rPr>
+                <w:b w:val="0"/>
+              </w:rPr>
+              <w:t>________</w:t>
+            </w:r>
+          </w:p>
+        </w:tc>
+        <w:tc>
+          <w:tcPr>
+            <w:tcW w:type="dxa" w:w="2160"/>
+          </w:tcPr>
+          <w:p>
+            <w:r>
+              <w:rPr>
+                <w:b w:val="0"/>
+              </w:rPr>
+              <w:t>________</w:t>
+            </w:r>
+          </w:p>
+        </w:tc>
+        <w:tc>
+          <w:tcPr>
+            <w:tcW w:type="dxa" w:w="2160"/>
+          </w:tcPr>
+          <w:p>
+            <w:r>
+              <w:rPr>
+                <w:b w:val="0"/>
+              </w:rPr>
+              <w:t>________</w:t>
+            </w:r>
+          </w:p>
+        </w:tc>
+      </w:tr>
+      <w:tr>
+        <w:tc>
+          <w:tcPr>
+            <w:tcW w:type="dxa" w:w="2160"/>
+          </w:tcPr>
+          <w:p>
+            <w:r>
+              <w:rPr>
+                <w:b w:val="0"/>
+              </w:rPr>
+              <w:t>보유기간 종료 후 파기</w:t>
+            </w:r>
+          </w:p>
+        </w:tc>
+        <w:tc>
+          <w:tcPr>
+            <w:tcW w:type="dxa" w:w="2160"/>
+          </w:tcPr>
+          <w:p>
+            <w:r>
+              <w:rPr>
+                <w:b w:val="0"/>
+              </w:rPr>
+              <w:t>________</w:t>
+            </w:r>
+          </w:p>
+        </w:tc>
+        <w:tc>
+          <w:tcPr>
+            <w:tcW w:type="dxa" w:w="2160"/>
+          </w:tcPr>
+          <w:p>
+            <w:r>
+              <w:rPr>
+                <w:b w:val="0"/>
+              </w:rPr>
+              <w:t>________</w:t>
+            </w:r>
+          </w:p>
+        </w:tc>
+        <w:tc>
+          <w:tcPr>
+            <w:tcW w:type="dxa" w:w="2160"/>
+          </w:tcPr>
+          <w:p>
+            <w:r>
+              <w:rPr>
+                <w:b w:val="0"/>
+              </w:rPr>
+              <w:t>________</w:t>
+            </w:r>
+          </w:p>
+        </w:tc>
+      </w:tr>
+    </w:tbl>
+    <w:p/>
+    <w:tbl>
+      <w:tblPr>
+        <w:tblStyle w:val="TableGrid"/>
+        <w:tblW w:type="auto" w:w="0"/>
+        <w:tblLook w:firstColumn="1" w:firstRow="1" w:lastColumn="0" w:lastRow="0" w:noHBand="0" w:noVBand="1" w:val="04A0"/>
+      </w:tblPr>
+      <w:tblGrid>
+        <w:gridCol w:w="2880"/>
+        <w:gridCol w:w="2880"/>
+        <w:gridCol w:w="2880"/>
+      </w:tblGrid>
+      <w:tr>
+        <w:tc>
+          <w:tcPr>
+            <w:tcW w:type="dxa" w:w="2880"/>
+          </w:tcPr>
+          <w:p>
+            <w:r>
+              <w:rPr>
+                <w:b/>
+              </w:rPr>
+              <w:t>작성자 서명</w:t>
+            </w:r>
+          </w:p>
+        </w:tc>
+        <w:tc>
+          <w:tcPr>
+            <w:tcW w:type="dxa" w:w="2880"/>
+          </w:tcPr>
+          <w:p>
+            <w:r>
+              <w:rPr>
+                <w:b/>
+              </w:rPr>
+              <w:t>확인자 서명</w:t>
+            </w:r>
+          </w:p>
+        </w:tc>
+        <w:tc>
+          <w:tcPr>
+            <w:tcW w:type="dxa" w:w="2880"/>
+          </w:tcPr>
+          <w:p>
+            <w:r>
+              <w:rPr>
+                <w:b/>
+              </w:rPr>
+              <w:t>확인 일시</w:t>
+            </w:r>
+          </w:p>
+        </w:tc>
+      </w:tr>
+      <w:tr>
+        <w:tc>
+          <w:tcPr>
+            <w:tcW w:type="dxa" w:w="2880"/>
+          </w:tcPr>
+          <w:p>
+            <w:r>
+              <w:rPr>
+                <w:b w:val="0"/>
+              </w:rPr>
+              <w:t>________</w:t>
+            </w:r>
+          </w:p>
+        </w:tc>
+        <w:tc>
+          <w:tcPr>
+            <w:tcW w:type="dxa" w:w="2880"/>
+          </w:tcPr>
+          <w:p>
+            <w:r>
+              <w:rPr>
+                <w:b w:val="0"/>
+              </w:rPr>
+              <w:t>________</w:t>
+            </w:r>
+          </w:p>
+        </w:tc>
+        <w:tc>
+          <w:tcPr>
+            <w:tcW w:type="dxa" w:w="2880"/>
+          </w:tcPr>
+          <w:p>
+            <w:r>
+              <w:rPr>
+                <w:b w:val="0"/>
+              </w:rPr>
+              <w:t>________</w:t>
+            </w:r>
+          </w:p>
+        </w:tc>
+      </w:tr>
+    </w:tbl>
+    <w:p/>
     <w:sectPr>
       <w:pgSz w:w="12240" w:h="15840"/>
       <w:pgMar w:top="1440" w:right="1800" w:bottom="1440" w:left="1800" w:header="720" w:footer="720" w:gutter="0"/>
